--- a/docs/superpowers/specs/2026-06-18-a4-bank-reconciliation-design.docx
+++ b/docs/superpowers/specs/2026-06-18-a4-bank-reconciliation-design.docx
@@ -1846,37 +1846,144 @@
               </w:rPr>
               <w:t xml:space="preserve">BaseTenantEntity</w:t>
             </w:r>
-          </w:p>
-        </w:tc>
-        <w:tc>
-          <w:tcPr/>
-          <w:p>
-            <w:pPr>
-              <w:pStyle w:val="Compact"/>
-            </w:pPr>
+            <w:r>
+              <w:t xml:space="preserve">(</w:t>
+            </w:r>
             <w:r>
               <w:rPr>
                 <w:rStyle w:val="VerbatimChar"/>
               </w:rPr>
-              <w:t xml:space="preserve">Id</w:t>
-            </w:r>
-            <w:r>
-              <w:rPr>
-                <w:rFonts w:hint="eastAsia"/>
-              </w:rPr>
-              <w:t xml:space="preserve">/审计/</w:t>
+              <w:t xml:space="preserve">CP6.Entity/BaseTenantEntity.cs</w:t>
+            </w:r>
+            <w:r>
+              <w:t xml:space="preserve">)</w:t>
+            </w:r>
+          </w:p>
+        </w:tc>
+        <w:tc>
+          <w:tcPr/>
+          <w:p>
+            <w:pPr>
+              <w:pStyle w:val="Compact"/>
+            </w:pPr>
+            <w:r>
+              <w:t xml:space="preserve">=</w:t>
             </w:r>
             <w:r>
               <w:rPr>
                 <w:rStyle w:val="VerbatimChar"/>
               </w:rPr>
+              <w:t xml:space="preserve">BaseEntity</w:t>
+            </w:r>
+            <w:r>
+              <w:rPr>
+                <w:rFonts w:hint="eastAsia"/>
+              </w:rPr>
+              <w:t xml:space="preserve">(Id/审计)+</w:t>
+            </w:r>
+            <w:r>
+              <w:rPr>
+                <w:rStyle w:val="VerbatimChar"/>
+              </w:rPr>
               <w:t xml:space="preserve">TenantId</w:t>
             </w:r>
             <w:r>
               <w:rPr>
                 <w:rFonts w:hint="eastAsia"/>
               </w:rPr>
-              <w:t xml:space="preserve">；唯一索引声明后自动补</w:t>
+              <w:t xml:space="preserve">；</w:t>
+            </w:r>
+            <w:r>
+              <w:rPr>
+                <w:rFonts w:hint="eastAsia"/>
+                <w:b/>
+                <w:bCs/>
+              </w:rPr>
+              <w:t xml:space="preserve">不含</w:t>
+            </w:r>
+            <w:r>
+              <w:rPr>
+                <w:b/>
+                <w:bCs/>
+              </w:rPr>
+              <w:t xml:space="preserve"> RowVersion/IsDeleted</w:t>
+            </w:r>
+            <w:r>
+              <w:rPr>
+                <w:rFonts w:hint="eastAsia"/>
+              </w:rPr>
+              <w:t xml:space="preserve">（已核实；含二者的是</w:t>
+            </w:r>
+            <w:r>
+              <w:t xml:space="preserve"> </w:t>
+            </w:r>
+            <w:r>
+              <w:rPr>
+                <w:rStyle w:val="VerbatimChar"/>
+              </w:rPr>
+              <w:t xml:space="preserve">BaseBizEntity</w:t>
+            </w:r>
+            <w:r>
+              <w:rPr>
+                <w:rFonts w:hint="eastAsia"/>
+              </w:rPr>
+              <w:t xml:space="preserve">）。A4</w:t>
+            </w:r>
+            <w:r>
+              <w:t xml:space="preserve"> </w:t>
+            </w:r>
+            <w:r>
+              <w:rPr>
+                <w:rFonts w:hint="eastAsia"/>
+              </w:rPr>
+              <w:t xml:space="preserve">实体继承</w:t>
+            </w:r>
+            <w:r>
+              <w:t xml:space="preserve"> </w:t>
+            </w:r>
+            <w:r>
+              <w:rPr>
+                <w:rStyle w:val="VerbatimChar"/>
+              </w:rPr>
+              <w:t xml:space="preserve">BaseTenantEntity</w:t>
+            </w:r>
+            <w:r>
+              <w:t xml:space="preserve"> </w:t>
+            </w:r>
+            <w:r>
+              <w:rPr>
+                <w:rFonts w:hint="eastAsia"/>
+              </w:rPr>
+              <w:t xml:space="preserve">并</w:t>
+            </w:r>
+            <w:r>
+              <w:rPr>
+                <w:rFonts w:hint="eastAsia"/>
+                <w:b/>
+                <w:bCs/>
+              </w:rPr>
+              <w:t xml:space="preserve">显式加</w:t>
+            </w:r>
+            <w:r>
+              <w:rPr>
+                <w:b/>
+                <w:bCs/>
+              </w:rPr>
+              <w:t xml:space="preserve"> </w:t>
+            </w:r>
+            <w:r>
+              <w:rPr>
+                <w:rStyle w:val="VerbatimChar"/>
+                <w:b/>
+                <w:bCs/>
+              </w:rPr>
+              <w:t xml:space="preserve">RowVersion</w:t>
+            </w:r>
+            <w:r>
+              <w:rPr>
+                <w:rFonts w:hint="eastAsia"/>
+              </w:rPr>
+              <w:t xml:space="preserve">（§2/§8.3）；唯一索引声明后自动补</w:t>
             </w:r>
             <w:r>
               <w:t xml:space="preserve"> </w:t>
@@ -2571,35 +2678,38 @@
               <w:rPr>
                 <w:rStyle w:val="VerbatimChar"/>
               </w:rPr>
-              <w:t xml:space="preserve">StatementInternalDiff</w:t>
-            </w:r>
-          </w:p>
-        </w:tc>
-        <w:tc>
-          <w:tcPr/>
-          <w:p>
-            <w:pPr>
-              <w:pStyle w:val="Compact"/>
-            </w:pPr>
-            <w:r>
-              <w:t xml:space="preserve">decimal(18,2)</w:t>
-            </w:r>
-          </w:p>
-        </w:tc>
-        <w:tc>
-          <w:tcPr/>
-          <w:p>
-            <w:pPr>
-              <w:pStyle w:val="Compact"/>
-            </w:pPr>
-            <w:r>
-              <w:t xml:space="preserve">= </w:t>
-            </w:r>
-            <w:r>
-              <w:rPr>
-                <w:rFonts w:hint="eastAsia"/>
-              </w:rPr>
-              <w:t xml:space="preserve">Opening+ΣDeposit−ΣWithdrawal−Closing（自平校验，锁定要求=0）</w:t>
+              <w:t xml:space="preserve">Status</w:t>
+            </w:r>
+          </w:p>
+        </w:tc>
+        <w:tc>
+          <w:tcPr/>
+          <w:p>
+            <w:pPr>
+              <w:pStyle w:val="Compact"/>
+            </w:pPr>
+            <w:r>
+              <w:t xml:space="preserve">enum</w:t>
+            </w:r>
+            <w:r>
+              <w:t xml:space="preserve"> </w:t>
+            </w:r>
+            <w:r>
+              <w:rPr>
+                <w:rStyle w:val="VerbatimChar"/>
+              </w:rPr>
+              <w:t xml:space="preserve">BankStatementStatus</w:t>
+            </w:r>
+          </w:p>
+        </w:tc>
+        <w:tc>
+          <w:tcPr/>
+          <w:p>
+            <w:pPr>
+              <w:pStyle w:val="Compact"/>
+            </w:pPr>
+            <w:r>
+              <w:t xml:space="preserve">Open=0 / Locked=1</w:t>
             </w:r>
           </w:p>
         </w:tc>
@@ -2615,35 +2725,32 @@
               <w:rPr>
                 <w:rStyle w:val="VerbatimChar"/>
               </w:rPr>
-              <w:t xml:space="preserve">ReconciledDiff</w:t>
-            </w:r>
-          </w:p>
-        </w:tc>
-        <w:tc>
-          <w:tcPr/>
-          <w:p>
-            <w:pPr>
-              <w:pStyle w:val="Compact"/>
-            </w:pPr>
-            <w:r>
-              <w:t xml:space="preserve">decimal(18,2)</w:t>
-            </w:r>
-          </w:p>
-        </w:tc>
-        <w:tc>
-          <w:tcPr/>
-          <w:p>
-            <w:pPr>
-              <w:pStyle w:val="Compact"/>
-            </w:pPr>
-            <w:r>
-              <w:t xml:space="preserve">= </w:t>
-            </w:r>
-            <w:r>
-              <w:rPr>
-                <w:rFonts w:hint="eastAsia"/>
-              </w:rPr>
-              <w:t xml:space="preserve">BankAdjusted−BookAdjusted（§6，锁定要求=0；快照存档）</w:t>
+              <w:t xml:space="preserve">ImportFileName</w:t>
+            </w:r>
+          </w:p>
+        </w:tc>
+        <w:tc>
+          <w:tcPr/>
+          <w:p>
+            <w:pPr>
+              <w:pStyle w:val="Compact"/>
+            </w:pPr>
+            <w:r>
+              <w:t xml:space="preserve">string(255)?</w:t>
+            </w:r>
+          </w:p>
+        </w:tc>
+        <w:tc>
+          <w:tcPr/>
+          <w:p>
+            <w:pPr>
+              <w:pStyle w:val="Compact"/>
+            </w:pPr>
+            <w:r>
+              <w:rPr>
+                <w:rFonts w:hint="eastAsia"/>
+              </w:rPr>
+              <w:t xml:space="preserve">末次导入文件名</w:t>
             </w:r>
           </w:p>
         </w:tc>
@@ -2659,38 +2766,40 @@
               <w:rPr>
                 <w:rStyle w:val="VerbatimChar"/>
               </w:rPr>
-              <w:t xml:space="preserve">Status</w:t>
-            </w:r>
-          </w:p>
-        </w:tc>
-        <w:tc>
-          <w:tcPr/>
-          <w:p>
-            <w:pPr>
-              <w:pStyle w:val="Compact"/>
-            </w:pPr>
-            <w:r>
-              <w:t xml:space="preserve">enum</w:t>
-            </w:r>
-            <w:r>
-              <w:t xml:space="preserve"> </w:t>
-            </w:r>
-            <w:r>
-              <w:rPr>
-                <w:rStyle w:val="VerbatimChar"/>
-              </w:rPr>
-              <w:t xml:space="preserve">BankStatementStatus</w:t>
-            </w:r>
-          </w:p>
-        </w:tc>
-        <w:tc>
-          <w:tcPr/>
-          <w:p>
-            <w:pPr>
-              <w:pStyle w:val="Compact"/>
-            </w:pPr>
-            <w:r>
-              <w:t xml:space="preserve">Open=0 / Locked=1</w:t>
+              <w:t xml:space="preserve">LockedStatementInternalDiff</w:t>
+            </w:r>
+          </w:p>
+        </w:tc>
+        <w:tc>
+          <w:tcPr/>
+          <w:p>
+            <w:pPr>
+              <w:pStyle w:val="Compact"/>
+            </w:pPr>
+            <w:r>
+              <w:t xml:space="preserve">decimal(18,2)?</w:t>
+            </w:r>
+          </w:p>
+        </w:tc>
+        <w:tc>
+          <w:tcPr/>
+          <w:p>
+            <w:pPr>
+              <w:pStyle w:val="Compact"/>
+            </w:pPr>
+            <w:r>
+              <w:rPr>
+                <w:rFonts w:hint="eastAsia"/>
+                <w:b/>
+                <w:bCs/>
+              </w:rPr>
+              <w:t xml:space="preserve">锁定快照</w:t>
+            </w:r>
+            <w:r>
+              <w:rPr>
+                <w:rFonts w:hint="eastAsia"/>
+              </w:rPr>
+              <w:t xml:space="preserve">：Opening+ΣDeposit−ΣWithdrawal−Closing</w:t>
             </w:r>
           </w:p>
         </w:tc>
@@ -2706,32 +2815,40 @@
               <w:rPr>
                 <w:rStyle w:val="VerbatimChar"/>
               </w:rPr>
-              <w:t xml:space="preserve">ImportFileName</w:t>
-            </w:r>
-          </w:p>
-        </w:tc>
-        <w:tc>
-          <w:tcPr/>
-          <w:p>
-            <w:pPr>
-              <w:pStyle w:val="Compact"/>
-            </w:pPr>
-            <w:r>
-              <w:t xml:space="preserve">string(255)?</w:t>
-            </w:r>
-          </w:p>
-        </w:tc>
-        <w:tc>
-          <w:tcPr/>
-          <w:p>
-            <w:pPr>
-              <w:pStyle w:val="Compact"/>
-            </w:pPr>
-            <w:r>
-              <w:rPr>
-                <w:rFonts w:hint="eastAsia"/>
-              </w:rPr>
-              <w:t xml:space="preserve">末次导入文件名</w:t>
+              <w:t xml:space="preserve">LockedReconciledDiff</w:t>
+            </w:r>
+          </w:p>
+        </w:tc>
+        <w:tc>
+          <w:tcPr/>
+          <w:p>
+            <w:pPr>
+              <w:pStyle w:val="Compact"/>
+            </w:pPr>
+            <w:r>
+              <w:t xml:space="preserve">decimal(18,2)?</w:t>
+            </w:r>
+          </w:p>
+        </w:tc>
+        <w:tc>
+          <w:tcPr/>
+          <w:p>
+            <w:pPr>
+              <w:pStyle w:val="Compact"/>
+            </w:pPr>
+            <w:r>
+              <w:rPr>
+                <w:rFonts w:hint="eastAsia"/>
+                <w:b/>
+                <w:bCs/>
+              </w:rPr>
+              <w:t xml:space="preserve">锁定快照</w:t>
+            </w:r>
+            <w:r>
+              <w:rPr>
+                <w:rFonts w:hint="eastAsia"/>
+              </w:rPr>
+              <w:t xml:space="preserve">：BankAdjusted−BookAdjusted</w:t>
             </w:r>
           </w:p>
         </w:tc>
@@ -2747,6 +2864,162 @@
               <w:rPr>
                 <w:rStyle w:val="VerbatimChar"/>
               </w:rPr>
+              <w:t xml:space="preserve">LockedBankAdjustedBalance</w:t>
+            </w:r>
+          </w:p>
+        </w:tc>
+        <w:tc>
+          <w:tcPr/>
+          <w:p>
+            <w:pPr>
+              <w:pStyle w:val="Compact"/>
+            </w:pPr>
+            <w:r>
+              <w:t xml:space="preserve">decimal(18,2)?</w:t>
+            </w:r>
+          </w:p>
+        </w:tc>
+        <w:tc>
+          <w:tcPr/>
+          <w:p>
+            <w:pPr>
+              <w:pStyle w:val="Compact"/>
+            </w:pPr>
+            <w:r>
+              <w:rPr>
+                <w:rFonts w:hint="eastAsia"/>
+                <w:b/>
+                <w:bCs/>
+              </w:rPr>
+              <w:t xml:space="preserve">锁定快照</w:t>
+            </w:r>
+            <w:r>
+              <w:rPr>
+                <w:rFonts w:hint="eastAsia"/>
+              </w:rPr>
+              <w:t xml:space="preserve">：银行侧调整后余额</w:t>
+            </w:r>
+          </w:p>
+        </w:tc>
+      </w:tr>
+      <w:tr>
+        <w:tc>
+          <w:tcPr/>
+          <w:p>
+            <w:pPr>
+              <w:pStyle w:val="Compact"/>
+            </w:pPr>
+            <w:r>
+              <w:rPr>
+                <w:rStyle w:val="VerbatimChar"/>
+              </w:rPr>
+              <w:t xml:space="preserve">LockedBookAdjustedBalance</w:t>
+            </w:r>
+          </w:p>
+        </w:tc>
+        <w:tc>
+          <w:tcPr/>
+          <w:p>
+            <w:pPr>
+              <w:pStyle w:val="Compact"/>
+            </w:pPr>
+            <w:r>
+              <w:t xml:space="preserve">decimal(18,2)?</w:t>
+            </w:r>
+          </w:p>
+        </w:tc>
+        <w:tc>
+          <w:tcPr/>
+          <w:p>
+            <w:pPr>
+              <w:pStyle w:val="Compact"/>
+            </w:pPr>
+            <w:r>
+              <w:rPr>
+                <w:rFonts w:hint="eastAsia"/>
+                <w:b/>
+                <w:bCs/>
+              </w:rPr>
+              <w:t xml:space="preserve">锁定快照</w:t>
+            </w:r>
+            <w:r>
+              <w:rPr>
+                <w:rFonts w:hint="eastAsia"/>
+              </w:rPr>
+              <w:t xml:space="preserve">：账面侧调整后余额</w:t>
+            </w:r>
+          </w:p>
+        </w:tc>
+      </w:tr>
+      <w:tr>
+        <w:tc>
+          <w:tcPr/>
+          <w:p>
+            <w:pPr>
+              <w:pStyle w:val="Compact"/>
+            </w:pPr>
+            <w:r>
+              <w:rPr>
+                <w:rStyle w:val="VerbatimChar"/>
+              </w:rPr>
+              <w:t xml:space="preserve">LockSnapshotJson</w:t>
+            </w:r>
+          </w:p>
+        </w:tc>
+        <w:tc>
+          <w:tcPr/>
+          <w:p>
+            <w:pPr>
+              <w:pStyle w:val="Compact"/>
+            </w:pPr>
+            <w:r>
+              <w:t xml:space="preserve">string(max)?</w:t>
+            </w:r>
+          </w:p>
+        </w:tc>
+        <w:tc>
+          <w:tcPr/>
+          <w:p>
+            <w:pPr>
+              <w:pStyle w:val="Compact"/>
+            </w:pPr>
+            <w:r>
+              <w:rPr>
+                <w:rFonts w:hint="eastAsia"/>
+                <w:b/>
+                <w:bCs/>
+              </w:rPr>
+              <w:t xml:space="preserve">锁定快照</w:t>
+            </w:r>
+            <w:r>
+              <w:rPr>
+                <w:rFonts w:hint="eastAsia"/>
+              </w:rPr>
+              <w:t xml:space="preserve">：完整调节表</w:t>
+            </w:r>
+            <w:r>
+              <w:t xml:space="preserve"> </w:t>
+            </w:r>
+            <w:r>
+              <w:rPr>
+                <w:rFonts w:hint="eastAsia"/>
+              </w:rPr>
+              <w:t xml:space="preserve">JSON（审计追溯）</w:t>
+            </w:r>
+          </w:p>
+        </w:tc>
+      </w:tr>
+      <w:tr>
+        <w:tc>
+          <w:tcPr/>
+          <w:p>
+            <w:pPr>
+              <w:pStyle w:val="Compact"/>
+            </w:pPr>
+            <w:r>
+              <w:rPr>
+                <w:rStyle w:val="VerbatimChar"/>
+              </w:rPr>
               <w:t xml:space="preserve">LockedAt</w:t>
             </w:r>
             <w:r>
@@ -2782,6 +3055,47 @@
                 <w:rFonts w:hint="eastAsia"/>
               </w:rPr>
               <w:t xml:space="preserve">锁定审计</w:t>
+            </w:r>
+          </w:p>
+        </w:tc>
+      </w:tr>
+      <w:tr>
+        <w:tc>
+          <w:tcPr/>
+          <w:p>
+            <w:pPr>
+              <w:pStyle w:val="Compact"/>
+            </w:pPr>
+            <w:r>
+              <w:rPr>
+                <w:rStyle w:val="VerbatimChar"/>
+              </w:rPr>
+              <w:t xml:space="preserve">RowVersion</w:t>
+            </w:r>
+          </w:p>
+        </w:tc>
+        <w:tc>
+          <w:tcPr/>
+          <w:p>
+            <w:pPr>
+              <w:pStyle w:val="Compact"/>
+            </w:pPr>
+            <w:r>
+              <w:t xml:space="preserve">byte[]?</w:t>
+            </w:r>
+          </w:p>
+        </w:tc>
+        <w:tc>
+          <w:tcPr/>
+          <w:p>
+            <w:pPr>
+              <w:pStyle w:val="Compact"/>
+            </w:pPr>
+            <w:r>
+              <w:rPr>
+                <w:rFonts w:hint="eastAsia"/>
+              </w:rPr>
+              <w:t xml:space="preserve">乐观并发（§8.3）</w:t>
             </w:r>
           </w:p>
         </w:tc>
@@ -2789,7 +3103,215 @@
     </w:tbl>
     <w:p>
       <w:pPr>
-        <w:pStyle w:val="BodyText"/>
+        <w:pStyle w:val="BlockText"/>
+      </w:pPr>
+      <w:r>
+        <w:rPr>
+          <w:rFonts w:hint="eastAsia"/>
+          <w:b/>
+          <w:bCs/>
+        </w:rPr>
+        <w:t xml:space="preserve">重要（实时</w:t>
+      </w:r>
+      <w:r>
+        <w:rPr>
+          <w:b/>
+          <w:bCs/>
+        </w:rPr>
+        <w:t xml:space="preserve"> vs </w:t>
+      </w:r>
+      <w:r>
+        <w:rPr>
+          <w:rFonts w:hint="eastAsia"/>
+          <w:b/>
+          <w:bCs/>
+        </w:rPr>
+        <w:t xml:space="preserve">快照）</w:t>
+      </w:r>
+      <w:r>
+        <w:rPr>
+          <w:rFonts w:hint="eastAsia"/>
+        </w:rPr>
+        <w:t xml:space="preserve">：</w:t>
+      </w:r>
+      <w:r>
+        <w:rPr>
+          <w:rStyle w:val="VerbatimChar"/>
+        </w:rPr>
+        <w:t xml:space="preserve">StatementInternalDiff</w:t>
+      </w:r>
+      <w:r>
+        <w:t xml:space="preserve">/</w:t>
+      </w:r>
+      <w:r>
+        <w:rPr>
+          <w:rStyle w:val="VerbatimChar"/>
+        </w:rPr>
+        <w:t xml:space="preserve">ReconciledDiff</w:t>
+      </w:r>
+      <w:r>
+        <w:t xml:space="preserve">/</w:t>
+      </w:r>
+      <w:r>
+        <w:rPr>
+          <w:rStyle w:val="VerbatimChar"/>
+        </w:rPr>
+        <w:t xml:space="preserve">BankAdjustedBalance</w:t>
+      </w:r>
+      <w:r>
+        <w:t xml:space="preserve">/</w:t>
+      </w:r>
+      <w:r>
+        <w:rPr>
+          <w:rStyle w:val="VerbatimChar"/>
+        </w:rPr>
+        <w:t xml:space="preserve">BookAdjustedBalance</w:t>
+      </w:r>
+      <w:r>
+        <w:t xml:space="preserve"> </w:t>
+      </w:r>
+      <w:r>
+        <w:rPr>
+          <w:rFonts w:hint="eastAsia"/>
+          <w:b/>
+          <w:bCs/>
+        </w:rPr>
+        <w:t xml:space="preserve">不作</w:t>
+      </w:r>
+      <w:r>
+        <w:rPr>
+          <w:b/>
+          <w:bCs/>
+        </w:rPr>
+        <w:t xml:space="preserve"> BankStatement </w:t>
+      </w:r>
+      <w:r>
+        <w:rPr>
+          <w:rFonts w:hint="eastAsia"/>
+          <w:b/>
+          <w:bCs/>
+        </w:rPr>
+        <w:t xml:space="preserve">长期存储</w:t>
+      </w:r>
+      <w:r>
+        <w:t xml:space="preserve">——Open </w:t>
+      </w:r>
+      <w:r>
+        <w:rPr>
+          <w:rFonts w:hint="eastAsia"/>
+        </w:rPr>
+        <w:t xml:space="preserve">态由</w:t>
+      </w:r>
+      <w:r>
+        <w:t xml:space="preserve"> </w:t>
+      </w:r>
+      <w:r>
+        <w:rPr>
+          <w:rStyle w:val="VerbatimChar"/>
+        </w:rPr>
+        <w:t xml:space="preserve">GetReconciliationStatementAsync</w:t>
+      </w:r>
+      <w:r>
+        <w:t xml:space="preserve"> </w:t>
+      </w:r>
+      <w:r>
+        <w:t xml:space="preserve">/</w:t>
+      </w:r>
+      <w:r>
+        <w:t xml:space="preserve"> </w:t>
+      </w:r>
+      <w:r>
+        <w:rPr>
+          <w:rStyle w:val="VerbatimChar"/>
+        </w:rPr>
+        <w:t xml:space="preserve">LockAsync</w:t>
+      </w:r>
+      <w:r>
+        <w:t xml:space="preserve"> </w:t>
+      </w:r>
+      <w:r>
+        <w:rPr>
+          <w:rFonts w:hint="eastAsia"/>
+          <w:b/>
+          <w:bCs/>
+        </w:rPr>
+        <w:t xml:space="preserve">实时重算</w:t>
+      </w:r>
+      <w:r>
+        <w:rPr>
+          <w:rFonts w:hint="eastAsia"/>
+        </w:rPr>
+        <w:t xml:space="preserve">（不依赖旧值）；上面</w:t>
+      </w:r>
+      <w:r>
+        <w:t xml:space="preserve"> </w:t>
+      </w:r>
+      <w:r>
+        <w:rPr>
+          <w:rStyle w:val="VerbatimChar"/>
+        </w:rPr>
+        <w:t xml:space="preserve">Locked*</w:t>
+      </w:r>
+      <w:r>
+        <w:t xml:space="preserve"> </w:t>
+      </w:r>
+      <w:r>
+        <w:rPr>
+          <w:rFonts w:hint="eastAsia"/>
+        </w:rPr>
+        <w:t xml:space="preserve">字段仅在</w:t>
+      </w:r>
+      <w:r>
+        <w:t xml:space="preserve"> Lock </w:t>
+      </w:r>
+      <w:r>
+        <w:rPr>
+          <w:rFonts w:hint="eastAsia"/>
+        </w:rPr>
+        <w:t xml:space="preserve">成功时写入，作锁定时点快照与审计追溯，</w:t>
+      </w:r>
+      <w:r>
+        <w:rPr>
+          <w:rFonts w:hint="eastAsia"/>
+          <w:b/>
+          <w:bCs/>
+        </w:rPr>
+        <w:t xml:space="preserve">非</w:t>
+      </w:r>
+      <w:r>
+        <w:rPr>
+          <w:b/>
+          <w:bCs/>
+        </w:rPr>
+        <w:t xml:space="preserve"> Open </w:t>
+      </w:r>
+      <w:r>
+        <w:rPr>
+          <w:rFonts w:hint="eastAsia"/>
+          <w:b/>
+          <w:bCs/>
+        </w:rPr>
+        <w:t xml:space="preserve">态实时真相来源</w:t>
+      </w:r>
+      <w:r>
+        <w:rPr>
+          <w:rFonts w:hint="eastAsia"/>
+        </w:rPr>
+        <w:t xml:space="preserve">（点</w:t>
+      </w:r>
+      <w:r>
+        <w:t xml:space="preserve"> </w:t>
+      </w:r>
+      <w:r>
+        <w:rPr>
+          <w:rFonts w:hint="eastAsia"/>
+        </w:rPr>
+        <w:t xml:space="preserve">2.2）。</w:t>
+      </w:r>
+    </w:p>
+    <w:p>
+      <w:pPr>
+        <w:pStyle w:val="FirstParagraph"/>
       </w:pPr>
       <w:r>
         <w:rPr>
@@ -3190,8 +3712,23 @@
             <w:r>
               <w:rPr>
                 <w:rFonts w:hint="eastAsia"/>
-              </w:rPr>
-              <w:t xml:space="preserve">派生/物化：Deposit=+Amount,</w:t>
+                <w:b/>
+                <w:bCs/>
+              </w:rPr>
+              <w:t xml:space="preserve">只读计算属性</w:t>
+            </w:r>
+            <w:r>
+              <w:rPr>
+                <w:b/>
+                <w:bCs/>
+              </w:rPr>
+              <w:t xml:space="preserve"> / DB computed column</w:t>
+            </w:r>
+            <w:r>
+              <w:rPr>
+                <w:rFonts w:hint="eastAsia"/>
+              </w:rPr>
+              <w:t xml:space="preserve">：Deposit=+Amount，Withdrawal=−Amount（统一求和口径</w:t>
             </w:r>
             <w:r>
               <w:t xml:space="preserve"> </w:t>
@@ -3200,7 +3737,39 @@
               <w:rPr>
                 <w:rFonts w:hint="eastAsia"/>
               </w:rPr>
-              <w:t xml:space="preserve">Withdrawal=−Amount（统一求和口径，§4.1）</w:t>
+              <w:t xml:space="preserve">§4.1）。</w:t>
+            </w:r>
+            <w:r>
+              <w:rPr>
+                <w:rFonts w:hint="eastAsia"/>
+                <w:b/>
+                <w:bCs/>
+              </w:rPr>
+              <w:t xml:space="preserve">禁止前端传入</w:t>
+            </w:r>
+            <w:r>
+              <w:rPr>
+                <w:rFonts w:hint="eastAsia"/>
+              </w:rPr>
+              <w:t xml:space="preserve">；若项目习惯物化，则仅后端在</w:t>
+            </w:r>
+            <w:r>
+              <w:t xml:space="preserve"> Amount/Direction </w:t>
+            </w:r>
+            <w:r>
+              <w:rPr>
+                <w:rFonts w:hint="eastAsia"/>
+              </w:rPr>
+              <w:t xml:space="preserve">变化时统一重算（点</w:t>
+            </w:r>
+            <w:r>
+              <w:t xml:space="preserve"> </w:t>
+            </w:r>
+            <w:r>
+              <w:rPr>
+                <w:rFonts w:hint="eastAsia"/>
+              </w:rPr>
+              <w:t xml:space="preserve">2.1）</w:t>
             </w:r>
           </w:p>
         </w:tc>
@@ -3855,6 +4424,47 @@
                 <w:rFonts w:hint="eastAsia"/>
               </w:rPr>
               <w:t xml:space="preserve">去重指纹（§3.4）</w:t>
+            </w:r>
+          </w:p>
+        </w:tc>
+      </w:tr>
+      <w:tr>
+        <w:tc>
+          <w:tcPr/>
+          <w:p>
+            <w:pPr>
+              <w:pStyle w:val="Compact"/>
+            </w:pPr>
+            <w:r>
+              <w:rPr>
+                <w:rStyle w:val="VerbatimChar"/>
+              </w:rPr>
+              <w:t xml:space="preserve">RowVersion</w:t>
+            </w:r>
+          </w:p>
+        </w:tc>
+        <w:tc>
+          <w:tcPr/>
+          <w:p>
+            <w:pPr>
+              <w:pStyle w:val="Compact"/>
+            </w:pPr>
+            <w:r>
+              <w:t xml:space="preserve">byte[]?</w:t>
+            </w:r>
+          </w:p>
+        </w:tc>
+        <w:tc>
+          <w:tcPr/>
+          <w:p>
+            <w:pPr>
+              <w:pStyle w:val="Compact"/>
+            </w:pPr>
+            <w:r>
+              <w:rPr>
+                <w:rFonts w:hint="eastAsia"/>
+              </w:rPr>
+              <w:t xml:space="preserve">乐观并发（撮合/改行核心实体，§8.3）</w:t>
             </w:r>
           </w:p>
         </w:tc>
@@ -4305,6 +4915,47 @@
           </w:p>
         </w:tc>
       </w:tr>
+      <w:tr>
+        <w:tc>
+          <w:tcPr/>
+          <w:p>
+            <w:pPr>
+              <w:pStyle w:val="Compact"/>
+            </w:pPr>
+            <w:r>
+              <w:rPr>
+                <w:rStyle w:val="VerbatimChar"/>
+              </w:rPr>
+              <w:t xml:space="preserve">RowVersion</w:t>
+            </w:r>
+          </w:p>
+        </w:tc>
+        <w:tc>
+          <w:tcPr/>
+          <w:p>
+            <w:pPr>
+              <w:pStyle w:val="Compact"/>
+            </w:pPr>
+            <w:r>
+              <w:t xml:space="preserve">byte[]?</w:t>
+            </w:r>
+          </w:p>
+        </w:tc>
+        <w:tc>
+          <w:tcPr/>
+          <w:p>
+            <w:pPr>
+              <w:pStyle w:val="Compact"/>
+            </w:pPr>
+            <w:r>
+              <w:rPr>
+                <w:rFonts w:hint="eastAsia"/>
+              </w:rPr>
+              <w:t xml:space="preserve">乐观并发（撮合台核心实体，§8.3）</w:t>
+            </w:r>
+          </w:p>
+        </w:tc>
+      </w:tr>
     </w:tbl>
     <w:p>
       <w:pPr>
@@ -4703,6 +5354,36 @@
       <w:r>
         <w:t xml:space="preserve">(MatchGroupId)。</w:t>
       </w:r>
+      <w:r>
+        <w:rPr>
+          <w:rFonts w:hint="eastAsia"/>
+          <w:b/>
+          <w:bCs/>
+        </w:rPr>
+        <w:t xml:space="preserve">并发保护靠该唯一约束</w:t>
+      </w:r>
+      <w:r>
+        <w:rPr>
+          <w:b/>
+          <w:bCs/>
+        </w:rPr>
+        <w:t xml:space="preserve"> + </w:t>
+      </w:r>
+      <w:r>
+        <w:rPr>
+          <w:rFonts w:hint="eastAsia"/>
+          <w:b/>
+          <w:bCs/>
+        </w:rPr>
+        <w:t xml:space="preserve">事务，本表不需</w:t>
+      </w:r>
+      <w:r>
+        <w:rPr>
+          <w:b/>
+          <w:bCs/>
+        </w:rPr>
+        <w:t xml:space="preserve"> RowVersion。</w:t>
+      </w:r>
     </w:p>
     <w:bookmarkEnd w:id="14"/>
     <w:bookmarkStart w:id="15" w:name="Xe28f47b8831fff170f81e087265a7752760c530"/>
@@ -5188,13 +5869,23 @@
               <w:t xml:space="preserve">SignedSingle=1（单列带符号）</w:t>
             </w:r>
             <w:r>
-              <w:t xml:space="preserve"> / </w:t>
-            </w:r>
-            <w:r>
-              <w:rPr>
-                <w:rFonts w:hint="eastAsia"/>
-              </w:rPr>
-              <w:t xml:space="preserve">DebitCreditColumns=2（借贷双列）</w:t>
+              <w:t xml:space="preserve"> /</w:t>
+            </w:r>
+            <w:r>
+              <w:t xml:space="preserve"> </w:t>
+            </w:r>
+            <w:r>
+              <w:rPr>
+                <w:b/>
+                <w:bCs/>
+              </w:rPr>
+              <w:t xml:space="preserve">DepositWithdrawalColumns=2</w:t>
+            </w:r>
+            <w:r>
+              <w:rPr>
+                <w:rFonts w:hint="eastAsia"/>
+              </w:rPr>
+              <w:t xml:space="preserve">（入款列/出款列双列）</w:t>
             </w:r>
           </w:p>
         </w:tc>
@@ -5254,7 +5945,7 @@
               <w:rPr>
                 <w:rStyle w:val="VerbatimChar"/>
               </w:rPr>
-              <w:t xml:space="preserve">DebitField</w:t>
+              <w:t xml:space="preserve">DepositAmountField</w:t>
             </w:r>
             <w:r>
               <w:t xml:space="preserve">/</w:t>
@@ -5263,7 +5954,7 @@
               <w:rPr>
                 <w:rStyle w:val="VerbatimChar"/>
               </w:rPr>
-              <w:t xml:space="preserve">CreditField</w:t>
+              <w:t xml:space="preserve">WithdrawalAmountField</w:t>
             </w:r>
           </w:p>
         </w:tc>
@@ -5285,13 +5976,60 @@
               <w:pStyle w:val="Compact"/>
             </w:pPr>
             <w:r>
-              <w:t xml:space="preserve">DebitCreditColumns </w:t>
-            </w:r>
-            <w:r>
-              <w:rPr>
-                <w:rFonts w:hint="eastAsia"/>
-              </w:rPr>
-              <w:t xml:space="preserve">模式：入款列/出款列</w:t>
+              <w:t xml:space="preserve">DepositWithdrawalColumns </w:t>
+            </w:r>
+            <w:r>
+              <w:rPr>
+                <w:rFonts w:hint="eastAsia"/>
+              </w:rPr>
+              <w:t xml:space="preserve">模式：入款列/出款列。</w:t>
+            </w:r>
+            <w:r>
+              <w:rPr>
+                <w:rFonts w:hint="eastAsia"/>
+                <w:b/>
+                <w:bCs/>
+              </w:rPr>
+              <w:t xml:space="preserve">业务语义命名，不采用银行</w:t>
+            </w:r>
+            <w:r>
+              <w:rPr>
+                <w:b/>
+                <w:bCs/>
+              </w:rPr>
+              <w:t xml:space="preserve"> Debit/Credit </w:t>
+            </w:r>
+            <w:r>
+              <w:rPr>
+                <w:rFonts w:hint="eastAsia"/>
+                <w:b/>
+                <w:bCs/>
+              </w:rPr>
+              <w:t xml:space="preserve">记账视角</w:t>
+            </w:r>
+            <w:r>
+              <w:rPr>
+                <w:rFonts w:hint="eastAsia"/>
+              </w:rPr>
+              <w:t xml:space="preserve">（避免与企业银行</w:t>
+            </w:r>
+            <w:r>
+              <w:t xml:space="preserve"> GL </w:t>
+            </w:r>
+            <w:r>
+              <w:rPr>
+                <w:rFonts w:hint="eastAsia"/>
+              </w:rPr>
+              <w:t xml:space="preserve">借贷方向混淆，点</w:t>
+            </w:r>
+            <w:r>
+              <w:t xml:space="preserve"> </w:t>
+            </w:r>
+            <w:r>
+              <w:rPr>
+                <w:rFonts w:hint="eastAsia"/>
+              </w:rPr>
+              <w:t xml:space="preserve">9）</w:t>
             </w:r>
           </w:p>
         </w:tc>
@@ -5528,6 +6266,47 @@
                 <w:rFonts w:hint="eastAsia"/>
               </w:rPr>
               <w:t xml:space="preserve">启用</w:t>
+            </w:r>
+          </w:p>
+        </w:tc>
+      </w:tr>
+      <w:tr>
+        <w:tc>
+          <w:tcPr/>
+          <w:p>
+            <w:pPr>
+              <w:pStyle w:val="Compact"/>
+            </w:pPr>
+            <w:r>
+              <w:rPr>
+                <w:rStyle w:val="VerbatimChar"/>
+              </w:rPr>
+              <w:t xml:space="preserve">RowVersion</w:t>
+            </w:r>
+          </w:p>
+        </w:tc>
+        <w:tc>
+          <w:tcPr/>
+          <w:p>
+            <w:pPr>
+              <w:pStyle w:val="Compact"/>
+            </w:pPr>
+            <w:r>
+              <w:t xml:space="preserve">byte[]?</w:t>
+            </w:r>
+          </w:p>
+        </w:tc>
+        <w:tc>
+          <w:tcPr/>
+          <w:p>
+            <w:pPr>
+              <w:pStyle w:val="Compact"/>
+            </w:pPr>
+            <w:r>
+              <w:rPr>
+                <w:rFonts w:hint="eastAsia"/>
+              </w:rPr>
+              <w:t xml:space="preserve">乐观并发（§8.3）</w:t>
             </w:r>
           </w:p>
         </w:tc>
@@ -5549,16 +6328,40 @@
         <w:rPr>
           <w:rFonts w:hint="eastAsia"/>
         </w:rPr>
-        <w:t xml:space="preserve">：DebitCreditColumns</w:t>
-      </w:r>
-      <w:r>
-        <w:t xml:space="preserve"> </w:t>
-      </w:r>
-      <w:r>
-        <w:rPr>
-          <w:rFonts w:hint="eastAsia"/>
-        </w:rPr>
-        <w:t xml:space="preserve">模式——入款列有值=Deposit、出款列有值=Withdrawal；SignedSingle</w:t>
+        <w:t xml:space="preserve">：DepositWithdrawalColumns</w:t>
+      </w:r>
+      <w:r>
+        <w:t xml:space="preserve"> </w:t>
+      </w:r>
+      <w:r>
+        <w:rPr>
+          <w:rFonts w:hint="eastAsia"/>
+        </w:rPr>
+        <w:t xml:space="preserve">模式——入款列(</w:t>
+      </w:r>
+      <w:r>
+        <w:rPr>
+          <w:rStyle w:val="VerbatimChar"/>
+        </w:rPr>
+        <w:t xml:space="preserve">DepositAmountField</w:t>
+      </w:r>
+      <w:r>
+        <w:rPr>
+          <w:rFonts w:hint="eastAsia"/>
+        </w:rPr>
+        <w:t xml:space="preserve">)有值=Deposit、出款列(</w:t>
+      </w:r>
+      <w:r>
+        <w:rPr>
+          <w:rStyle w:val="VerbatimChar"/>
+        </w:rPr>
+        <w:t xml:space="preserve">WithdrawalAmountField</w:t>
+      </w:r>
+      <w:r>
+        <w:rPr>
+          <w:rFonts w:hint="eastAsia"/>
+        </w:rPr>
+        <w:t xml:space="preserve">)有值=Withdrawal；SignedSingle</w:t>
       </w:r>
       <w:r>
         <w:t xml:space="preserve"> </w:t>
@@ -5916,10 +6719,39 @@
         <w:pStyle w:val="FirstParagraph"/>
       </w:pPr>
       <w:r>
-        <w:rPr>
-          <w:rFonts w:hint="eastAsia"/>
-        </w:rPr>
-        <w:t xml:space="preserve">用户确认后落库为</w:t>
+        <w:t xml:space="preserve">Confirm</w:t>
+      </w:r>
+      <w:r>
+        <w:t xml:space="preserve"> </w:t>
+      </w:r>
+      <w:r>
+        <w:rPr>
+          <w:rFonts w:hint="eastAsia"/>
+          <w:b/>
+          <w:bCs/>
+        </w:rPr>
+        <w:t xml:space="preserve">以</w:t>
+      </w:r>
+      <w:r>
+        <w:rPr>
+          <w:b/>
+          <w:bCs/>
+        </w:rPr>
+        <w:t xml:space="preserve"> Preview </w:t>
+      </w:r>
+      <w:r>
+        <w:rPr>
+          <w:rFonts w:hint="eastAsia"/>
+          <w:b/>
+          <w:bCs/>
+        </w:rPr>
+        <w:t xml:space="preserve">返回的”可导入行”为基础</w:t>
+      </w:r>
+      <w:r>
+        <w:rPr>
+          <w:rFonts w:hint="eastAsia"/>
+        </w:rPr>
+        <w:t xml:space="preserve">落库为</w:t>
       </w:r>
       <w:r>
         <w:t xml:space="preserve"> </w:t>
@@ -5989,6 +6821,183 @@
           <w:rFonts w:hint="eastAsia"/>
         </w:rPr>
         <w:t xml:space="preserve">）。强重复默认跳过，疑似重复默认导入（前端可逐行取舍）。</w:t>
+      </w:r>
+      <w:r>
+        <w:t xml:space="preserve"> </w:t>
+      </w:r>
+      <w:r>
+        <w:rPr>
+          <w:rFonts w:hint="eastAsia"/>
+          <w:b/>
+          <w:bCs/>
+        </w:rPr>
+        <w:t xml:space="preserve">失败行处理（点</w:t>
+      </w:r>
+      <w:r>
+        <w:rPr>
+          <w:b/>
+          <w:bCs/>
+        </w:rPr>
+        <w:t xml:space="preserve"> </w:t>
+      </w:r>
+      <w:r>
+        <w:rPr>
+          <w:rFonts w:hint="eastAsia"/>
+          <w:b/>
+          <w:bCs/>
+        </w:rPr>
+        <w:t xml:space="preserve">8，MVP</w:t>
+      </w:r>
+      <w:r>
+        <w:rPr>
+          <w:b/>
+          <w:bCs/>
+        </w:rPr>
+        <w:t xml:space="preserve"> </w:t>
+      </w:r>
+      <w:r>
+        <w:rPr>
+          <w:rFonts w:hint="eastAsia"/>
+          <w:b/>
+          <w:bCs/>
+        </w:rPr>
+        <w:t xml:space="preserve">简单规则）</w:t>
+      </w:r>
+      <w:r>
+        <w:rPr>
+          <w:rFonts w:hint="eastAsia"/>
+        </w:rPr>
+        <w:t xml:space="preserve">：若</w:t>
+      </w:r>
+      <w:r>
+        <w:t xml:space="preserve"> Confirm </w:t>
+      </w:r>
+      <w:r>
+        <w:rPr>
+          <w:rFonts w:hint="eastAsia"/>
+        </w:rPr>
+        <w:t xml:space="preserve">重新解析时仍存在日期/金额/方向等</w:t>
+      </w:r>
+      <w:r>
+        <w:rPr>
+          <w:rFonts w:hint="eastAsia"/>
+          <w:b/>
+          <w:bCs/>
+        </w:rPr>
+        <w:t xml:space="preserve">致命解析失败</w:t>
+      </w:r>
+      <w:r>
+        <w:rPr>
+          <w:rFonts w:hint="eastAsia"/>
+        </w:rPr>
+        <w:t xml:space="preserve">，则</w:t>
+      </w:r>
+      <w:r>
+        <w:rPr>
+          <w:rFonts w:hint="eastAsia"/>
+          <w:b/>
+          <w:bCs/>
+        </w:rPr>
+        <w:t xml:space="preserve">整批</w:t>
+      </w:r>
+      <w:r>
+        <w:rPr>
+          <w:b/>
+          <w:bCs/>
+        </w:rPr>
+        <w:t xml:space="preserve"> Confirm </w:t>
+      </w:r>
+      <w:r>
+        <w:rPr>
+          <w:rFonts w:hint="eastAsia"/>
+          <w:b/>
+          <w:bCs/>
+        </w:rPr>
+        <w:t xml:space="preserve">拒绝落库</w:t>
+      </w:r>
+      <w:r>
+        <w:rPr>
+          <w:rFonts w:hint="eastAsia"/>
+        </w:rPr>
+        <w:t xml:space="preserve">（返回</w:t>
+      </w:r>
+      <w:r>
+        <w:t xml:space="preserve"> </w:t>
+      </w:r>
+      <w:r>
+        <w:rPr>
+          <w:rStyle w:val="VerbatimChar"/>
+        </w:rPr>
+        <w:t xml:space="preserve">E-A4-IMPORT-001</w:t>
+      </w:r>
+      <w:r>
+        <w:rPr>
+          <w:rFonts w:hint="eastAsia"/>
+        </w:rPr>
+        <w:t xml:space="preserve">），不落部分行——即”要么全部可导入行落库，要么整批退回”。因此</w:t>
+      </w:r>
+      <w:r>
+        <w:t xml:space="preserve"> </w:t>
+      </w:r>
+      <w:r>
+        <w:rPr>
+          <w:b/>
+          <w:bCs/>
+        </w:rPr>
+        <w:t xml:space="preserve">A4 </w:t>
+      </w:r>
+      <w:r>
+        <w:rPr>
+          <w:rFonts w:hint="eastAsia"/>
+          <w:b/>
+          <w:bCs/>
+        </w:rPr>
+        <w:t xml:space="preserve">不持久化异常导入行、不新增</w:t>
+      </w:r>
+      <w:r>
+        <w:rPr>
+          <w:b/>
+          <w:bCs/>
+        </w:rPr>
+        <w:t xml:space="preserve"> ImportBatch </w:t>
+      </w:r>
+      <w:r>
+        <w:rPr>
+          <w:rFonts w:hint="eastAsia"/>
+          <w:b/>
+          <w:bCs/>
+        </w:rPr>
+        <w:t xml:space="preserve">表</w:t>
+      </w:r>
+      <w:r>
+        <w:rPr>
+          <w:rFonts w:hint="eastAsia"/>
+        </w:rPr>
+        <w:t xml:space="preserve">；</w:t>
+      </w:r>
+      <w:r>
+        <w:rPr>
+          <w:rStyle w:val="VerbatimChar"/>
+        </w:rPr>
+        <w:t xml:space="preserve">LockAsync</w:t>
+      </w:r>
+      <w:r>
+        <w:t xml:space="preserve"> </w:t>
+      </w:r>
+      <w:r>
+        <w:rPr>
+          <w:rFonts w:hint="eastAsia"/>
+        </w:rPr>
+        <w:t xml:space="preserve">也无需检查”未处理异常行”（见</w:t>
+      </w:r>
+      <w:r>
+        <w:t xml:space="preserve"> §7.1 </w:t>
+      </w:r>
+      <w:r>
+        <w:rPr>
+          <w:rFonts w:hint="eastAsia"/>
+        </w:rPr>
+        <w:t xml:space="preserve">改写）。</w:t>
       </w:r>
     </w:p>
     <w:bookmarkEnd w:id="19"/>
@@ -7892,12 +8901,6 @@
         <w:t xml:space="preserve">可选往来)</w:t>
       </w:r>
       <w:r>
-        <w:rPr>
-          <w:rFonts w:hint="eastAsia"/>
-        </w:rPr>
-        <w:t xml:space="preserve">：</w:t>
-      </w:r>
-      <w:r>
         <w:t xml:space="preserve"> </w:t>
       </w:r>
       <w:r>
@@ -7907,7 +8910,7 @@
         <w:rPr>
           <w:rFonts w:hint="eastAsia"/>
         </w:rPr>
-        <w:t xml:space="preserve">Withdrawal（手续费）：借</w:t>
+        <w:t xml:space="preserve">凭证方向：Withdrawal（手续费）借</w:t>
       </w:r>
       <w:r>
         <w:t xml:space="preserve"> </w:t>
@@ -7925,7 +8928,7 @@
         <w:rPr>
           <w:rFonts w:hint="eastAsia"/>
         </w:rPr>
-        <w:t xml:space="preserve">银行GL；Deposit（利息）：借</w:t>
+        <w:t xml:space="preserve">银行GL；Deposit（利息）借</w:t>
       </w:r>
       <w:r>
         <w:t xml:space="preserve"> </w:t>
@@ -7943,19 +8946,7 @@
         <w:rPr>
           <w:rFonts w:hint="eastAsia"/>
         </w:rPr>
-        <w:t xml:space="preserve">利息收入；</w:t>
-      </w:r>
-      <w:r>
-        <w:t xml:space="preserve"> </w:t>
-      </w:r>
-      <w:r>
-        <w:t xml:space="preserve">- </w:t>
-      </w:r>
-      <w:r>
-        <w:rPr>
-          <w:rFonts w:hint="eastAsia"/>
-        </w:rPr>
-        <w:t xml:space="preserve">银行侧</w:t>
+        <w:t xml:space="preserve">利息收入。银行侧</w:t>
       </w:r>
       <w:r>
         <w:t xml:space="preserve"> =</w:t>
@@ -8000,255 +8991,863 @@
         <w:rPr>
           <w:rFonts w:hint="eastAsia"/>
         </w:rPr>
-        <w:t xml:space="preserve">默认解析；</w:t>
-      </w:r>
-      <w:r>
-        <w:t xml:space="preserve"> </w:t>
-      </w:r>
-      <w:r>
-        <w:t xml:space="preserve">-</w:t>
-      </w:r>
-      <w:r>
-        <w:t xml:space="preserve"> </w:t>
-      </w:r>
-      <w:r>
-        <w:rPr>
-          <w:rStyle w:val="VerbatimChar"/>
-        </w:rPr>
-        <w:t xml:space="preserve">FiscalPeriodService.EnsureOpenAsync(TxnDate)</w:t>
-      </w:r>
-      <w:r>
-        <w:t xml:space="preserve"> </w:t>
-      </w:r>
-      <w:r>
-        <w:rPr>
-          <w:rFonts w:hint="eastAsia"/>
-        </w:rPr>
-        <w:t xml:space="preserve">落期</w:t>
-      </w:r>
-      <w:r>
-        <w:t xml:space="preserve"> →</w:t>
-      </w:r>
-      <w:r>
-        <w:t xml:space="preserve"> </w:t>
-      </w:r>
-      <w:r>
-        <w:rPr>
-          <w:rStyle w:val="VerbatimChar"/>
-        </w:rPr>
-        <w:t xml:space="preserve">JournalEntryService.AutoPostAsync</w:t>
-      </w:r>
-      <w:r>
-        <w:t xml:space="preserve"> </w:t>
-      </w:r>
-      <w:r>
-        <w:rPr>
-          <w:rFonts w:hint="eastAsia"/>
-        </w:rPr>
-        <w:t xml:space="preserve">过账，</w:t>
-      </w:r>
-      <w:r>
-        <w:rPr>
-          <w:rStyle w:val="VerbatimChar"/>
-        </w:rPr>
-        <w:t xml:space="preserve">VoucherSource=BankRecon</w:t>
-      </w:r>
-      <w:r>
-        <w:rPr>
-          <w:rFonts w:hint="eastAsia"/>
-        </w:rPr>
-        <w:t xml:space="preserve">；</w:t>
-      </w:r>
-      <w:r>
-        <w:t xml:space="preserve"> </w:t>
-      </w:r>
-      <w:r>
-        <w:t xml:space="preserve">- </w:t>
-      </w:r>
-      <w:r>
-        <w:rPr>
-          <w:rFonts w:hint="eastAsia"/>
-        </w:rPr>
-        <w:t xml:space="preserve">生成的银行GL凭证行</w:t>
-      </w:r>
-      <w:r>
-        <w:rPr>
-          <w:rFonts w:hint="eastAsia"/>
-          <w:b/>
-          <w:bCs/>
-        </w:rPr>
-        <w:t xml:space="preserve">自动并入匹配组</w:t>
-      </w:r>
-      <w:r>
-        <w:rPr>
-          <w:rFonts w:hint="eastAsia"/>
-        </w:rPr>
-        <w:t xml:space="preserve">与该流水行配平</w:t>
-      </w:r>
-      <w:r>
-        <w:t xml:space="preserve"> → </w:t>
-      </w:r>
-      <w:r>
-        <w:rPr>
-          <w:rFonts w:hint="eastAsia"/>
-        </w:rPr>
-        <w:t xml:space="preserve">流水行</w:t>
-      </w:r>
-      <w:r>
-        <w:t xml:space="preserve"> </w:t>
-      </w:r>
-      <w:r>
-        <w:rPr>
-          <w:rStyle w:val="VerbatimChar"/>
-        </w:rPr>
-        <w:t xml:space="preserve">MatchStatus=Matched</w:t>
-      </w:r>
-      <w:r>
-        <w:rPr>
-          <w:rFonts w:hint="eastAsia"/>
-        </w:rPr>
-        <w:t xml:space="preserve">；</w:t>
-      </w:r>
-      <w:r>
-        <w:t xml:space="preserve"> </w:t>
-      </w:r>
-      <w:r>
-        <w:t xml:space="preserve">-</w:t>
-      </w:r>
-      <w:r>
-        <w:t xml:space="preserve"> </w:t>
-      </w:r>
-      <w:r>
-        <w:rPr>
-          <w:rFonts w:hint="eastAsia"/>
-          <w:b/>
-          <w:bCs/>
-        </w:rPr>
-        <w:t xml:space="preserve">幂等（护栏/第8点）</w:t>
-      </w:r>
-      <w:r>
-        <w:rPr>
-          <w:rFonts w:hint="eastAsia"/>
-        </w:rPr>
-        <w:t xml:space="preserve">：流水行</w:t>
-      </w:r>
-      <w:r>
-        <w:t xml:space="preserve"> </w:t>
-      </w:r>
-      <w:r>
-        <w:rPr>
-          <w:rStyle w:val="VerbatimChar"/>
-        </w:rPr>
-        <w:t xml:space="preserve">GeneratedJournalEntryId</w:t>
-      </w:r>
-      <w:r>
-        <w:t xml:space="preserve"> </w:t>
-      </w:r>
-      <w:r>
-        <w:rPr>
-          <w:rFonts w:hint="eastAsia"/>
-        </w:rPr>
-        <w:t xml:space="preserve">非空时再次调用</w:t>
-      </w:r>
-      <w:r>
-        <w:t xml:space="preserve"> → </w:t>
-      </w:r>
-      <w:r>
-        <w:rPr>
-          <w:rFonts w:hint="eastAsia"/>
-        </w:rPr>
-        <w:t xml:space="preserve">拒</w:t>
-      </w:r>
-      <w:r>
-        <w:t xml:space="preserve"> </w:t>
-      </w:r>
-      <w:r>
-        <w:rPr>
-          <w:rStyle w:val="VerbatimChar"/>
-        </w:rPr>
-        <w:t xml:space="preserve">E-A4-BANKONLY-DUP</w:t>
-      </w:r>
-      <w:r>
-        <w:rPr>
-          <w:rFonts w:hint="eastAsia"/>
-        </w:rPr>
-        <w:t xml:space="preserve">；</w:t>
-      </w:r>
-      <w:r>
-        <w:t xml:space="preserve"> </w:t>
-      </w:r>
-      <w:r>
-        <w:t xml:space="preserve">-</w:t>
-      </w:r>
-      <w:r>
-        <w:t xml:space="preserve"> </w:t>
-      </w:r>
-      <w:r>
-        <w:rPr>
-          <w:rFonts w:hint="eastAsia"/>
-          <w:b/>
-          <w:bCs/>
-        </w:rPr>
-        <w:t xml:space="preserve">改错走反冲</w:t>
-      </w:r>
-      <w:r>
-        <w:rPr>
-          <w:rFonts w:hint="eastAsia"/>
-        </w:rPr>
-        <w:t xml:space="preserve">：Unmatch</w:t>
-      </w:r>
-      <w:r>
-        <w:t xml:space="preserve"> →</w:t>
-      </w:r>
-      <w:r>
-        <w:t xml:space="preserve"> </w:t>
-      </w:r>
-      <w:r>
-        <w:rPr>
-          <w:rStyle w:val="VerbatimChar"/>
-          <w:rFonts w:hint="eastAsia"/>
-        </w:rPr>
-        <w:t xml:space="preserve">JournalEntryService.ReverseAsync(原BankRecon凭证)</w:t>
-      </w:r>
-      <w:r>
-        <w:t xml:space="preserve"> </w:t>
-      </w:r>
-      <w:r>
-        <w:t xml:space="preserve">→ </w:t>
-      </w:r>
-      <w:r>
-        <w:rPr>
-          <w:rFonts w:hint="eastAsia"/>
-        </w:rPr>
-        <w:t xml:space="preserve">重新生成</w:t>
-      </w:r>
-      <w:r>
-        <w:t xml:space="preserve"> → </w:t>
-      </w:r>
-      <w:r>
-        <w:rPr>
-          <w:rFonts w:hint="eastAsia"/>
-        </w:rPr>
-        <w:t xml:space="preserve">重匹配；</w:t>
-      </w:r>
-      <w:r>
-        <w:rPr>
-          <w:rFonts w:hint="eastAsia"/>
-          <w:b/>
-          <w:bCs/>
-        </w:rPr>
-        <w:t xml:space="preserve">不物理删已过账凭证</w:t>
-      </w:r>
-      <w:r>
-        <w:rPr>
-          <w:rFonts w:hint="eastAsia"/>
-        </w:rPr>
-        <w:t xml:space="preserve">（遵守不可变凭证原则）。</w:t>
+        <w:t xml:space="preserve">默认解析。</w:t>
       </w:r>
     </w:p>
     <w:p>
       <w:pPr>
-        <w:pStyle w:val="BodyText"/>
+        <w:numPr>
+          <w:ilvl w:val="0"/>
+          <w:numId w:val="1003"/>
+        </w:numPr>
+      </w:pPr>
+      <w:r>
+        <w:rPr>
+          <w:rFonts w:hint="eastAsia"/>
+          <w:b/>
+          <w:bCs/>
+        </w:rPr>
+        <w:t xml:space="preserve">批量语义（点</w:t>
+      </w:r>
+      <w:r>
+        <w:rPr>
+          <w:b/>
+          <w:bCs/>
+        </w:rPr>
+        <w:t xml:space="preserve"> </w:t>
+      </w:r>
+      <w:r>
+        <w:rPr>
+          <w:rFonts w:hint="eastAsia"/>
+          <w:b/>
+          <w:bCs/>
+        </w:rPr>
+        <w:t xml:space="preserve">5，MVP）</w:t>
+      </w:r>
+      <w:r>
+        <w:rPr>
+          <w:rFonts w:hint="eastAsia"/>
+        </w:rPr>
+        <w:t xml:space="preserve">：</w:t>
+      </w:r>
+      <w:r>
+        <w:rPr>
+          <w:rFonts w:hint="eastAsia"/>
+          <w:b/>
+          <w:bCs/>
+        </w:rPr>
+        <w:t xml:space="preserve">一条银行流水生成一张</w:t>
+      </w:r>
+      <w:r>
+        <w:rPr>
+          <w:b/>
+          <w:bCs/>
+        </w:rPr>
+        <w:t xml:space="preserve"> BankRecon </w:t>
+      </w:r>
+      <w:r>
+        <w:rPr>
+          <w:rFonts w:hint="eastAsia"/>
+          <w:b/>
+          <w:bCs/>
+        </w:rPr>
+        <w:t xml:space="preserve">凭证</w:t>
+      </w:r>
+      <w:r>
+        <w:rPr>
+          <w:rFonts w:hint="eastAsia"/>
+        </w:rPr>
+        <w:t xml:space="preserve">，</w:t>
+      </w:r>
+      <w:r>
+        <w:rPr>
+          <w:rFonts w:hint="eastAsia"/>
+          <w:b/>
+          <w:bCs/>
+        </w:rPr>
+        <w:t xml:space="preserve">不做多行合并凭证</w:t>
+      </w:r>
+      <w:r>
+        <w:rPr>
+          <w:rFonts w:hint="eastAsia"/>
+        </w:rPr>
+        <w:t xml:space="preserve">。前端可批量选多条，</w:t>
+      </w:r>
+      <w:r>
+        <w:rPr>
+          <w:rFonts w:hint="eastAsia"/>
+          <w:b/>
+          <w:bCs/>
+        </w:rPr>
+        <w:t xml:space="preserve">后端按行逐条执行，返回逐行结果</w:t>
+      </w:r>
+      <w:r>
+        <w:rPr>
+          <w:rFonts w:hint="eastAsia"/>
+        </w:rPr>
+        <w:t xml:space="preserve">。批量入口约束：所有行属同一</w:t>
+      </w:r>
+      <w:r>
+        <w:t xml:space="preserve"> </w:t>
+      </w:r>
+      <w:r>
+        <w:rPr>
+          <w:rStyle w:val="VerbatimChar"/>
+        </w:rPr>
+        <w:t xml:space="preserve">BankStatement</w:t>
+      </w:r>
+      <w:r>
+        <w:rPr>
+          <w:rFonts w:hint="eastAsia"/>
+        </w:rPr>
+        <w:t xml:space="preserve">、会话</w:t>
+      </w:r>
+      <w:r>
+        <w:t xml:space="preserve"> </w:t>
+      </w:r>
+      <w:r>
+        <w:rPr>
+          <w:rStyle w:val="VerbatimChar"/>
+        </w:rPr>
+        <w:t xml:space="preserve">Open</w:t>
+      </w:r>
+      <w:r>
+        <w:rPr>
+          <w:rFonts w:hint="eastAsia"/>
+        </w:rPr>
+        <w:t xml:space="preserve">、每行</w:t>
+      </w:r>
+      <w:r>
+        <w:t xml:space="preserve"> </w:t>
+      </w:r>
+      <w:r>
+        <w:rPr>
+          <w:rStyle w:val="VerbatimChar"/>
+        </w:rPr>
+        <w:t xml:space="preserve">Unmatched</w:t>
+      </w:r>
+      <w:r>
+        <w:t xml:space="preserve"> </w:t>
+      </w:r>
+      <w:r>
+        <w:rPr>
+          <w:rFonts w:hint="eastAsia"/>
+        </w:rPr>
+        <w:t xml:space="preserve">或</w:t>
+      </w:r>
+      <w:r>
+        <w:t xml:space="preserve"> </w:t>
+      </w:r>
+      <w:r>
+        <w:rPr>
+          <w:rStyle w:val="VerbatimChar"/>
+        </w:rPr>
+        <w:t xml:space="preserve">MarkedPending</w:t>
+      </w:r>
+      <w:r>
+        <w:rPr>
+          <w:rFonts w:hint="eastAsia"/>
+        </w:rPr>
+        <w:t xml:space="preserve">、每行未生成过</w:t>
+      </w:r>
+      <w:r>
+        <w:t xml:space="preserve"> BankRecon </w:t>
+      </w:r>
+      <w:r>
+        <w:rPr>
+          <w:rFonts w:hint="eastAsia"/>
+        </w:rPr>
+        <w:t xml:space="preserve">凭证。</w:t>
+      </w:r>
+      <w:r>
+        <w:rPr>
+          <w:rFonts w:hint="eastAsia"/>
+          <w:b/>
+          <w:bCs/>
+        </w:rPr>
+        <w:t xml:space="preserve">采用一行一事务逐条执行</w:t>
+      </w:r>
+      <w:r>
+        <w:rPr>
+          <w:rFonts w:hint="eastAsia"/>
+        </w:rPr>
+        <w:t xml:space="preserve">：某行失败不回滚已成功行（非</w:t>
+      </w:r>
+      <w:r>
+        <w:t xml:space="preserve"> </w:t>
+      </w:r>
+      <w:r>
+        <w:rPr>
+          <w:rFonts w:hint="eastAsia"/>
+        </w:rPr>
+        <w:t xml:space="preserve">all-or-nothing），逐行返回成功/失败原因。</w:t>
+      </w:r>
+    </w:p>
+    <w:p>
+      <w:pPr>
+        <w:numPr>
+          <w:ilvl w:val="0"/>
+          <w:numId w:val="1003"/>
+        </w:numPr>
+      </w:pPr>
+      <w:r>
+        <w:rPr>
+          <w:rFonts w:hint="eastAsia"/>
+          <w:b/>
+          <w:bCs/>
+        </w:rPr>
+        <w:t xml:space="preserve">单条事务（点</w:t>
+      </w:r>
+      <w:r>
+        <w:rPr>
+          <w:b/>
+          <w:bCs/>
+        </w:rPr>
+        <w:t xml:space="preserve"> </w:t>
+      </w:r>
+      <w:r>
+        <w:rPr>
+          <w:rFonts w:hint="eastAsia"/>
+          <w:b/>
+          <w:bCs/>
+        </w:rPr>
+        <w:t xml:space="preserve">6，强制）</w:t>
+      </w:r>
+      <w:r>
+        <w:rPr>
+          <w:rFonts w:hint="eastAsia"/>
+        </w:rPr>
+        <w:t xml:space="preserve">：对单条流水，下列步骤必须在</w:t>
+      </w:r>
+      <w:r>
+        <w:rPr>
+          <w:rFonts w:hint="eastAsia"/>
+          <w:b/>
+          <w:bCs/>
+        </w:rPr>
+        <w:t xml:space="preserve">同一数据库事务</w:t>
+      </w:r>
+      <w:r>
+        <w:rPr>
+          <w:rFonts w:hint="eastAsia"/>
+        </w:rPr>
+        <w:t xml:space="preserve">内完成，任一步失败整体回滚（杜绝”凭证已过账但未匹配”的孤儿态）：</w:t>
+      </w:r>
+    </w:p>
+    <w:p>
+      <w:pPr>
+        <w:pStyle w:val="Compact"/>
+        <w:numPr>
+          <w:ilvl w:val="1"/>
+          <w:numId w:val="1004"/>
+        </w:numPr>
+      </w:pPr>
+      <w:r>
+        <w:rPr>
+          <w:rStyle w:val="VerbatimChar"/>
+        </w:rPr>
+        <w:t xml:space="preserve">FiscalPeriodService.EnsureOpenAsync(TxnDate)</w:t>
+      </w:r>
+      <w:r>
+        <w:t xml:space="preserve"> </w:t>
+      </w:r>
+      <w:r>
+        <w:rPr>
+          <w:rFonts w:hint="eastAsia"/>
+        </w:rPr>
+        <w:t xml:space="preserve">落期</w:t>
+      </w:r>
+      <w:r>
+        <w:t xml:space="preserve"> →</w:t>
+      </w:r>
+      <w:r>
+        <w:t xml:space="preserve"> </w:t>
+      </w:r>
+      <w:r>
+        <w:rPr>
+          <w:rStyle w:val="VerbatimChar"/>
+        </w:rPr>
+        <w:t xml:space="preserve">JournalEntryService.AutoPostAsync</w:t>
+      </w:r>
+      <w:r>
+        <w:t xml:space="preserve"> </w:t>
+      </w:r>
+      <w:r>
+        <w:rPr>
+          <w:rFonts w:hint="eastAsia"/>
+        </w:rPr>
+        <w:t xml:space="preserve">过账，</w:t>
+      </w:r>
+      <w:r>
+        <w:rPr>
+          <w:rStyle w:val="VerbatimChar"/>
+        </w:rPr>
+        <w:t xml:space="preserve">VoucherSource=BankRecon</w:t>
+      </w:r>
+      <w:r>
+        <w:rPr>
+          <w:rFonts w:hint="eastAsia"/>
+        </w:rPr>
+        <w:t xml:space="preserve">；</w:t>
+      </w:r>
+    </w:p>
+    <w:p>
+      <w:pPr>
+        <w:pStyle w:val="Compact"/>
+        <w:numPr>
+          <w:ilvl w:val="1"/>
+          <w:numId w:val="1004"/>
+        </w:numPr>
+      </w:pPr>
+      <w:r>
+        <w:rPr>
+          <w:rFonts w:hint="eastAsia"/>
+        </w:rPr>
+        <w:t xml:space="preserve">写回</w:t>
+      </w:r>
+      <w:r>
+        <w:t xml:space="preserve"> </w:t>
+      </w:r>
+      <w:r>
+        <w:rPr>
+          <w:rStyle w:val="VerbatimChar"/>
+        </w:rPr>
+        <w:t xml:space="preserve">BankStatementLine.GeneratedJournalEntryId</w:t>
+      </w:r>
+      <w:r>
+        <w:t xml:space="preserve">/</w:t>
+      </w:r>
+      <w:r>
+        <w:rPr>
+          <w:rStyle w:val="VerbatimChar"/>
+        </w:rPr>
+        <w:t xml:space="preserve">GeneratedAt</w:t>
+      </w:r>
+      <w:r>
+        <w:t xml:space="preserve">/</w:t>
+      </w:r>
+      <w:r>
+        <w:rPr>
+          <w:rStyle w:val="VerbatimChar"/>
+        </w:rPr>
+        <w:t xml:space="preserve">GeneratedBy</w:t>
+      </w:r>
+      <w:r>
+        <w:rPr>
+          <w:rFonts w:hint="eastAsia"/>
+        </w:rPr>
+        <w:t xml:space="preserve">；</w:t>
+      </w:r>
+    </w:p>
+    <w:p>
+      <w:pPr>
+        <w:pStyle w:val="Compact"/>
+        <w:numPr>
+          <w:ilvl w:val="1"/>
+          <w:numId w:val="1004"/>
+        </w:numPr>
+      </w:pPr>
+      <w:r>
+        <w:rPr>
+          <w:rFonts w:hint="eastAsia"/>
+        </w:rPr>
+        <w:t xml:space="preserve">建</w:t>
+      </w:r>
+      <w:r>
+        <w:t xml:space="preserve"> </w:t>
+      </w:r>
+      <w:r>
+        <w:rPr>
+          <w:rStyle w:val="VerbatimChar"/>
+        </w:rPr>
+        <w:t xml:space="preserve">BankReconMatch</w:t>
+      </w:r>
+      <w:r>
+        <w:rPr>
+          <w:rFonts w:hint="eastAsia"/>
+        </w:rPr>
+        <w:t xml:space="preserve">；</w:t>
+      </w:r>
+    </w:p>
+    <w:p>
+      <w:pPr>
+        <w:pStyle w:val="Compact"/>
+        <w:numPr>
+          <w:ilvl w:val="1"/>
+          <w:numId w:val="1004"/>
+        </w:numPr>
+      </w:pPr>
+      <w:r>
+        <w:rPr>
+          <w:rFonts w:hint="eastAsia"/>
+        </w:rPr>
+        <w:t xml:space="preserve">建</w:t>
+      </w:r>
+      <w:r>
+        <w:t xml:space="preserve"> </w:t>
+      </w:r>
+      <w:r>
+        <w:rPr>
+          <w:rStyle w:val="VerbatimChar"/>
+        </w:rPr>
+        <w:t xml:space="preserve">BankReconJournalLink</w:t>
+      </w:r>
+      <w:r>
+        <w:rPr>
+          <w:rFonts w:hint="eastAsia"/>
+        </w:rPr>
+        <w:t xml:space="preserve">（关联新银行GL凭证行）；</w:t>
+      </w:r>
+    </w:p>
+    <w:p>
+      <w:pPr>
+        <w:pStyle w:val="Compact"/>
+        <w:numPr>
+          <w:ilvl w:val="1"/>
+          <w:numId w:val="1004"/>
+        </w:numPr>
+      </w:pPr>
+      <w:r>
+        <w:rPr>
+          <w:rFonts w:hint="eastAsia"/>
+        </w:rPr>
+        <w:t xml:space="preserve">更新</w:t>
+      </w:r>
+      <w:r>
+        <w:t xml:space="preserve"> </w:t>
+      </w:r>
+      <w:r>
+        <w:rPr>
+          <w:rStyle w:val="VerbatimChar"/>
+        </w:rPr>
+        <w:t xml:space="preserve">BankStatementLine.MatchStatus=Matched</w:t>
+      </w:r>
+      <w:r>
+        <w:rPr>
+          <w:rFonts w:hint="eastAsia"/>
+        </w:rPr>
+        <w:t xml:space="preserve">；</w:t>
+      </w:r>
+    </w:p>
+    <w:p>
+      <w:pPr>
+        <w:pStyle w:val="Compact"/>
+        <w:numPr>
+          <w:ilvl w:val="1"/>
+          <w:numId w:val="1004"/>
+        </w:numPr>
+      </w:pPr>
+      <w:r>
+        <w:rPr>
+          <w:rFonts w:hint="eastAsia"/>
+        </w:rPr>
+        <w:t xml:space="preserve">写</w:t>
+      </w:r>
+      <w:r>
+        <w:t xml:space="preserve"> </w:t>
+      </w:r>
+      <w:r>
+        <w:rPr>
+          <w:rStyle w:val="VerbatimChar"/>
+        </w:rPr>
+        <w:t xml:space="preserve">Sys_OperLog</w:t>
+      </w:r>
+      <w:r>
+        <w:t xml:space="preserve">。</w:t>
+      </w:r>
+    </w:p>
+    <w:p>
+      <w:pPr>
+        <w:numPr>
+          <w:ilvl w:val="0"/>
+          <w:numId w:val="1003"/>
+        </w:numPr>
+      </w:pPr>
+      <w:r>
+        <w:rPr>
+          <w:rFonts w:hint="eastAsia"/>
+          <w:b/>
+          <w:bCs/>
+        </w:rPr>
+        <w:t xml:space="preserve">幂等（点</w:t>
+      </w:r>
+      <w:r>
+        <w:rPr>
+          <w:b/>
+          <w:bCs/>
+        </w:rPr>
+        <w:t xml:space="preserve"> </w:t>
+      </w:r>
+      <w:r>
+        <w:rPr>
+          <w:rFonts w:hint="eastAsia"/>
+          <w:b/>
+          <w:bCs/>
+        </w:rPr>
+        <w:t xml:space="preserve">8/原护栏）</w:t>
+      </w:r>
+      <w:r>
+        <w:rPr>
+          <w:rFonts w:hint="eastAsia"/>
+        </w:rPr>
+        <w:t xml:space="preserve">：流水行</w:t>
+      </w:r>
+      <w:r>
+        <w:t xml:space="preserve"> </w:t>
+      </w:r>
+      <w:r>
+        <w:rPr>
+          <w:rStyle w:val="VerbatimChar"/>
+        </w:rPr>
+        <w:t xml:space="preserve">GeneratedJournalEntryId</w:t>
+      </w:r>
+      <w:r>
+        <w:t xml:space="preserve"> </w:t>
+      </w:r>
+      <w:r>
+        <w:rPr>
+          <w:rFonts w:hint="eastAsia"/>
+        </w:rPr>
+        <w:t xml:space="preserve">非空时再次调用</w:t>
+      </w:r>
+      <w:r>
+        <w:t xml:space="preserve"> → </w:t>
+      </w:r>
+      <w:r>
+        <w:rPr>
+          <w:rFonts w:hint="eastAsia"/>
+        </w:rPr>
+        <w:t xml:space="preserve">拒</w:t>
+      </w:r>
+      <w:r>
+        <w:t xml:space="preserve"> </w:t>
+      </w:r>
+      <w:r>
+        <w:rPr>
+          <w:rStyle w:val="VerbatimChar"/>
+        </w:rPr>
+        <w:t xml:space="preserve">E-A4-BANKONLY-DUP</w:t>
+      </w:r>
+      <w:r>
+        <w:t xml:space="preserve">。</w:t>
+      </w:r>
+    </w:p>
+    <w:p>
+      <w:pPr>
+        <w:numPr>
+          <w:ilvl w:val="0"/>
+          <w:numId w:val="1003"/>
+        </w:numPr>
+      </w:pPr>
+      <w:r>
+        <w:rPr>
+          <w:rFonts w:hint="eastAsia"/>
+          <w:b/>
+          <w:bCs/>
+        </w:rPr>
+        <w:t xml:space="preserve">改错走反冲（点</w:t>
+      </w:r>
+      <w:r>
+        <w:rPr>
+          <w:b/>
+          <w:bCs/>
+        </w:rPr>
+        <w:t xml:space="preserve"> </w:t>
+      </w:r>
+      <w:r>
+        <w:rPr>
+          <w:rFonts w:hint="eastAsia"/>
+          <w:b/>
+          <w:bCs/>
+        </w:rPr>
+        <w:t xml:space="preserve">7）</w:t>
+      </w:r>
+      <w:r>
+        <w:rPr>
+          <w:rFonts w:hint="eastAsia"/>
+        </w:rPr>
+        <w:t xml:space="preserve">：科目错时</w:t>
+      </w:r>
+      <w:r>
+        <w:t xml:space="preserve"> Unmatch →</w:t>
+      </w:r>
+      <w:r>
+        <w:t xml:space="preserve"> </w:t>
+      </w:r>
+      <w:r>
+        <w:rPr>
+          <w:rStyle w:val="VerbatimChar"/>
+          <w:rFonts w:hint="eastAsia"/>
+        </w:rPr>
+        <w:t xml:space="preserve">JournalEntryService.ReverseAsync(原</w:t>
+      </w:r>
+      <w:r>
+        <w:rPr>
+          <w:rStyle w:val="VerbatimChar"/>
+        </w:rPr>
+        <w:t xml:space="preserve"> BankRecon </w:t>
+      </w:r>
+      <w:r>
+        <w:rPr>
+          <w:rStyle w:val="VerbatimChar"/>
+          <w:rFonts w:hint="eastAsia"/>
+        </w:rPr>
+        <w:t xml:space="preserve">凭证)</w:t>
+      </w:r>
+      <w:r>
+        <w:t xml:space="preserve"> </w:t>
+      </w:r>
+      <w:r>
+        <w:t xml:space="preserve">→ </w:t>
+      </w:r>
+      <w:r>
+        <w:rPr>
+          <w:rFonts w:hint="eastAsia"/>
+        </w:rPr>
+        <w:t xml:space="preserve">重生成</w:t>
+      </w:r>
+      <w:r>
+        <w:t xml:space="preserve"> → </w:t>
+      </w:r>
+      <w:r>
+        <w:rPr>
+          <w:rFonts w:hint="eastAsia"/>
+        </w:rPr>
+        <w:t xml:space="preserve">重匹配；</w:t>
+      </w:r>
+      <w:r>
+        <w:rPr>
+          <w:rFonts w:hint="eastAsia"/>
+          <w:b/>
+          <w:bCs/>
+        </w:rPr>
+        <w:t xml:space="preserve">不物理删已过账凭证</w:t>
+      </w:r>
+      <w:r>
+        <w:rPr>
+          <w:rFonts w:hint="eastAsia"/>
+        </w:rPr>
+        <w:t xml:space="preserve">（遵守不可变凭证原则）。</w:t>
+      </w:r>
+      <w:r>
+        <w:rPr>
+          <w:rStyle w:val="VerbatimChar"/>
+        </w:rPr>
+        <w:t xml:space="preserve">GeneratedJournalEntryId</w:t>
+      </w:r>
+      <w:r>
+        <w:t xml:space="preserve"> </w:t>
+      </w:r>
+      <w:r>
+        <w:rPr>
+          <w:rFonts w:hint="eastAsia"/>
+        </w:rPr>
+        <w:t xml:space="preserve">表示</w:t>
+      </w:r>
+      <w:r>
+        <w:rPr>
+          <w:rFonts w:hint="eastAsia"/>
+          <w:b/>
+          <w:bCs/>
+        </w:rPr>
+        <w:t xml:space="preserve">当前有效</w:t>
+      </w:r>
+      <w:r>
+        <w:rPr>
+          <w:rFonts w:hint="eastAsia"/>
+        </w:rPr>
+        <w:t xml:space="preserve">的</w:t>
+      </w:r>
+      <w:r>
+        <w:t xml:space="preserve"> BankRecon </w:t>
+      </w:r>
+      <w:r>
+        <w:rPr>
+          <w:rFonts w:hint="eastAsia"/>
+        </w:rPr>
+        <w:t xml:space="preserve">凭证：原凭证</w:t>
+      </w:r>
+      <w:r>
+        <w:t xml:space="preserve"> Reverse </w:t>
+      </w:r>
+      <w:r>
+        <w:rPr>
+          <w:rFonts w:hint="eastAsia"/>
+        </w:rPr>
+        <w:t xml:space="preserve">成功后，先</w:t>
+      </w:r>
+      <w:r>
+        <w:t xml:space="preserve"> </w:t>
+      </w:r>
+      <w:r>
+        <w:rPr>
+          <w:rStyle w:val="VerbatimChar"/>
+        </w:rPr>
+        <w:t xml:space="preserve">Unmatch</w:t>
+      </w:r>
+      <w:r>
+        <w:t xml:space="preserve"> </w:t>
+      </w:r>
+      <w:r>
+        <w:rPr>
+          <w:rFonts w:hint="eastAsia"/>
+        </w:rPr>
+        <w:t xml:space="preserve">该行</w:t>
+      </w:r>
+      <w:r>
+        <w:t xml:space="preserve"> →</w:t>
+      </w:r>
+      <w:r>
+        <w:t xml:space="preserve"> </w:t>
+      </w:r>
+      <w:r>
+        <w:rPr>
+          <w:rFonts w:hint="eastAsia"/>
+          <w:b/>
+          <w:bCs/>
+        </w:rPr>
+        <w:t xml:space="preserve">清空旧</w:t>
+      </w:r>
+      <w:r>
+        <w:rPr>
+          <w:b/>
+          <w:bCs/>
+        </w:rPr>
+        <w:t xml:space="preserve"> </w:t>
+      </w:r>
+      <w:r>
+        <w:rPr>
+          <w:rStyle w:val="VerbatimChar"/>
+          <w:b/>
+          <w:bCs/>
+        </w:rPr>
+        <w:t xml:space="preserve">GeneratedJournalEntryId</w:t>
+      </w:r>
+      <w:r>
+        <w:t xml:space="preserve"> </w:t>
+      </w:r>
+      <w:r>
+        <w:t xml:space="preserve">→ </w:t>
+      </w:r>
+      <w:r>
+        <w:rPr>
+          <w:rFonts w:hint="eastAsia"/>
+        </w:rPr>
+        <w:t xml:space="preserve">重生成时写入</w:t>
+      </w:r>
+      <w:r>
+        <w:rPr>
+          <w:rFonts w:hint="eastAsia"/>
+          <w:b/>
+          <w:bCs/>
+        </w:rPr>
+        <w:t xml:space="preserve">新</w:t>
+      </w:r>
+      <w:r>
+        <w:rPr>
+          <w:b/>
+          <w:bCs/>
+        </w:rPr>
+        <w:t xml:space="preserve"> </w:t>
+      </w:r>
+      <w:r>
+        <w:rPr>
+          <w:rStyle w:val="VerbatimChar"/>
+          <w:b/>
+          <w:bCs/>
+        </w:rPr>
+        <w:t xml:space="preserve">GeneratedJournalEntryId</w:t>
+      </w:r>
+      <w:r>
+        <w:rPr>
+          <w:rFonts w:hint="eastAsia"/>
+        </w:rPr>
+        <w:t xml:space="preserve">（不被幂等规则挡住）。原凭证↔反冲凭证的追溯走</w:t>
+      </w:r>
+      <w:r>
+        <w:t xml:space="preserve"> </w:t>
+      </w:r>
+      <w:r>
+        <w:rPr>
+          <w:rStyle w:val="VerbatimChar"/>
+        </w:rPr>
+        <w:t xml:space="preserve">JournalEntry.Reversal</w:t>
+      </w:r>
+      <w:r>
+        <w:t xml:space="preserve"> </w:t>
+      </w:r>
+      <w:r>
+        <w:rPr>
+          <w:rFonts w:hint="eastAsia"/>
+        </w:rPr>
+        <w:t xml:space="preserve">链</w:t>
+      </w:r>
+      <w:r>
+        <w:t xml:space="preserve"> +</w:t>
+      </w:r>
+      <w:r>
+        <w:t xml:space="preserve"> </w:t>
+      </w:r>
+      <w:r>
+        <w:rPr>
+          <w:rStyle w:val="VerbatimChar"/>
+        </w:rPr>
+        <w:t xml:space="preserve">Sys_OperLog</w:t>
+      </w:r>
+      <w:r>
+        <w:rPr>
+          <w:rFonts w:hint="eastAsia"/>
+        </w:rPr>
+        <w:t xml:space="preserve">；</w:t>
+      </w:r>
+      <w:r>
+        <w:rPr>
+          <w:rFonts w:hint="eastAsia"/>
+          <w:b/>
+          <w:bCs/>
+        </w:rPr>
+        <w:t xml:space="preserve">不新增</w:t>
+      </w:r>
+      <w:r>
+        <w:rPr>
+          <w:b/>
+          <w:bCs/>
+        </w:rPr>
+        <w:t xml:space="preserve"> </w:t>
+      </w:r>
+      <w:r>
+        <w:rPr>
+          <w:rStyle w:val="VerbatimChar"/>
+          <w:b/>
+          <w:bCs/>
+        </w:rPr>
+        <w:t xml:space="preserve">ReversedGeneratedJournalEntryId</w:t>
+      </w:r>
+      <w:r>
+        <w:rPr>
+          <w:b/>
+          <w:bCs/>
+        </w:rPr>
+        <w:t xml:space="preserve"> </w:t>
+      </w:r>
+      <w:r>
+        <w:rPr>
+          <w:rFonts w:hint="eastAsia"/>
+          <w:b/>
+          <w:bCs/>
+        </w:rPr>
+        <w:t xml:space="preserve">字段</w:t>
+      </w:r>
+      <w:r>
+        <w:rPr>
+          <w:rFonts w:hint="eastAsia"/>
+        </w:rPr>
+        <w:t xml:space="preserve">（保持模型轻量）。</w:t>
+      </w:r>
+    </w:p>
+    <w:p>
+      <w:pPr>
+        <w:pStyle w:val="FirstParagraph"/>
       </w:pPr>
       <w:r>
         <w:rPr>
@@ -8696,6 +10295,507 @@
       </w:r>
     </w:p>
     <w:p>
+      <w:pPr>
+        <w:pStyle w:val="BodyText"/>
+      </w:pPr>
+      <w:r>
+        <w:rPr>
+          <w:rFonts w:hint="eastAsia"/>
+          <w:b/>
+          <w:bCs/>
+        </w:rPr>
+        <w:t xml:space="preserve">实时重算（点</w:t>
+      </w:r>
+      <w:r>
+        <w:rPr>
+          <w:b/>
+          <w:bCs/>
+        </w:rPr>
+        <w:t xml:space="preserve"> </w:t>
+      </w:r>
+      <w:r>
+        <w:rPr>
+          <w:rFonts w:hint="eastAsia"/>
+          <w:b/>
+          <w:bCs/>
+        </w:rPr>
+        <w:t xml:space="preserve">2.2）</w:t>
+      </w:r>
+      <w:r>
+        <w:rPr>
+          <w:rFonts w:hint="eastAsia"/>
+        </w:rPr>
+        <w:t xml:space="preserve">：</w:t>
+      </w:r>
+      <w:r>
+        <w:rPr>
+          <w:rStyle w:val="VerbatimChar"/>
+        </w:rPr>
+        <w:t xml:space="preserve">GetReconciliationStatementAsync</w:t>
+      </w:r>
+      <w:r>
+        <w:t xml:space="preserve"> </w:t>
+      </w:r>
+      <w:r>
+        <w:rPr>
+          <w:rFonts w:hint="eastAsia"/>
+        </w:rPr>
+        <w:t xml:space="preserve">与</w:t>
+      </w:r>
+      <w:r>
+        <w:t xml:space="preserve"> </w:t>
+      </w:r>
+      <w:r>
+        <w:rPr>
+          <w:rStyle w:val="VerbatimChar"/>
+        </w:rPr>
+        <w:t xml:space="preserve">LockAsync</w:t>
+      </w:r>
+      <w:r>
+        <w:t xml:space="preserve"> </w:t>
+      </w:r>
+      <w:r>
+        <w:rPr>
+          <w:rFonts w:hint="eastAsia"/>
+          <w:b/>
+          <w:bCs/>
+        </w:rPr>
+        <w:t xml:space="preserve">必须实时重算</w:t>
+      </w:r>
+      <w:r>
+        <w:rPr>
+          <w:rFonts w:hint="eastAsia"/>
+        </w:rPr>
+        <w:t xml:space="preserve">上述四量，</w:t>
+      </w:r>
+      <w:r>
+        <w:rPr>
+          <w:rFonts w:hint="eastAsia"/>
+          <w:b/>
+          <w:bCs/>
+        </w:rPr>
+        <w:t xml:space="preserve">不读</w:t>
+      </w:r>
+      <w:r>
+        <w:rPr>
+          <w:b/>
+          <w:bCs/>
+        </w:rPr>
+        <w:t xml:space="preserve"> BankStatement </w:t>
+      </w:r>
+      <w:r>
+        <w:rPr>
+          <w:rFonts w:hint="eastAsia"/>
+          <w:b/>
+          <w:bCs/>
+        </w:rPr>
+        <w:t xml:space="preserve">上的旧值</w:t>
+      </w:r>
+      <w:r>
+        <w:rPr>
+          <w:rFonts w:hint="eastAsia"/>
+        </w:rPr>
+        <w:t xml:space="preserve">；</w:t>
+      </w:r>
+      <w:r>
+        <w:rPr>
+          <w:rStyle w:val="VerbatimChar"/>
+        </w:rPr>
+        <w:t xml:space="preserve">BankStatement.Locked*</w:t>
+      </w:r>
+      <w:r>
+        <w:t xml:space="preserve"> </w:t>
+      </w:r>
+      <w:r>
+        <w:rPr>
+          <w:rFonts w:hint="eastAsia"/>
+        </w:rPr>
+        <w:t xml:space="preserve">仅在</w:t>
+      </w:r>
+      <w:r>
+        <w:t xml:space="preserve"> Lock </w:t>
+      </w:r>
+      <w:r>
+        <w:rPr>
+          <w:rFonts w:hint="eastAsia"/>
+        </w:rPr>
+        <w:t xml:space="preserve">时写快照（§2.1/§7.1）。</w:t>
+      </w:r>
+    </w:p>
+    <w:p>
+      <w:pPr>
+        <w:pStyle w:val="BodyText"/>
+      </w:pPr>
+      <w:r>
+        <w:rPr>
+          <w:rFonts w:hint="eastAsia"/>
+          <w:b/>
+          <w:bCs/>
+        </w:rPr>
+        <w:t xml:space="preserve">外币</w:t>
+      </w:r>
+      <w:r>
+        <w:rPr>
+          <w:b/>
+          <w:bCs/>
+        </w:rPr>
+        <w:t xml:space="preserve"> GL </w:t>
+      </w:r>
+      <w:r>
+        <w:rPr>
+          <w:rFonts w:hint="eastAsia"/>
+          <w:b/>
+          <w:bCs/>
+        </w:rPr>
+        <w:t xml:space="preserve">银行余额（点</w:t>
+      </w:r>
+      <w:r>
+        <w:rPr>
+          <w:b/>
+          <w:bCs/>
+        </w:rPr>
+        <w:t xml:space="preserve"> </w:t>
+      </w:r>
+      <w:r>
+        <w:rPr>
+          <w:rFonts w:hint="eastAsia"/>
+          <w:b/>
+          <w:bCs/>
+        </w:rPr>
+        <w:t xml:space="preserve">3，关键）</w:t>
+      </w:r>
+      <w:r>
+        <w:rPr>
+          <w:rFonts w:hint="eastAsia"/>
+        </w:rPr>
+        <w:t xml:space="preserve">：</w:t>
+      </w:r>
+      <w:r>
+        <w:rPr>
+          <w:rStyle w:val="VerbatimChar"/>
+        </w:rPr>
+        <w:t xml:space="preserve">GlBankEndingBalance</w:t>
+      </w:r>
+      <w:r>
+        <w:t xml:space="preserve"> </w:t>
+      </w:r>
+      <w:r>
+        <w:rPr>
+          <w:rFonts w:hint="eastAsia"/>
+        </w:rPr>
+        <w:t xml:space="preserve">的计算口径随账户币种分流——</w:t>
+      </w:r>
+      <w:r>
+        <w:t xml:space="preserve"> </w:t>
+      </w:r>
+      <w:r>
+        <w:t xml:space="preserve">-</w:t>
+      </w:r>
+      <w:r>
+        <w:t xml:space="preserve"> </w:t>
+      </w:r>
+      <w:r>
+        <w:rPr>
+          <w:rStyle w:val="VerbatimChar"/>
+        </w:rPr>
+        <w:t xml:space="preserve">BankAccount.CurrencyCd</w:t>
+      </w:r>
+      <w:r>
+        <w:t xml:space="preserve"> </w:t>
+      </w:r>
+      <w:r>
+        <w:rPr>
+          <w:rFonts w:hint="eastAsia"/>
+        </w:rPr>
+        <w:t xml:space="preserve">为本位币或</w:t>
+      </w:r>
+      <w:r>
+        <w:t xml:space="preserve"> </w:t>
+      </w:r>
+      <w:r>
+        <w:rPr>
+          <w:rFonts w:hint="eastAsia"/>
+        </w:rPr>
+        <w:t xml:space="preserve">null：用</w:t>
+      </w:r>
+      <w:r>
+        <w:t xml:space="preserve"> </w:t>
+      </w:r>
+      <w:r>
+        <w:rPr>
+          <w:rStyle w:val="VerbatimChar"/>
+        </w:rPr>
+        <w:t xml:space="preserve">JournalLine.Debit/Credit</w:t>
+      </w:r>
+      <w:r>
+        <w:rPr>
+          <w:rFonts w:hint="eastAsia"/>
+        </w:rPr>
+        <w:t xml:space="preserve">（本位币）计算</w:t>
+      </w:r>
+      <w:r>
+        <w:t xml:space="preserve"> </w:t>
+      </w:r>
+      <w:r>
+        <w:rPr>
+          <w:rFonts w:hint="eastAsia"/>
+        </w:rPr>
+        <w:t xml:space="preserve">Σ借−贷</w:t>
+      </w:r>
+      <w:r>
+        <w:t xml:space="preserve"> </w:t>
+      </w:r>
+      <w:r>
+        <w:rPr>
+          <w:rFonts w:hint="eastAsia"/>
+        </w:rPr>
+        <w:t xml:space="preserve">至</w:t>
+      </w:r>
+      <w:r>
+        <w:t xml:space="preserve"> </w:t>
+      </w:r>
+      <w:r>
+        <w:rPr>
+          <w:rStyle w:val="VerbatimChar"/>
+        </w:rPr>
+        <w:t xml:space="preserve">PeriodEnd</w:t>
+      </w:r>
+      <w:r>
+        <w:t xml:space="preserve">。</w:t>
+      </w:r>
+      <w:r>
+        <w:t xml:space="preserve"> </w:t>
+      </w:r>
+      <w:r>
+        <w:t xml:space="preserve">-</w:t>
+      </w:r>
+      <w:r>
+        <w:t xml:space="preserve"> </w:t>
+      </w:r>
+      <w:r>
+        <w:rPr>
+          <w:rStyle w:val="VerbatimChar"/>
+        </w:rPr>
+        <w:t xml:space="preserve">BankAccount.CurrencyCd</w:t>
+      </w:r>
+      <w:r>
+        <w:t xml:space="preserve"> </w:t>
+      </w:r>
+      <w:r>
+        <w:rPr>
+          <w:rFonts w:hint="eastAsia"/>
+        </w:rPr>
+        <w:t xml:space="preserve">非本位币：</w:t>
+      </w:r>
+      <w:r>
+        <w:rPr>
+          <w:rFonts w:hint="eastAsia"/>
+          <w:b/>
+          <w:bCs/>
+        </w:rPr>
+        <w:t xml:space="preserve">必须用</w:t>
+      </w:r>
+      <w:r>
+        <w:rPr>
+          <w:b/>
+          <w:bCs/>
+        </w:rPr>
+        <w:t xml:space="preserve"> </w:t>
+      </w:r>
+      <w:r>
+        <w:rPr>
+          <w:rStyle w:val="VerbatimChar"/>
+          <w:b/>
+          <w:bCs/>
+        </w:rPr>
+        <w:t xml:space="preserve">JournalLine.OrigAmount</w:t>
+      </w:r>
+      <w:r>
+        <w:rPr>
+          <w:b/>
+          <w:bCs/>
+        </w:rPr>
+        <w:t xml:space="preserve"> </w:t>
+      </w:r>
+      <w:r>
+        <w:rPr>
+          <w:rFonts w:hint="eastAsia"/>
+          <w:b/>
+          <w:bCs/>
+        </w:rPr>
+        <w:t xml:space="preserve">按</w:t>
+      </w:r>
+      <w:r>
+        <w:rPr>
+          <w:b/>
+          <w:bCs/>
+        </w:rPr>
+        <w:t xml:space="preserve"> </w:t>
+      </w:r>
+      <w:r>
+        <w:rPr>
+          <w:rStyle w:val="VerbatimChar"/>
+          <w:b/>
+          <w:bCs/>
+        </w:rPr>
+        <w:t xml:space="preserve">BankAccount.CurrencyCd</w:t>
+      </w:r>
+      <w:r>
+        <w:rPr>
+          <w:b/>
+          <w:bCs/>
+        </w:rPr>
+        <w:t xml:space="preserve"> </w:t>
+      </w:r>
+      <w:r>
+        <w:rPr>
+          <w:rFonts w:hint="eastAsia"/>
+          <w:b/>
+          <w:bCs/>
+        </w:rPr>
+        <w:t xml:space="preserve">计算</w:t>
+      </w:r>
+      <w:r>
+        <w:rPr>
+          <w:rFonts w:hint="eastAsia"/>
+        </w:rPr>
+        <w:t xml:space="preserve">；本位币折算额仅作展示，</w:t>
+      </w:r>
+      <w:r>
+        <w:rPr>
+          <w:rFonts w:hint="eastAsia"/>
+          <w:b/>
+          <w:bCs/>
+        </w:rPr>
+        <w:t xml:space="preserve">不参与</w:t>
+      </w:r>
+      <w:r>
+        <w:rPr>
+          <w:b/>
+          <w:bCs/>
+        </w:rPr>
+        <w:t xml:space="preserve"> </w:t>
+      </w:r>
+      <w:r>
+        <w:rPr>
+          <w:rStyle w:val="VerbatimChar"/>
+          <w:b/>
+          <w:bCs/>
+        </w:rPr>
+        <w:t xml:space="preserve">ReconciledDiff</w:t>
+      </w:r>
+      <w:r>
+        <w:rPr>
+          <w:rFonts w:hint="eastAsia"/>
+        </w:rPr>
+        <w:t xml:space="preserve">。若银行</w:t>
+      </w:r>
+      <w:r>
+        <w:t xml:space="preserve"> GL </w:t>
+      </w:r>
+      <w:r>
+        <w:rPr>
+          <w:rFonts w:hint="eastAsia"/>
+        </w:rPr>
+        <w:t xml:space="preserve">凭证行缺</w:t>
+      </w:r>
+      <w:r>
+        <w:t xml:space="preserve"> </w:t>
+      </w:r>
+      <w:r>
+        <w:rPr>
+          <w:rStyle w:val="VerbatimChar"/>
+        </w:rPr>
+        <w:t xml:space="preserve">OrigAmount</w:t>
+      </w:r>
+      <w:r>
+        <w:t xml:space="preserve"> </w:t>
+      </w:r>
+      <w:r>
+        <w:rPr>
+          <w:rFonts w:hint="eastAsia"/>
+        </w:rPr>
+        <w:t xml:space="preserve">或</w:t>
+      </w:r>
+      <w:r>
+        <w:t xml:space="preserve"> </w:t>
+      </w:r>
+      <w:r>
+        <w:rPr>
+          <w:rStyle w:val="VerbatimChar"/>
+        </w:rPr>
+        <w:t xml:space="preserve">CurrencyCd</w:t>
+      </w:r>
+      <w:r>
+        <w:t xml:space="preserve"> </w:t>
+      </w:r>
+      <w:r>
+        <w:rPr>
+          <w:rFonts w:hint="eastAsia"/>
+        </w:rPr>
+        <w:t xml:space="preserve">与账户币种不一致</w:t>
+      </w:r>
+      <w:r>
+        <w:t xml:space="preserve"> → </w:t>
+      </w:r>
+      <w:r>
+        <w:rPr>
+          <w:rFonts w:hint="eastAsia"/>
+        </w:rPr>
+        <w:t xml:space="preserve">该行不进自动候选(§4.2)，并在人工候选中提示”原币信息异常”。</w:t>
+      </w:r>
+      <w:r>
+        <w:t xml:space="preserve"> </w:t>
+      </w:r>
+      <w:r>
+        <w:t xml:space="preserve">-</w:t>
+      </w:r>
+      <w:r>
+        <w:t xml:space="preserve"> </w:t>
+      </w:r>
+      <w:r>
+        <w:rPr>
+          <w:rFonts w:hint="eastAsia"/>
+          <w:b/>
+          <w:bCs/>
+        </w:rPr>
+        <w:t xml:space="preserve">目的</w:t>
+      </w:r>
+      <w:r>
+        <w:rPr>
+          <w:rFonts w:hint="eastAsia"/>
+        </w:rPr>
+        <w:t xml:space="preserve">：避免</w:t>
+      </w:r>
+      <w:r>
+        <w:t xml:space="preserve"> USD </w:t>
+      </w:r>
+      <w:r>
+        <w:rPr>
+          <w:rFonts w:hint="eastAsia"/>
+        </w:rPr>
+        <w:t xml:space="preserve">对账单余额与</w:t>
+      </w:r>
+      <w:r>
+        <w:t xml:space="preserve"> CNY </w:t>
+      </w:r>
+      <w:r>
+        <w:rPr>
+          <w:rFonts w:hint="eastAsia"/>
+        </w:rPr>
+        <w:t xml:space="preserve">折算</w:t>
+      </w:r>
+      <w:r>
+        <w:t xml:space="preserve"> GL </w:t>
+      </w:r>
+      <w:r>
+        <w:rPr>
+          <w:rFonts w:hint="eastAsia"/>
+        </w:rPr>
+        <w:t xml:space="preserve">余额直接相减。</w:t>
+      </w:r>
+    </w:p>
+    <w:p>
       <w:r>
         <w:pict>
           <v:rect style="width:0;height:1.5pt" o:hralign="center" o:hrstd="t" o:hr="t"/>
@@ -8718,7 +10818,7 @@
         <w:t xml:space="preserve">锁定工作流</w:t>
       </w:r>
     </w:p>
-    <w:bookmarkStart w:id="36" w:name="lockasyncstatementid-校验全满足才锁"/>
+    <w:bookmarkStart w:id="36" w:name="lockasyncstatementid-校验实时重算后全满足才锁"/>
     <w:p>
       <w:pPr>
         <w:pStyle w:val="Heading3"/>
@@ -8742,21 +10842,72 @@
         <w:rPr>
           <w:rFonts w:hint="eastAsia"/>
         </w:rPr>
-        <w:t xml:space="preserve">校验（全满足才锁）</w:t>
+        <w:t xml:space="preserve">校验（</w:t>
+      </w:r>
+      <w:r>
+        <w:rPr>
+          <w:rFonts w:hint="eastAsia"/>
+          <w:b/>
+          <w:bCs/>
+        </w:rPr>
+        <w:t xml:space="preserve">实时重算</w:t>
+      </w:r>
+      <w:r>
+        <w:rPr>
+          <w:rFonts w:hint="eastAsia"/>
+        </w:rPr>
+        <w:t xml:space="preserve">后全满足才锁）</w:t>
       </w:r>
     </w:p>
     <w:p>
       <w:pPr>
-        <w:pStyle w:val="Compact"/>
-        <w:numPr>
-          <w:ilvl w:val="0"/>
-          <w:numId w:val="1003"/>
-        </w:numPr>
+        <w:pStyle w:val="FirstParagraph"/>
       </w:pPr>
       <w:r>
         <w:rPr>
           <w:rStyle w:val="VerbatimChar"/>
         </w:rPr>
+        <w:t xml:space="preserve">LockAsync</w:t>
+      </w:r>
+      <w:r>
+        <w:t xml:space="preserve"> </w:t>
+      </w:r>
+      <w:r>
+        <w:rPr>
+          <w:rFonts w:hint="eastAsia"/>
+        </w:rPr>
+        <w:t xml:space="preserve">先</w:t>
+      </w:r>
+      <w:r>
+        <w:rPr>
+          <w:rFonts w:hint="eastAsia"/>
+          <w:b/>
+          <w:bCs/>
+        </w:rPr>
+        <w:t xml:space="preserve">实时重算</w:t>
+      </w:r>
+      <w:r>
+        <w:t xml:space="preserve"> </w:t>
+      </w:r>
+      <w:r>
+        <w:rPr>
+          <w:rFonts w:hint="eastAsia"/>
+        </w:rPr>
+        <w:t xml:space="preserve">InternalDiff/ReconciledDiff/BankAdjusted/BookAdjusted（不读旧值），再校验：</w:t>
+      </w:r>
+      <w:r>
+        <w:t xml:space="preserve"> </w:t>
+      </w:r>
+      <w:r>
+        <w:t xml:space="preserve">1.</w:t>
+      </w:r>
+      <w:r>
+        <w:t xml:space="preserve"> </w:t>
+      </w:r>
+      <w:r>
+        <w:rPr>
+          <w:rStyle w:val="VerbatimChar"/>
+        </w:rPr>
         <w:t xml:space="preserve">StatementInternalDiff == 0</w:t>
       </w:r>
       <w:r>
@@ -8765,15 +10916,15 @@
         </w:rPr>
         <w:t xml:space="preserve">（Opening+ΣDeposit−ΣWithdrawal==Closing，护栏⑨）；</w:t>
       </w:r>
-    </w:p>
-    <w:p>
-      <w:pPr>
-        <w:pStyle w:val="Compact"/>
-        <w:numPr>
-          <w:ilvl w:val="0"/>
-          <w:numId w:val="1003"/>
-        </w:numPr>
-      </w:pPr>
+      <w:r>
+        <w:t xml:space="preserve"> </w:t>
+      </w:r>
+      <w:r>
+        <w:t xml:space="preserve">2.</w:t>
+      </w:r>
+      <w:r>
+        <w:t xml:space="preserve"> </w:t>
+      </w:r>
       <w:r>
         <w:rPr>
           <w:rStyle w:val="VerbatimChar"/>
@@ -8786,30 +10937,51 @@
         </w:rPr>
         <w:t xml:space="preserve">；</w:t>
       </w:r>
-    </w:p>
-    <w:p>
-      <w:pPr>
-        <w:pStyle w:val="Compact"/>
-        <w:numPr>
-          <w:ilvl w:val="0"/>
-          <w:numId w:val="1003"/>
-        </w:numPr>
-      </w:pPr>
-      <w:r>
-        <w:rPr>
-          <w:rFonts w:hint="eastAsia"/>
-        </w:rPr>
-        <w:t xml:space="preserve">无未处理的异常导入行；</w:t>
-      </w:r>
-    </w:p>
-    <w:p>
-      <w:pPr>
-        <w:pStyle w:val="Compact"/>
-        <w:numPr>
-          <w:ilvl w:val="0"/>
-          <w:numId w:val="1003"/>
-        </w:numPr>
-      </w:pPr>
+      <w:r>
+        <w:t xml:space="preserve"> </w:t>
+      </w:r>
+      <w:r>
+        <w:t xml:space="preserve">3. </w:t>
+      </w:r>
+      <w:r>
+        <w:rPr>
+          <w:rFonts w:hint="eastAsia"/>
+        </w:rPr>
+        <w:t xml:space="preserve">当前会话不存在未确认的导入批次（Confirm</w:t>
+      </w:r>
+      <w:r>
+        <w:t xml:space="preserve"> </w:t>
+      </w:r>
+      <w:r>
+        <w:rPr>
+          <w:rFonts w:hint="eastAsia"/>
+        </w:rPr>
+        <w:t xml:space="preserve">阶段不会落库解析失败行，见</w:t>
+      </w:r>
+      <w:r>
+        <w:t xml:space="preserve"> </w:t>
+      </w:r>
+      <w:r>
+        <w:rPr>
+          <w:rFonts w:hint="eastAsia"/>
+        </w:rPr>
+        <w:t xml:space="preserve">§3.3，故无需检查”异常导入行”，点</w:t>
+      </w:r>
+      <w:r>
+        <w:t xml:space="preserve"> </w:t>
+      </w:r>
+      <w:r>
+        <w:rPr>
+          <w:rFonts w:hint="eastAsia"/>
+        </w:rPr>
+        <w:t xml:space="preserve">8）；</w:t>
+      </w:r>
+      <w:r>
+        <w:t xml:space="preserve"> </w:t>
+      </w:r>
+      <w:r>
+        <w:t xml:space="preserve">4. </w:t>
+      </w:r>
       <w:r>
         <w:rPr>
           <w:rFonts w:hint="eastAsia"/>
@@ -8837,15 +11009,12 @@
         </w:rPr>
         <w:t xml:space="preserve">合计一致；</w:t>
       </w:r>
-    </w:p>
-    <w:p>
-      <w:pPr>
-        <w:pStyle w:val="Compact"/>
-        <w:numPr>
-          <w:ilvl w:val="0"/>
-          <w:numId w:val="1003"/>
-        </w:numPr>
-      </w:pPr>
+      <w:r>
+        <w:t xml:space="preserve"> </w:t>
+      </w:r>
+      <w:r>
+        <w:t xml:space="preserve">5. </w:t>
+      </w:r>
       <w:r>
         <w:rPr>
           <w:rFonts w:hint="eastAsia"/>
@@ -8898,7 +11067,99 @@
         <w:rPr>
           <w:rFonts w:hint="eastAsia"/>
         </w:rPr>
-        <w:t xml:space="preserve">（含差额明细）。前端锁定前必弹</w:t>
+        <w:t xml:space="preserve">（含差额明细）。</w:t>
+      </w:r>
+      <w:r>
+        <w:t xml:space="preserve"> </w:t>
+      </w:r>
+      <w:r>
+        <w:rPr>
+          <w:rFonts w:hint="eastAsia"/>
+          <w:b/>
+          <w:bCs/>
+        </w:rPr>
+        <w:t xml:space="preserve">锁成功时写快照</w:t>
+      </w:r>
+      <w:r>
+        <w:rPr>
+          <w:rFonts w:hint="eastAsia"/>
+        </w:rPr>
+        <w:t xml:space="preserve">：</w:t>
+      </w:r>
+      <w:r>
+        <w:rPr>
+          <w:rStyle w:val="VerbatimChar"/>
+        </w:rPr>
+        <w:t xml:space="preserve">LockedStatementInternalDiff</w:t>
+      </w:r>
+      <w:r>
+        <w:t xml:space="preserve">/</w:t>
+      </w:r>
+      <w:r>
+        <w:rPr>
+          <w:rStyle w:val="VerbatimChar"/>
+        </w:rPr>
+        <w:t xml:space="preserve">LockedReconciledDiff</w:t>
+      </w:r>
+      <w:r>
+        <w:t xml:space="preserve">/</w:t>
+      </w:r>
+      <w:r>
+        <w:rPr>
+          <w:rStyle w:val="VerbatimChar"/>
+        </w:rPr>
+        <w:t xml:space="preserve">LockedBankAdjustedBalance</w:t>
+      </w:r>
+      <w:r>
+        <w:t xml:space="preserve">/</w:t>
+      </w:r>
+      <w:r>
+        <w:rPr>
+          <w:rStyle w:val="VerbatimChar"/>
+        </w:rPr>
+        <w:t xml:space="preserve">LockedBookAdjustedBalance</w:t>
+      </w:r>
+      <w:r>
+        <w:t xml:space="preserve">/</w:t>
+      </w:r>
+      <w:r>
+        <w:rPr>
+          <w:rStyle w:val="VerbatimChar"/>
+        </w:rPr>
+        <w:t xml:space="preserve">LockSnapshotJson</w:t>
+      </w:r>
+      <w:r>
+        <w:t xml:space="preserve">/</w:t>
+      </w:r>
+      <w:r>
+        <w:rPr>
+          <w:rStyle w:val="VerbatimChar"/>
+        </w:rPr>
+        <w:t xml:space="preserve">LockedAt</w:t>
+      </w:r>
+      <w:r>
+        <w:t xml:space="preserve">/</w:t>
+      </w:r>
+      <w:r>
+        <w:rPr>
+          <w:rStyle w:val="VerbatimChar"/>
+        </w:rPr>
+        <w:t xml:space="preserve">LockedBy</w:t>
+      </w:r>
+      <w:r>
+        <w:rPr>
+          <w:rFonts w:hint="eastAsia"/>
+        </w:rPr>
+        <w:t xml:space="preserve">（§2.1）。</w:t>
+      </w:r>
+      <w:r>
+        <w:t xml:space="preserve"> </w:t>
+      </w:r>
+      <w:r>
+        <w:rPr>
+          <w:rFonts w:hint="eastAsia"/>
+        </w:rPr>
+        <w:t xml:space="preserve">前端锁定前必弹</w:t>
       </w:r>
       <w:r>
         <w:rPr>
@@ -9282,6 +11543,197 @@
           <w:rFonts w:hint="eastAsia"/>
         </w:rPr>
         <w:t xml:space="preserve">才能再过账。</w:t>
+      </w:r>
+    </w:p>
+    <w:p>
+      <w:pPr>
+        <w:pStyle w:val="BodyText"/>
+      </w:pPr>
+      <w:r>
+        <w:rPr>
+          <w:rFonts w:hint="eastAsia"/>
+          <w:b/>
+          <w:bCs/>
+        </w:rPr>
+        <w:t xml:space="preserve">反冲守卫（点</w:t>
+      </w:r>
+      <w:r>
+        <w:rPr>
+          <w:b/>
+          <w:bCs/>
+        </w:rPr>
+        <w:t xml:space="preserve"> </w:t>
+      </w:r>
+      <w:r>
+        <w:rPr>
+          <w:rFonts w:hint="eastAsia"/>
+          <w:b/>
+          <w:bCs/>
+        </w:rPr>
+        <w:t xml:space="preserve">4，关键）</w:t>
+      </w:r>
+      <w:r>
+        <w:rPr>
+          <w:rFonts w:hint="eastAsia"/>
+        </w:rPr>
+        <w:t xml:space="preserve">：</w:t>
+      </w:r>
+      <w:r>
+        <w:rPr>
+          <w:rStyle w:val="VerbatimChar"/>
+        </w:rPr>
+        <w:t xml:space="preserve">ReverseAsync</w:t>
+      </w:r>
+      <w:r>
+        <w:t xml:space="preserve"> </w:t>
+      </w:r>
+      <w:r>
+        <w:rPr>
+          <w:rFonts w:hint="eastAsia"/>
+        </w:rPr>
+        <w:t xml:space="preserve">除上面”新反冲凭证落期”的过账守卫外，</w:t>
+      </w:r>
+      <w:r>
+        <w:rPr>
+          <w:rFonts w:hint="eastAsia"/>
+          <w:b/>
+          <w:bCs/>
+        </w:rPr>
+        <w:t xml:space="preserve">还须检查被反冲的原</w:t>
+      </w:r>
+      <w:r>
+        <w:rPr>
+          <w:b/>
+          <w:bCs/>
+        </w:rPr>
+        <w:t xml:space="preserve"> </w:t>
+      </w:r>
+      <w:r>
+        <w:rPr>
+          <w:rStyle w:val="VerbatimChar"/>
+          <w:b/>
+          <w:bCs/>
+        </w:rPr>
+        <w:t xml:space="preserve">JournalLine</w:t>
+      </w:r>
+      <w:r>
+        <w:rPr>
+          <w:b/>
+          <w:bCs/>
+        </w:rPr>
+        <w:t xml:space="preserve"> </w:t>
+      </w:r>
+      <w:r>
+        <w:rPr>
+          <w:rFonts w:hint="eastAsia"/>
+          <w:b/>
+          <w:bCs/>
+        </w:rPr>
+        <w:t xml:space="preserve">是否已存在</w:t>
+      </w:r>
+      <w:r>
+        <w:rPr>
+          <w:b/>
+          <w:bCs/>
+        </w:rPr>
+        <w:t xml:space="preserve"> </w:t>
+      </w:r>
+      <w:r>
+        <w:rPr>
+          <w:rStyle w:val="VerbatimChar"/>
+          <w:b/>
+          <w:bCs/>
+        </w:rPr>
+        <w:t xml:space="preserve">BankReconJournalLink</w:t>
+      </w:r>
+      <w:r>
+        <w:rPr>
+          <w:rFonts w:hint="eastAsia"/>
+        </w:rPr>
+        <w:t xml:space="preserve">：若原凭证行已被对账、且其</w:t>
+      </w:r>
+      <w:r>
+        <w:t xml:space="preserve"> </w:t>
+      </w:r>
+      <w:r>
+        <w:rPr>
+          <w:rStyle w:val="VerbatimChar"/>
+        </w:rPr>
+        <w:t xml:space="preserve">BankReconMatch</w:t>
+      </w:r>
+      <w:r>
+        <w:t xml:space="preserve"> </w:t>
+      </w:r>
+      <w:r>
+        <w:rPr>
+          <w:rFonts w:hint="eastAsia"/>
+        </w:rPr>
+        <w:t xml:space="preserve">所属</w:t>
+      </w:r>
+      <w:r>
+        <w:t xml:space="preserve"> </w:t>
+      </w:r>
+      <w:r>
+        <w:rPr>
+          <w:rStyle w:val="VerbatimChar"/>
+        </w:rPr>
+        <w:t xml:space="preserve">BankStatement.Status=Locked</w:t>
+      </w:r>
+      <w:r>
+        <w:t xml:space="preserve"> </w:t>
+      </w:r>
+      <w:r>
+        <w:t xml:space="preserve">→</w:t>
+      </w:r>
+      <w:r>
+        <w:t xml:space="preserve"> </w:t>
+      </w:r>
+      <w:r>
+        <w:rPr>
+          <w:rFonts w:hint="eastAsia"/>
+          <w:b/>
+          <w:bCs/>
+        </w:rPr>
+        <w:t xml:space="preserve">禁止反冲</w:t>
+      </w:r>
+      <w:r>
+        <w:rPr>
+          <w:rFonts w:hint="eastAsia"/>
+        </w:rPr>
+        <w:t xml:space="preserve">，拒</w:t>
+      </w:r>
+      <w:r>
+        <w:t xml:space="preserve"> </w:t>
+      </w:r>
+      <w:r>
+        <w:rPr>
+          <w:rStyle w:val="VerbatimChar"/>
+        </w:rPr>
+        <w:t xml:space="preserve">E-A4-RECON-LOCKED-REVERSAL</w:t>
+      </w:r>
+      <w:r>
+        <w:rPr>
+          <w:rFonts w:hint="eastAsia"/>
+        </w:rPr>
+        <w:t xml:space="preserve">，须先</w:t>
+      </w:r>
+      <w:r>
+        <w:t xml:space="preserve"> </w:t>
+      </w:r>
+      <w:r>
+        <w:rPr>
+          <w:rStyle w:val="VerbatimChar"/>
+        </w:rPr>
+        <w:t xml:space="preserve">Unlock</w:t>
+      </w:r>
+      <w:r>
+        <w:t xml:space="preserve"> </w:t>
+      </w:r>
+      <w:r>
+        <w:rPr>
+          <w:rFonts w:hint="eastAsia"/>
+        </w:rPr>
+        <w:t xml:space="preserve">原银行对账会话。（防止”锁定对账已成立，却把被对账的原凭证抽掉”。）</w:t>
       </w:r>
     </w:p>
     <w:bookmarkEnd w:id="37"/>
@@ -9375,935 +11827,6 @@
           <w:rFonts w:hint="eastAsia"/>
         </w:rPr>
         <w:t xml:space="preserve">边界与异常</w:t>
-      </w:r>
-    </w:p>
-    <w:p>
-      <w:pPr>
-        <w:pStyle w:val="Compact"/>
-        <w:numPr>
-          <w:ilvl w:val="0"/>
-          <w:numId w:val="1004"/>
-        </w:numPr>
-      </w:pPr>
-      <w:r>
-        <w:rPr>
-          <w:rFonts w:hint="eastAsia"/>
-          <w:b/>
-          <w:bCs/>
-        </w:rPr>
-        <w:t xml:space="preserve">多币种</w:t>
-      </w:r>
-      <w:r>
-        <w:rPr>
-          <w:rFonts w:hint="eastAsia"/>
-        </w:rPr>
-        <w:t xml:space="preserve">：以</w:t>
-      </w:r>
-      <w:r>
-        <w:t xml:space="preserve"> </w:t>
-      </w:r>
-      <w:r>
-        <w:rPr>
-          <w:rStyle w:val="VerbatimChar"/>
-        </w:rPr>
-        <w:t xml:space="preserve">BankAccount.CurrencyCd</w:t>
-      </w:r>
-      <w:r>
-        <w:t xml:space="preserve"> </w:t>
-      </w:r>
-      <w:r>
-        <w:rPr>
-          <w:rFonts w:hint="eastAsia"/>
-        </w:rPr>
-        <w:t xml:space="preserve">为准；外币按原币金额匹配（§4.2</w:t>
-      </w:r>
-      <w:r>
-        <w:t xml:space="preserve"> </w:t>
-      </w:r>
-      <w:r>
-        <w:rPr>
-          <w:rFonts w:hint="eastAsia"/>
-        </w:rPr>
-        <w:t xml:space="preserve">护栏⑨）；银行余额期末汇兑重估沿用现有</w:t>
-      </w:r>
-      <w:r>
-        <w:t xml:space="preserve"> </w:t>
-      </w:r>
-      <w:r>
-        <w:rPr>
-          <w:rStyle w:val="VerbatimChar"/>
-        </w:rPr>
-        <w:t xml:space="preserve">FxRevaluationService</w:t>
-      </w:r>
-      <w:r>
-        <w:rPr>
-          <w:rFonts w:hint="eastAsia"/>
-        </w:rPr>
-        <w:t xml:space="preserve">，不在</w:t>
-      </w:r>
-      <w:r>
-        <w:t xml:space="preserve"> A4。</w:t>
-      </w:r>
-    </w:p>
-    <w:p>
-      <w:pPr>
-        <w:pStyle w:val="Compact"/>
-        <w:numPr>
-          <w:ilvl w:val="0"/>
-          <w:numId w:val="1004"/>
-        </w:numPr>
-      </w:pPr>
-      <w:r>
-        <w:rPr>
-          <w:rFonts w:hint="eastAsia"/>
-          <w:b/>
-          <w:bCs/>
-        </w:rPr>
-        <w:t xml:space="preserve">反转凭证</w:t>
-      </w:r>
-      <w:r>
-        <w:rPr>
-          <w:rFonts w:hint="eastAsia"/>
-        </w:rPr>
-        <w:t xml:space="preserve">：已反转凭证行不进自动候选；已对账凭证行若需反转</w:t>
-      </w:r>
-      <w:r>
-        <w:t xml:space="preserve"> → </w:t>
-      </w:r>
-      <w:r>
-        <w:rPr>
-          <w:rFonts w:hint="eastAsia"/>
-        </w:rPr>
-        <w:t xml:space="preserve">先</w:t>
-      </w:r>
-      <w:r>
-        <w:t xml:space="preserve"> Unlock </w:t>
-      </w:r>
-      <w:r>
-        <w:rPr>
-          <w:rFonts w:hint="eastAsia"/>
-        </w:rPr>
-        <w:t xml:space="preserve">会话再走反冲。</w:t>
-      </w:r>
-    </w:p>
-    <w:p>
-      <w:pPr>
-        <w:pStyle w:val="Compact"/>
-        <w:numPr>
-          <w:ilvl w:val="0"/>
-          <w:numId w:val="1004"/>
-        </w:numPr>
-      </w:pPr>
-      <w:r>
-        <w:rPr>
-          <w:rFonts w:hint="eastAsia"/>
-          <w:b/>
-          <w:bCs/>
-        </w:rPr>
-        <w:t xml:space="preserve">并发（护栏⑥/§8.4）</w:t>
-      </w:r>
-      <w:r>
-        <w:rPr>
-          <w:rFonts w:hint="eastAsia"/>
-        </w:rPr>
-        <w:t xml:space="preserve">：</w:t>
-      </w:r>
-      <w:r>
-        <w:rPr>
-          <w:rStyle w:val="VerbatimChar"/>
-        </w:rPr>
-        <w:t xml:space="preserve">BankReconJournalLink.JournalLineId</w:t>
-      </w:r>
-      <w:r>
-        <w:t xml:space="preserve"> </w:t>
-      </w:r>
-      <w:r>
-        <w:rPr>
-          <w:rFonts w:hint="eastAsia"/>
-        </w:rPr>
-        <w:t xml:space="preserve">唯一约束</w:t>
-      </w:r>
-      <w:r>
-        <w:t xml:space="preserve"> + </w:t>
-      </w:r>
-      <w:r>
-        <w:rPr>
-          <w:rFonts w:hint="eastAsia"/>
-        </w:rPr>
-        <w:t xml:space="preserve">事务内完成</w:t>
-      </w:r>
-      <w:r>
-        <w:t xml:space="preserve"> </w:t>
-      </w:r>
-      <w:r>
-        <w:rPr>
-          <w:rFonts w:hint="eastAsia"/>
-        </w:rPr>
-        <w:t xml:space="preserve">AutoMatch/ManualMatch/Generate，防同一凭证行被多人重复占用；前端遇冲突给提示</w:t>
-      </w:r>
-      <w:r>
-        <w:t xml:space="preserve"> + </w:t>
-      </w:r>
-      <w:r>
-        <w:rPr>
-          <w:rFonts w:hint="eastAsia"/>
-        </w:rPr>
-        <w:t xml:space="preserve">刷新重试（乐观并发用</w:t>
-      </w:r>
-      <w:r>
-        <w:t xml:space="preserve"> </w:t>
-      </w:r>
-      <w:r>
-        <w:rPr>
-          <w:rStyle w:val="VerbatimChar"/>
-        </w:rPr>
-        <w:t xml:space="preserve">RowVersion</w:t>
-      </w:r>
-      <w:r>
-        <w:rPr>
-          <w:rFonts w:hint="eastAsia"/>
-        </w:rPr>
-        <w:t xml:space="preserve">）。</w:t>
-      </w:r>
-    </w:p>
-    <w:p>
-      <w:pPr>
-        <w:pStyle w:val="Compact"/>
-        <w:numPr>
-          <w:ilvl w:val="0"/>
-          <w:numId w:val="1004"/>
-        </w:numPr>
-      </w:pPr>
-      <w:r>
-        <w:rPr>
-          <w:rFonts w:hint="eastAsia"/>
-          <w:b/>
-          <w:bCs/>
-        </w:rPr>
-        <w:t xml:space="preserve">金额精度</w:t>
-      </w:r>
-      <w:r>
-        <w:rPr>
-          <w:rFonts w:hint="eastAsia"/>
-        </w:rPr>
-        <w:t xml:space="preserve">：按</w:t>
-      </w:r>
-      <w:r>
-        <w:t xml:space="preserve"> </w:t>
-      </w:r>
-      <w:r>
-        <w:rPr>
-          <w:rStyle w:val="VerbatimChar"/>
-        </w:rPr>
-        <w:t xml:space="preserve">CurrencyCd</w:t>
-      </w:r>
-      <w:r>
-        <w:t xml:space="preserve"> </w:t>
-      </w:r>
-      <w:r>
-        <w:rPr>
-          <w:rFonts w:hint="eastAsia"/>
-        </w:rPr>
-        <w:t xml:space="preserve">小数位；默认</w:t>
-      </w:r>
-      <w:r>
-        <w:rPr>
-          <w:rFonts w:hint="eastAsia"/>
-          <w:b/>
-          <w:bCs/>
-        </w:rPr>
-        <w:t xml:space="preserve">完全相等</w:t>
-      </w:r>
-      <w:r>
-        <w:rPr>
-          <w:rFonts w:hint="eastAsia"/>
-        </w:rPr>
-        <w:t xml:space="preserve">；无业务容差（任何容差须</w:t>
-      </w:r>
-      <w:r>
-        <w:t xml:space="preserve"> </w:t>
-      </w:r>
-      <w:r>
-        <w:rPr>
-          <w:rStyle w:val="VerbatimChar"/>
-        </w:rPr>
-        <w:t xml:space="preserve">BankReconTolerance</w:t>
-      </w:r>
-      <w:r>
-        <w:t xml:space="preserve"> </w:t>
-      </w:r>
-      <w:r>
-        <w:rPr>
-          <w:rFonts w:hint="eastAsia"/>
-        </w:rPr>
-        <w:t xml:space="preserve">配置且仅唯一解自动执行——本期不实现）。</w:t>
-      </w:r>
-    </w:p>
-    <w:p>
-      <w:pPr>
-        <w:pStyle w:val="Compact"/>
-        <w:numPr>
-          <w:ilvl w:val="0"/>
-          <w:numId w:val="1004"/>
-        </w:numPr>
-      </w:pPr>
-      <w:r>
-        <w:rPr>
-          <w:b/>
-          <w:bCs/>
-        </w:rPr>
-        <w:t xml:space="preserve">MVP </w:t>
-      </w:r>
-      <w:r>
-        <w:rPr>
-          <w:rFonts w:hint="eastAsia"/>
-          <w:b/>
-          <w:bCs/>
-        </w:rPr>
-        <w:t xml:space="preserve">不做部分匹配（护栏⑩）</w:t>
-      </w:r>
-      <w:r>
-        <w:rPr>
-          <w:rFonts w:hint="eastAsia"/>
-        </w:rPr>
-        <w:t xml:space="preserve">：所有</w:t>
-      </w:r>
-      <w:r>
-        <w:t xml:space="preserve"> </w:t>
-      </w:r>
-      <w:r>
-        <w:rPr>
-          <w:rStyle w:val="VerbatimChar"/>
-        </w:rPr>
-        <w:t xml:space="preserve">BankReconMatch</w:t>
-      </w:r>
-      <w:r>
-        <w:t xml:space="preserve"> </w:t>
-      </w:r>
-      <w:r>
-        <w:rPr>
-          <w:rFonts w:hint="eastAsia"/>
-        </w:rPr>
-        <w:t xml:space="preserve">必须</w:t>
-      </w:r>
-      <w:r>
-        <w:t xml:space="preserve"> SignedAmount</w:t>
-      </w:r>
-      <w:r>
-        <w:t xml:space="preserve"> </w:t>
-      </w:r>
-      <w:r>
-        <w:rPr>
-          <w:rFonts w:hint="eastAsia"/>
-          <w:b/>
-          <w:bCs/>
-        </w:rPr>
-        <w:t xml:space="preserve">完全配平</w:t>
-      </w:r>
-      <w:r>
-        <w:rPr>
-          <w:rFonts w:hint="eastAsia"/>
-        </w:rPr>
-        <w:t xml:space="preserve">；不支持一条流水部分核销多笔的”部分分配”。</w:t>
-      </w:r>
-    </w:p>
-    <w:p>
-      <w:r>
-        <w:pict>
-          <v:rect style="width:0;height:1.5pt" o:hralign="center" o:hrstd="t" o:hr="t"/>
-        </w:pict>
-      </w:r>
-    </w:p>
-    <w:bookmarkEnd w:id="40"/>
-    <w:bookmarkStart w:id="41" w:name="api"/>
-    <w:p>
-      <w:pPr>
-        <w:pStyle w:val="Heading2"/>
-      </w:pPr>
-      <w:r>
-        <w:t xml:space="preserve">9. API</w:t>
-      </w:r>
-    </w:p>
-    <w:p>
-      <w:pPr>
-        <w:pStyle w:val="FirstParagraph"/>
-      </w:pPr>
-      <w:r>
-        <w:t xml:space="preserve">Fin </w:t>
-      </w:r>
-      <w:r>
-        <w:rPr>
-          <w:rFonts w:hint="eastAsia"/>
-        </w:rPr>
-        <w:t xml:space="preserve">范式：</w:t>
-      </w:r>
-      <w:r>
-        <w:rPr>
-          <w:rStyle w:val="VerbatimChar"/>
-        </w:rPr>
-        <w:t xml:space="preserve">[Authorize]</w:t>
-      </w:r>
-      <w:r>
-        <w:t xml:space="preserve"> </w:t>
-      </w:r>
-      <w:r>
-        <w:t xml:space="preserve">+</w:t>
-      </w:r>
-      <w:r>
-        <w:t xml:space="preserve"> </w:t>
-      </w:r>
-      <w:r>
-        <w:rPr>
-          <w:rStyle w:val="VerbatimChar"/>
-          <w:rFonts w:hint="eastAsia"/>
-        </w:rPr>
-        <w:t xml:space="preserve">[RequirePermission(资源键,</w:t>
-      </w:r>
-      <w:r>
-        <w:rPr>
-          <w:rStyle w:val="VerbatimChar"/>
-        </w:rPr>
-        <w:t xml:space="preserve"> </w:t>
-      </w:r>
-      <w:r>
-        <w:rPr>
-          <w:rStyle w:val="VerbatimChar"/>
-          <w:rFonts w:hint="eastAsia"/>
-        </w:rPr>
-        <w:t xml:space="preserve">动作)]</w:t>
-      </w:r>
-      <w:r>
-        <w:rPr>
-          <w:rFonts w:hint="eastAsia"/>
-        </w:rPr>
-        <w:t xml:space="preserve">，</w:t>
-      </w:r>
-      <w:r>
-        <w:rPr>
-          <w:rStyle w:val="VerbatimChar"/>
-        </w:rPr>
-        <w:t xml:space="preserve">Ok2(data)</w:t>
-      </w:r>
-      <w:r>
-        <w:t xml:space="preserve"> </w:t>
-      </w:r>
-      <w:r>
-        <w:t xml:space="preserve">/</w:t>
-      </w:r>
-      <w:r>
-        <w:t xml:space="preserve"> </w:t>
-      </w:r>
-      <w:r>
-        <w:rPr>
-          <w:rStyle w:val="VerbatimChar"/>
-        </w:rPr>
-        <w:t xml:space="preserve">Fin(FinResult)</w:t>
-      </w:r>
-      <w:r>
-        <w:t xml:space="preserve"> </w:t>
-      </w:r>
-      <w:r>
-        <w:t xml:space="preserve">/</w:t>
-      </w:r>
-      <w:r>
-        <w:t xml:space="preserve"> </w:t>
-      </w:r>
-      <w:r>
-        <w:rPr>
-          <w:rStyle w:val="VerbatimChar"/>
-        </w:rPr>
-        <w:t xml:space="preserve">CurrentUser</w:t>
-      </w:r>
-      <w:r>
-        <w:t xml:space="preserve">。</w:t>
-      </w:r>
-    </w:p>
-    <w:p>
-      <w:pPr>
-        <w:pStyle w:val="BodyText"/>
-      </w:pPr>
-      <w:r>
-        <w:rPr>
-          <w:rStyle w:val="VerbatimChar"/>
-          <w:b/>
-          <w:bCs/>
-        </w:rPr>
-        <w:t xml:space="preserve">BankStatementController</w:t>
-      </w:r>
-      <w:r>
-        <w:rPr>
-          <w:b/>
-          <w:bCs/>
-        </w:rPr>
-        <w:t xml:space="preserve"> </w:t>
-      </w:r>
-      <w:r>
-        <w:rPr>
-          <w:rStyle w:val="VerbatimChar"/>
-          <w:b/>
-          <w:bCs/>
-        </w:rPr>
-        <w:t xml:space="preserve">/api/fin/bank-statement</w:t>
-      </w:r>
-      <w:r>
-        <w:t xml:space="preserve"> </w:t>
-      </w:r>
-      <w:r>
-        <w:t xml:space="preserve">-</w:t>
-      </w:r>
-      <w:r>
-        <w:t xml:space="preserve"> </w:t>
-      </w:r>
-      <w:r>
-        <w:rPr>
-          <w:rStyle w:val="VerbatimChar"/>
-        </w:rPr>
-        <w:t xml:space="preserve">GET ?bankAccountId=&amp;fiscalPeriodId=&amp;status=</w:t>
-      </w:r>
-      <w:r>
-        <w:rPr>
-          <w:rFonts w:hint="eastAsia"/>
-        </w:rPr>
-        <w:t xml:space="preserve">（列表）/</w:t>
-      </w:r>
-      <w:r>
-        <w:t xml:space="preserve"> </w:t>
-      </w:r>
-      <w:r>
-        <w:rPr>
-          <w:rStyle w:val="VerbatimChar"/>
-        </w:rPr>
-        <w:t xml:space="preserve">GET {id}</w:t>
-      </w:r>
-      <w:r>
-        <w:rPr>
-          <w:rFonts w:hint="eastAsia"/>
-        </w:rPr>
-        <w:t xml:space="preserve">（含行</w:t>
-      </w:r>
-      <w:r>
-        <w:t xml:space="preserve"> + </w:t>
-      </w:r>
-      <w:r>
-        <w:rPr>
-          <w:rFonts w:hint="eastAsia"/>
-        </w:rPr>
-        <w:t xml:space="preserve">报告）</w:t>
-      </w:r>
-      <w:r>
-        <w:t xml:space="preserve"> </w:t>
-      </w:r>
-      <w:r>
-        <w:t xml:space="preserve">-</w:t>
-      </w:r>
-      <w:r>
-        <w:t xml:space="preserve"> </w:t>
-      </w:r>
-      <w:r>
-        <w:rPr>
-          <w:rStyle w:val="VerbatimChar"/>
-        </w:rPr>
-        <w:t xml:space="preserve">POST</w:t>
-      </w:r>
-      <w:r>
-        <w:rPr>
-          <w:rFonts w:hint="eastAsia"/>
-        </w:rPr>
-        <w:t xml:space="preserve">（建会话：账户</w:t>
-      </w:r>
-      <w:r>
-        <w:t xml:space="preserve"> + </w:t>
-      </w:r>
-      <w:r>
-        <w:rPr>
-          <w:rFonts w:hint="eastAsia"/>
-        </w:rPr>
-        <w:t xml:space="preserve">期间</w:t>
-      </w:r>
-      <w:r>
-        <w:t xml:space="preserve"> + </w:t>
-      </w:r>
-      <w:r>
-        <w:rPr>
-          <w:rFonts w:hint="eastAsia"/>
-        </w:rPr>
-        <w:t xml:space="preserve">期初/期末余额）</w:t>
-      </w:r>
-      <w:r>
-        <w:t xml:space="preserve"> </w:t>
-      </w:r>
-      <w:r>
-        <w:t xml:space="preserve">-</w:t>
-      </w:r>
-      <w:r>
-        <w:t xml:space="preserve"> </w:t>
-      </w:r>
-      <w:r>
-        <w:rPr>
-          <w:rStyle w:val="VerbatimChar"/>
-        </w:rPr>
-        <w:t xml:space="preserve">POST {id}/import?dryRun=true|false</w:t>
-      </w:r>
-      <w:r>
-        <w:rPr>
-          <w:rFonts w:hint="eastAsia"/>
-        </w:rPr>
-        <w:t xml:space="preserve">（multipart</w:t>
-      </w:r>
-      <w:r>
-        <w:t xml:space="preserve"> </w:t>
-      </w:r>
-      <w:r>
-        <w:rPr>
-          <w:rFonts w:hint="eastAsia"/>
-        </w:rPr>
-        <w:t xml:space="preserve">文件</w:t>
-      </w:r>
-      <w:r>
-        <w:t xml:space="preserve"> + </w:t>
-      </w:r>
-      <w:r>
-        <w:rPr>
-          <w:rFonts w:hint="eastAsia"/>
-        </w:rPr>
-        <w:t xml:space="preserve">profileId；dryRun=Preview</w:t>
-      </w:r>
-      <w:r>
-        <w:t xml:space="preserve"> </w:t>
-      </w:r>
-      <w:r>
-        <w:rPr>
-          <w:rFonts w:hint="eastAsia"/>
-        </w:rPr>
-        <w:t xml:space="preserve">报告，false=Confirm</w:t>
-      </w:r>
-      <w:r>
-        <w:t xml:space="preserve"> </w:t>
-      </w:r>
-      <w:r>
-        <w:rPr>
-          <w:rFonts w:hint="eastAsia"/>
-        </w:rPr>
-        <w:t xml:space="preserve">落库）</w:t>
-      </w:r>
-      <w:r>
-        <w:t xml:space="preserve"> </w:t>
-      </w:r>
-      <w:r>
-        <w:t xml:space="preserve">-</w:t>
-      </w:r>
-      <w:r>
-        <w:t xml:space="preserve"> </w:t>
-      </w:r>
-      <w:r>
-        <w:rPr>
-          <w:rStyle w:val="VerbatimChar"/>
-        </w:rPr>
-        <w:t xml:space="preserve">POST {id}/line</w:t>
-      </w:r>
-      <w:r>
-        <w:t xml:space="preserve"> </w:t>
-      </w:r>
-      <w:r>
-        <w:t xml:space="preserve">/</w:t>
-      </w:r>
-      <w:r>
-        <w:t xml:space="preserve"> </w:t>
-      </w:r>
-      <w:r>
-        <w:rPr>
-          <w:rStyle w:val="VerbatimChar"/>
-        </w:rPr>
-        <w:t xml:space="preserve">PUT {id}/line/{lineId}</w:t>
-      </w:r>
-      <w:r>
-        <w:t xml:space="preserve"> </w:t>
-      </w:r>
-      <w:r>
-        <w:t xml:space="preserve">/</w:t>
-      </w:r>
-      <w:r>
-        <w:t xml:space="preserve"> </w:t>
-      </w:r>
-      <w:r>
-        <w:rPr>
-          <w:rStyle w:val="VerbatimChar"/>
-        </w:rPr>
-        <w:t xml:space="preserve">DELETE {id}/line/{lineId}</w:t>
-      </w:r>
-      <w:r>
-        <w:rPr>
-          <w:rFonts w:hint="eastAsia"/>
-        </w:rPr>
-        <w:t xml:space="preserve">（手工增改删，仅</w:t>
-      </w:r>
-      <w:r>
-        <w:t xml:space="preserve"> </w:t>
-      </w:r>
-      <w:r>
-        <w:rPr>
-          <w:rFonts w:hint="eastAsia"/>
-        </w:rPr>
-        <w:t xml:space="preserve">Open）</w:t>
-      </w:r>
-    </w:p>
-    <w:p>
-      <w:pPr>
-        <w:pStyle w:val="BodyText"/>
-      </w:pPr>
-      <w:r>
-        <w:rPr>
-          <w:rStyle w:val="VerbatimChar"/>
-          <w:b/>
-          <w:bCs/>
-        </w:rPr>
-        <w:t xml:space="preserve">BankReconciliationController</w:t>
-      </w:r>
-      <w:r>
-        <w:rPr>
-          <w:b/>
-          <w:bCs/>
-        </w:rPr>
-        <w:t xml:space="preserve"> </w:t>
-      </w:r>
-      <w:r>
-        <w:rPr>
-          <w:rStyle w:val="VerbatimChar"/>
-          <w:b/>
-          <w:bCs/>
-        </w:rPr>
-        <w:t xml:space="preserve">/api/fin/bank-recon</w:t>
-      </w:r>
-      <w:r>
-        <w:t xml:space="preserve"> </w:t>
-      </w:r>
-      <w:r>
-        <w:t xml:space="preserve">-</w:t>
-      </w:r>
-      <w:r>
-        <w:t xml:space="preserve"> </w:t>
-      </w:r>
-      <w:r>
-        <w:rPr>
-          <w:rStyle w:val="VerbatimChar"/>
-        </w:rPr>
-        <w:t xml:space="preserve">POST {statementId}/auto-match</w:t>
-      </w:r>
-      <w:r>
-        <w:t xml:space="preserve"> </w:t>
-      </w:r>
-      <w:r>
-        <w:t xml:space="preserve">/</w:t>
-      </w:r>
-      <w:r>
-        <w:t xml:space="preserve"> </w:t>
-      </w:r>
-      <w:r>
-        <w:rPr>
-          <w:rStyle w:val="VerbatimChar"/>
-        </w:rPr>
-        <w:t xml:space="preserve">POST {statementId}/manual-match</w:t>
-      </w:r>
-      <w:r>
-        <w:rPr>
-          <w:rFonts w:hint="eastAsia"/>
-        </w:rPr>
-        <w:t xml:space="preserve">(流水行[]+凭证行[])</w:t>
-      </w:r>
-      <w:r>
-        <w:t xml:space="preserve"> /</w:t>
-      </w:r>
-      <w:r>
-        <w:t xml:space="preserve"> </w:t>
-      </w:r>
-      <w:r>
-        <w:rPr>
-          <w:rStyle w:val="VerbatimChar"/>
-        </w:rPr>
-        <w:t xml:space="preserve">POST unmatch/{groupId}</w:t>
-      </w:r>
-      <w:r>
-        <w:t xml:space="preserve"> </w:t>
-      </w:r>
-      <w:r>
-        <w:t xml:space="preserve">-</w:t>
-      </w:r>
-      <w:r>
-        <w:t xml:space="preserve"> </w:t>
-      </w:r>
-      <w:r>
-        <w:rPr>
-          <w:rStyle w:val="VerbatimChar"/>
-        </w:rPr>
-        <w:t xml:space="preserve">GET {statementId}/candidates?lineId=&amp;widen=</w:t>
-      </w:r>
-      <w:r>
-        <w:t xml:space="preserve"> </w:t>
-      </w:r>
-      <w:r>
-        <w:t xml:space="preserve">/</w:t>
-      </w:r>
-      <w:r>
-        <w:t xml:space="preserve"> </w:t>
-      </w:r>
-      <w:r>
-        <w:rPr>
-          <w:rStyle w:val="VerbatimChar"/>
-        </w:rPr>
-        <w:t xml:space="preserve">POST {statementId}/generate-voucher</w:t>
-      </w:r>
-      <w:r>
-        <w:t xml:space="preserve"> </w:t>
-      </w:r>
-      <w:r>
-        <w:t xml:space="preserve">/</w:t>
-      </w:r>
-      <w:r>
-        <w:t xml:space="preserve"> </w:t>
-      </w:r>
-      <w:r>
-        <w:rPr>
-          <w:rStyle w:val="VerbatimChar"/>
-        </w:rPr>
-        <w:t xml:space="preserve">POST {statementId}/mark-pending</w:t>
-      </w:r>
-      <w:r>
-        <w:t xml:space="preserve"> </w:t>
-      </w:r>
-      <w:r>
-        <w:t xml:space="preserve">-</w:t>
-      </w:r>
-      <w:r>
-        <w:t xml:space="preserve"> </w:t>
-      </w:r>
-      <w:r>
-        <w:rPr>
-          <w:rStyle w:val="VerbatimChar"/>
-        </w:rPr>
-        <w:t xml:space="preserve">GET {statementId}/reconciliation-statement</w:t>
-      </w:r>
-      <w:r>
-        <w:rPr>
-          <w:rFonts w:hint="eastAsia"/>
-        </w:rPr>
-        <w:t xml:space="preserve">（调节表</w:t>
-      </w:r>
-      <w:r>
-        <w:t xml:space="preserve"> 4 </w:t>
-      </w:r>
-      <w:r>
-        <w:rPr>
-          <w:rFonts w:hint="eastAsia"/>
-        </w:rPr>
-        <w:t xml:space="preserve">量</w:t>
-      </w:r>
-      <w:r>
-        <w:t xml:space="preserve"> + </w:t>
-      </w:r>
-      <w:r>
-        <w:rPr>
-          <w:rFonts w:hint="eastAsia"/>
-        </w:rPr>
-        <w:t xml:space="preserve">明细）</w:t>
-      </w:r>
-      <w:r>
-        <w:t xml:space="preserve"> </w:t>
-      </w:r>
-      <w:r>
-        <w:t xml:space="preserve">-</w:t>
-      </w:r>
-      <w:r>
-        <w:t xml:space="preserve"> </w:t>
-      </w:r>
-      <w:r>
-        <w:rPr>
-          <w:rStyle w:val="VerbatimChar"/>
-        </w:rPr>
-        <w:t xml:space="preserve">POST {statementId}/lock</w:t>
-      </w:r>
-      <w:r>
-        <w:t xml:space="preserve"> </w:t>
-      </w:r>
-      <w:r>
-        <w:t xml:space="preserve">/</w:t>
-      </w:r>
-      <w:r>
-        <w:t xml:space="preserve"> </w:t>
-      </w:r>
-      <w:r>
-        <w:rPr>
-          <w:rStyle w:val="VerbatimChar"/>
-        </w:rPr>
-        <w:t xml:space="preserve">POST {statementId}/unlock</w:t>
-      </w:r>
-      <w:r>
-        <w:t xml:space="preserve">(reason)</w:t>
-      </w:r>
-    </w:p>
-    <w:p>
-      <w:pPr>
-        <w:pStyle w:val="BodyText"/>
-      </w:pPr>
-      <w:r>
-        <w:rPr>
-          <w:rStyle w:val="VerbatimChar"/>
-          <w:b/>
-          <w:bCs/>
-        </w:rPr>
-        <w:t xml:space="preserve">BankImportProfileController</w:t>
-      </w:r>
-      <w:r>
-        <w:rPr>
-          <w:b/>
-          <w:bCs/>
-        </w:rPr>
-        <w:t xml:space="preserve"> </w:t>
-      </w:r>
-      <w:r>
-        <w:rPr>
-          <w:rStyle w:val="VerbatimChar"/>
-          <w:b/>
-          <w:bCs/>
-        </w:rPr>
-        <w:t xml:space="preserve">/api/fin/bank-import-profile</w:t>
-      </w:r>
-      <w:r>
-        <w:t xml:space="preserve"> </w:t>
-      </w:r>
-      <w:r>
-        <w:t xml:space="preserve">— CRUD。</w:t>
-      </w:r>
-    </w:p>
-    <w:p>
-      <w:r>
-        <w:pict>
-          <v:rect style="width:0;height:1.5pt" o:hralign="center" o:hrstd="t" o:hr="t"/>
-        </w:pict>
-      </w:r>
-    </w:p>
-    <w:bookmarkEnd w:id="41"/>
-    <w:bookmarkStart w:id="42" w:name="前端vue3-element-plus"/>
-    <w:p>
-      <w:pPr>
-        <w:pStyle w:val="Heading2"/>
-      </w:pPr>
-      <w:r>
-        <w:t xml:space="preserve">10. </w:t>
-      </w:r>
-      <w:r>
-        <w:rPr>
-          <w:rFonts w:hint="eastAsia"/>
-        </w:rPr>
-        <w:t xml:space="preserve">前端（Vue3</w:t>
-      </w:r>
-      <w:r>
-        <w:t xml:space="preserve"> + </w:t>
-      </w:r>
-      <w:r>
-        <w:rPr>
-          <w:rFonts w:hint="eastAsia"/>
-        </w:rPr>
-        <w:t xml:space="preserve">element-plus）</w:t>
       </w:r>
     </w:p>
     <w:p>
@@ -10316,173 +11839,62 @@
       </w:pPr>
       <w:r>
         <w:rPr>
-          <w:rStyle w:val="VerbatimChar"/>
-          <w:b/>
-          <w:bCs/>
-        </w:rPr>
-        <w:t xml:space="preserve">BankReconciliationView.vue</w:t>
-      </w:r>
-      <w:r>
-        <w:rPr>
-          <w:rFonts w:hint="eastAsia"/>
-          <w:b/>
-          <w:bCs/>
-        </w:rPr>
-        <w:t xml:space="preserve">（撮合台）</w:t>
-      </w:r>
-      <w:r>
-        <w:rPr>
-          <w:rFonts w:hint="eastAsia"/>
-        </w:rPr>
-        <w:t xml:space="preserve">：左=流水行(过滤</w:t>
-      </w:r>
-      <w:r>
-        <w:t xml:space="preserve"> </w:t>
-      </w:r>
-      <w:r>
-        <w:rPr>
-          <w:rFonts w:hint="eastAsia"/>
-        </w:rPr>
-        <w:t xml:space="preserve">未匹配/已匹配/待处理)，右=候选凭证行；勾选</w:t>
-      </w:r>
-      <w:r>
-        <w:t xml:space="preserve"> N+M → </w:t>
-      </w:r>
-      <w:r>
-        <w:rPr>
-          <w:rFonts w:hint="eastAsia"/>
-        </w:rPr>
-        <w:t xml:space="preserve">人工匹配；自动撮合按钮；生成凭证对话框(选科目/Role/往来)；标记未达；匹配组列表</w:t>
-      </w:r>
-      <w:r>
-        <w:t xml:space="preserve"> + </w:t>
-      </w:r>
-      <w:r>
-        <w:rPr>
-          <w:rFonts w:hint="eastAsia"/>
-        </w:rPr>
-        <w:t xml:space="preserve">拆组；</w:t>
-      </w:r>
-      <w:r>
-        <w:rPr>
-          <w:rFonts w:hint="eastAsia"/>
-          <w:b/>
-          <w:bCs/>
-        </w:rPr>
-        <w:t xml:space="preserve">调节表面板</w:t>
-      </w:r>
-      <w:r>
-        <w:t xml:space="preserve">(4 </w:t>
-      </w:r>
-      <w:r>
-        <w:rPr>
-          <w:rFonts w:hint="eastAsia"/>
-        </w:rPr>
-        <w:t xml:space="preserve">余额量</w:t>
-      </w:r>
-      <w:r>
-        <w:t xml:space="preserve"> + </w:t>
-      </w:r>
-      <w:r>
-        <w:rPr>
-          <w:rFonts w:hint="eastAsia"/>
-        </w:rPr>
-        <w:t xml:space="preserve">调节项</w:t>
-      </w:r>
-      <w:r>
-        <w:t xml:space="preserve"> + ReconciledDiff)。</w:t>
-      </w:r>
-      <w:r>
-        <w:rPr>
-          <w:rFonts w:hint="eastAsia"/>
-          <w:b/>
-          <w:bCs/>
-        </w:rPr>
-        <w:t xml:space="preserve">并发冲突提示</w:t>
-      </w:r>
-      <w:r>
-        <w:rPr>
-          <w:b/>
-          <w:bCs/>
-        </w:rPr>
-        <w:t xml:space="preserve"> + </w:t>
-      </w:r>
-      <w:r>
-        <w:rPr>
-          <w:rFonts w:hint="eastAsia"/>
-          <w:b/>
-          <w:bCs/>
-        </w:rPr>
-        <w:t xml:space="preserve">刷新重试</w:t>
-      </w:r>
-      <w:r>
-        <w:rPr>
-          <w:rFonts w:hint="eastAsia"/>
-        </w:rPr>
-        <w:t xml:space="preserve">（护栏⑥）。</w:t>
-      </w:r>
-      <w:r>
-        <w:rPr>
-          <w:b/>
-          <w:bCs/>
-        </w:rPr>
-        <w:t xml:space="preserve">Lock </w:t>
-      </w:r>
-      <w:r>
-        <w:rPr>
-          <w:rFonts w:hint="eastAsia"/>
-          <w:b/>
-          <w:bCs/>
-        </w:rPr>
-        <w:t xml:space="preserve">前弹调节表确认对话框</w:t>
-      </w:r>
-      <w:r>
-        <w:rPr>
-          <w:rFonts w:hint="eastAsia"/>
-        </w:rPr>
-        <w:t xml:space="preserve">展示</w:t>
-      </w:r>
-      <w:r>
-        <w:t xml:space="preserve"> </w:t>
-      </w:r>
-      <w:r>
-        <w:rPr>
-          <w:rStyle w:val="VerbatimChar"/>
-        </w:rPr>
-        <w:t xml:space="preserve">StatementInternalDiff</w:t>
-      </w:r>
-      <w:r>
-        <w:t xml:space="preserve">/</w:t>
-      </w:r>
-      <w:r>
-        <w:rPr>
-          <w:rStyle w:val="VerbatimChar"/>
-        </w:rPr>
-        <w:t xml:space="preserve">ReconciledDiff</w:t>
-      </w:r>
-      <w:r>
-        <w:t xml:space="preserve">/</w:t>
-      </w:r>
-      <w:r>
-        <w:rPr>
-          <w:rStyle w:val="VerbatimChar"/>
-        </w:rPr>
-        <w:t xml:space="preserve">BankAdjustedBalance</w:t>
-      </w:r>
-      <w:r>
-        <w:t xml:space="preserve">/</w:t>
-      </w:r>
-      <w:r>
-        <w:rPr>
-          <w:rStyle w:val="VerbatimChar"/>
-        </w:rPr>
-        <w:t xml:space="preserve">BookAdjustedBalance</w:t>
-      </w:r>
-      <w:r>
-        <w:rPr>
-          <w:rFonts w:hint="eastAsia"/>
-        </w:rPr>
-        <w:t xml:space="preserve">（护栏⑦）。</w:t>
+          <w:rFonts w:hint="eastAsia"/>
+          <w:b/>
+          <w:bCs/>
+        </w:rPr>
+        <w:t xml:space="preserve">多币种</w:t>
+      </w:r>
+      <w:r>
+        <w:rPr>
+          <w:rFonts w:hint="eastAsia"/>
+        </w:rPr>
+        <w:t xml:space="preserve">：以</w:t>
+      </w:r>
+      <w:r>
+        <w:t xml:space="preserve"> </w:t>
+      </w:r>
+      <w:r>
+        <w:rPr>
+          <w:rStyle w:val="VerbatimChar"/>
+        </w:rPr>
+        <w:t xml:space="preserve">BankAccount.CurrencyCd</w:t>
+      </w:r>
+      <w:r>
+        <w:t xml:space="preserve"> </w:t>
+      </w:r>
+      <w:r>
+        <w:rPr>
+          <w:rFonts w:hint="eastAsia"/>
+        </w:rPr>
+        <w:t xml:space="preserve">为准；外币按原币金额匹配（§4.2</w:t>
+      </w:r>
+      <w:r>
+        <w:t xml:space="preserve"> </w:t>
+      </w:r>
+      <w:r>
+        <w:rPr>
+          <w:rFonts w:hint="eastAsia"/>
+        </w:rPr>
+        <w:t xml:space="preserve">护栏⑨）；银行余额期末汇兑重估沿用现有</w:t>
+      </w:r>
+      <w:r>
+        <w:t xml:space="preserve"> </w:t>
+      </w:r>
+      <w:r>
+        <w:rPr>
+          <w:rStyle w:val="VerbatimChar"/>
+        </w:rPr>
+        <w:t xml:space="preserve">FxRevaluationService</w:t>
+      </w:r>
+      <w:r>
+        <w:rPr>
+          <w:rFonts w:hint="eastAsia"/>
+        </w:rPr>
+        <w:t xml:space="preserve">，不在</w:t>
+      </w:r>
+      <w:r>
+        <w:t xml:space="preserve"> A4。</w:t>
       </w:r>
     </w:p>
     <w:p>
@@ -10495,56 +11907,35 @@
       </w:pPr>
       <w:r>
         <w:rPr>
-          <w:rStyle w:val="VerbatimChar"/>
-          <w:b/>
-          <w:bCs/>
-        </w:rPr>
-        <w:t xml:space="preserve">BankStatementView.vue</w:t>
-      </w:r>
-      <w:r>
-        <w:rPr>
-          <w:rFonts w:hint="eastAsia"/>
-        </w:rPr>
-        <w:t xml:space="preserve">：会话列表(账户×期间)、建会话、导入对话框(选</w:t>
-      </w:r>
-      <w:r>
-        <w:t xml:space="preserve"> Profile + </w:t>
-      </w:r>
-      <w:r>
-        <w:rPr>
-          <w:rFonts w:hint="eastAsia"/>
-        </w:rPr>
-        <w:t xml:space="preserve">上传</w:t>
-      </w:r>
-      <w:r>
-        <w:t xml:space="preserve"> →</w:t>
-      </w:r>
-      <w:r>
-        <w:t xml:space="preserve"> </w:t>
-      </w:r>
-      <w:r>
-        <w:rPr>
-          <w:b/>
-          <w:bCs/>
-        </w:rPr>
-        <w:t xml:space="preserve">Preview </w:t>
-      </w:r>
-      <w:r>
-        <w:rPr>
-          <w:rFonts w:hint="eastAsia"/>
-          <w:b/>
-          <w:bCs/>
-        </w:rPr>
-        <w:t xml:space="preserve">报告</w:t>
-      </w:r>
-      <w:r>
-        <w:rPr>
-          <w:rFonts w:hint="eastAsia"/>
-        </w:rPr>
-        <w:t xml:space="preserve">(成功/失败/重复逐行)</w:t>
-      </w:r>
-      <w:r>
-        <w:t xml:space="preserve"> → Confirm)。</w:t>
+          <w:rFonts w:hint="eastAsia"/>
+          <w:b/>
+          <w:bCs/>
+        </w:rPr>
+        <w:t xml:space="preserve">反转凭证</w:t>
+      </w:r>
+      <w:r>
+        <w:rPr>
+          <w:rFonts w:hint="eastAsia"/>
+        </w:rPr>
+        <w:t xml:space="preserve">：已反转凭证行不进自动候选；已对账凭证行若需反转</w:t>
+      </w:r>
+      <w:r>
+        <w:t xml:space="preserve"> → </w:t>
+      </w:r>
+      <w:r>
+        <w:rPr>
+          <w:rFonts w:hint="eastAsia"/>
+        </w:rPr>
+        <w:t xml:space="preserve">先</w:t>
+      </w:r>
+      <w:r>
+        <w:t xml:space="preserve"> Unlock </w:t>
+      </w:r>
+      <w:r>
+        <w:rPr>
+          <w:rFonts w:hint="eastAsia"/>
+        </w:rPr>
+        <w:t xml:space="preserve">会话再走反冲。</w:t>
       </w:r>
     </w:p>
     <w:p>
@@ -10557,26 +11948,271 @@
       </w:pPr>
       <w:r>
         <w:rPr>
-          <w:rStyle w:val="VerbatimChar"/>
-          <w:b/>
-          <w:bCs/>
-        </w:rPr>
-        <w:t xml:space="preserve">BankImportProfileView.vue</w:t>
-      </w:r>
-      <w:r>
-        <w:rPr>
-          <w:rFonts w:hint="eastAsia"/>
-        </w:rPr>
-        <w:t xml:space="preserve">：模板</w:t>
-      </w:r>
-      <w:r>
-        <w:t xml:space="preserve"> </w:t>
-      </w:r>
-      <w:r>
-        <w:rPr>
-          <w:rFonts w:hint="eastAsia"/>
-        </w:rPr>
-        <w:t xml:space="preserve">CRUD（列映射可视化编辑：方向解析/编码/金额符号/借贷双列/跳过表头）。</w:t>
+          <w:rFonts w:hint="eastAsia"/>
+          <w:b/>
+          <w:bCs/>
+        </w:rPr>
+        <w:t xml:space="preserve">并发（护栏⑥，点</w:t>
+      </w:r>
+      <w:r>
+        <w:rPr>
+          <w:b/>
+          <w:bCs/>
+        </w:rPr>
+        <w:t xml:space="preserve"> </w:t>
+      </w:r>
+      <w:r>
+        <w:rPr>
+          <w:rFonts w:hint="eastAsia"/>
+          <w:b/>
+          <w:bCs/>
+        </w:rPr>
+        <w:t xml:space="preserve">1）</w:t>
+      </w:r>
+      <w:r>
+        <w:rPr>
+          <w:rFonts w:hint="eastAsia"/>
+        </w:rPr>
+        <w:t xml:space="preserve">：双层保护——(a)</w:t>
+      </w:r>
+      <w:r>
+        <w:t xml:space="preserve"> </w:t>
+      </w:r>
+      <w:r>
+        <w:rPr>
+          <w:rStyle w:val="VerbatimChar"/>
+        </w:rPr>
+        <w:t xml:space="preserve">BankReconJournalLink.JournalLineId</w:t>
+      </w:r>
+      <w:r>
+        <w:t xml:space="preserve"> </w:t>
+      </w:r>
+      <w:r>
+        <w:rPr>
+          <w:rFonts w:hint="eastAsia"/>
+        </w:rPr>
+        <w:t xml:space="preserve">唯一约束</w:t>
+      </w:r>
+      <w:r>
+        <w:t xml:space="preserve"> + </w:t>
+      </w:r>
+      <w:r>
+        <w:rPr>
+          <w:rFonts w:hint="eastAsia"/>
+        </w:rPr>
+        <w:t xml:space="preserve">事务内完成</w:t>
+      </w:r>
+      <w:r>
+        <w:t xml:space="preserve"> </w:t>
+      </w:r>
+      <w:r>
+        <w:rPr>
+          <w:rFonts w:hint="eastAsia"/>
+        </w:rPr>
+        <w:t xml:space="preserve">AutoMatch/ManualMatch/Generate，防同一凭证行被多人重复占用；(b)</w:t>
+      </w:r>
+      <w:r>
+        <w:t xml:space="preserve"> </w:t>
+      </w:r>
+      <w:r>
+        <w:rPr>
+          <w:rStyle w:val="VerbatimChar"/>
+        </w:rPr>
+        <w:t xml:space="preserve">BankStatement</w:t>
+      </w:r>
+      <w:r>
+        <w:t xml:space="preserve">/</w:t>
+      </w:r>
+      <w:r>
+        <w:rPr>
+          <w:rStyle w:val="VerbatimChar"/>
+        </w:rPr>
+        <w:t xml:space="preserve">BankStatementLine</w:t>
+      </w:r>
+      <w:r>
+        <w:t xml:space="preserve">/</w:t>
+      </w:r>
+      <w:r>
+        <w:rPr>
+          <w:rStyle w:val="VerbatimChar"/>
+        </w:rPr>
+        <w:t xml:space="preserve">BankReconMatch</w:t>
+      </w:r>
+      <w:r>
+        <w:t xml:space="preserve">/</w:t>
+      </w:r>
+      <w:r>
+        <w:rPr>
+          <w:rStyle w:val="VerbatimChar"/>
+        </w:rPr>
+        <w:t xml:space="preserve">BankImportProfile</w:t>
+      </w:r>
+      <w:r>
+        <w:t xml:space="preserve"> </w:t>
+      </w:r>
+      <w:r>
+        <w:rPr>
+          <w:rFonts w:hint="eastAsia"/>
+        </w:rPr>
+        <w:t xml:space="preserve">的</w:t>
+      </w:r>
+      <w:r>
+        <w:t xml:space="preserve"> </w:t>
+      </w:r>
+      <w:r>
+        <w:rPr>
+          <w:rStyle w:val="VerbatimChar"/>
+          <w:b/>
+          <w:bCs/>
+        </w:rPr>
+        <w:t xml:space="preserve">RowVersion</w:t>
+      </w:r>
+      <w:r>
+        <w:rPr>
+          <w:b/>
+          <w:bCs/>
+        </w:rPr>
+        <w:t xml:space="preserve"> </w:t>
+      </w:r>
+      <w:r>
+        <w:rPr>
+          <w:rFonts w:hint="eastAsia"/>
+          <w:b/>
+          <w:bCs/>
+        </w:rPr>
+        <w:t xml:space="preserve">乐观并发</w:t>
+      </w:r>
+      <w:r>
+        <w:rPr>
+          <w:rFonts w:hint="eastAsia"/>
+        </w:rPr>
+        <w:t xml:space="preserve">——前端提交</w:t>
+      </w:r>
+      <w:r>
+        <w:t xml:space="preserve"> </w:t>
+      </w:r>
+      <w:r>
+        <w:rPr>
+          <w:rStyle w:val="VerbatimChar"/>
+        </w:rPr>
+        <w:t xml:space="preserve">Match</w:t>
+      </w:r>
+      <w:r>
+        <w:t xml:space="preserve">/</w:t>
+      </w:r>
+      <w:r>
+        <w:rPr>
+          <w:rStyle w:val="VerbatimChar"/>
+        </w:rPr>
+        <w:t xml:space="preserve">Unmatch</w:t>
+      </w:r>
+      <w:r>
+        <w:t xml:space="preserve">/</w:t>
+      </w:r>
+      <w:r>
+        <w:rPr>
+          <w:rStyle w:val="VerbatimChar"/>
+        </w:rPr>
+        <w:t xml:space="preserve">EditLine</w:t>
+      </w:r>
+      <w:r>
+        <w:t xml:space="preserve">/</w:t>
+      </w:r>
+      <w:r>
+        <w:rPr>
+          <w:rStyle w:val="VerbatimChar"/>
+        </w:rPr>
+        <w:t xml:space="preserve">MarkPending</w:t>
+      </w:r>
+      <w:r>
+        <w:t xml:space="preserve">/</w:t>
+      </w:r>
+      <w:r>
+        <w:rPr>
+          <w:rStyle w:val="VerbatimChar"/>
+        </w:rPr>
+        <w:t xml:space="preserve">GenerateVoucher</w:t>
+      </w:r>
+      <w:r>
+        <w:t xml:space="preserve"> </w:t>
+      </w:r>
+      <w:r>
+        <w:rPr>
+          <w:rFonts w:hint="eastAsia"/>
+        </w:rPr>
+        <w:t xml:space="preserve">时</w:t>
+      </w:r>
+      <w:r>
+        <w:rPr>
+          <w:rFonts w:hint="eastAsia"/>
+          <w:b/>
+          <w:bCs/>
+        </w:rPr>
+        <w:t xml:space="preserve">带</w:t>
+      </w:r>
+      <w:r>
+        <w:rPr>
+          <w:b/>
+          <w:bCs/>
+        </w:rPr>
+        <w:t xml:space="preserve"> RowVersion</w:t>
+      </w:r>
+      <w:r>
+        <w:rPr>
+          <w:rFonts w:hint="eastAsia"/>
+        </w:rPr>
+        <w:t xml:space="preserve">；后端版本冲突</w:t>
+      </w:r>
+      <w:r>
+        <w:t xml:space="preserve"> →</w:t>
+      </w:r>
+      <w:r>
+        <w:t xml:space="preserve"> </w:t>
+      </w:r>
+      <w:r>
+        <w:rPr>
+          <w:rStyle w:val="VerbatimChar"/>
+        </w:rPr>
+        <w:t xml:space="preserve">E-A4-CONCURRENCY-001</w:t>
+      </w:r>
+      <w:r>
+        <w:rPr>
+          <w:rFonts w:hint="eastAsia"/>
+        </w:rPr>
+        <w:t xml:space="preserve">，前端提示”当前流水/凭证状态已变化，请刷新候选列表后重试”。</w:t>
+      </w:r>
+      <w:r>
+        <w:rPr>
+          <w:rStyle w:val="VerbatimChar"/>
+        </w:rPr>
+        <w:t xml:space="preserve">BankStatementLine</w:t>
+      </w:r>
+      <w:r>
+        <w:t xml:space="preserve"> </w:t>
+      </w:r>
+      <w:r>
+        <w:rPr>
+          <w:rFonts w:hint="eastAsia"/>
+        </w:rPr>
+        <w:t xml:space="preserve">与</w:t>
+      </w:r>
+      <w:r>
+        <w:t xml:space="preserve"> </w:t>
+      </w:r>
+      <w:r>
+        <w:rPr>
+          <w:rStyle w:val="VerbatimChar"/>
+        </w:rPr>
+        <w:t xml:space="preserve">BankReconMatch</w:t>
+      </w:r>
+      <w:r>
+        <w:t xml:space="preserve"> </w:t>
+      </w:r>
+      <w:r>
+        <w:rPr>
+          <w:rFonts w:hint="eastAsia"/>
+        </w:rPr>
+        <w:t xml:space="preserve">是撮合台并发冲突核心实体。</w:t>
       </w:r>
     </w:p>
     <w:p>
@@ -10590,29 +12226,231 @@
       <w:r>
         <w:rPr>
           <w:rFonts w:hint="eastAsia"/>
-        </w:rPr>
-        <w:t xml:space="preserve">类型/api</w:t>
-      </w:r>
-      <w:r>
-        <w:t xml:space="preserve"> </w:t>
-      </w:r>
-      <w:r>
-        <w:rPr>
-          <w:rFonts w:hint="eastAsia"/>
-        </w:rPr>
-        <w:t xml:space="preserve">在</w:t>
-      </w:r>
-      <w:r>
-        <w:t xml:space="preserve"> </w:t>
-      </w:r>
-      <w:r>
-        <w:rPr>
-          <w:rStyle w:val="VerbatimChar"/>
-        </w:rPr>
-        <w:t xml:space="preserve">cp6.web/src/{types,api}/fin/bankRecon.ts</w:t>
-      </w:r>
-      <w:r>
-        <w:t xml:space="preserve">。</w:t>
+          <w:b/>
+          <w:bCs/>
+        </w:rPr>
+        <w:t xml:space="preserve">金额精度（点</w:t>
+      </w:r>
+      <w:r>
+        <w:rPr>
+          <w:b/>
+          <w:bCs/>
+        </w:rPr>
+        <w:t xml:space="preserve"> </w:t>
+      </w:r>
+      <w:r>
+        <w:rPr>
+          <w:rFonts w:hint="eastAsia"/>
+          <w:b/>
+          <w:bCs/>
+        </w:rPr>
+        <w:t xml:space="preserve">10，统一）</w:t>
+      </w:r>
+      <w:r>
+        <w:rPr>
+          <w:rFonts w:hint="eastAsia"/>
+        </w:rPr>
+        <w:t xml:space="preserve">：A4</w:t>
+      </w:r>
+      <w:r>
+        <w:t xml:space="preserve"> </w:t>
+      </w:r>
+      <w:r>
+        <w:rPr>
+          <w:rFonts w:hint="eastAsia"/>
+        </w:rPr>
+        <w:t xml:space="preserve">金额字段</w:t>
+      </w:r>
+      <w:r>
+        <w:rPr>
+          <w:rFonts w:hint="eastAsia"/>
+          <w:b/>
+          <w:bCs/>
+        </w:rPr>
+        <w:t xml:space="preserve">沿用现有</w:t>
+      </w:r>
+      <w:r>
+        <w:rPr>
+          <w:b/>
+          <w:bCs/>
+        </w:rPr>
+        <w:t xml:space="preserve"> Fin </w:t>
+      </w:r>
+      <w:r>
+        <w:rPr>
+          <w:rFonts w:hint="eastAsia"/>
+          <w:b/>
+          <w:bCs/>
+        </w:rPr>
+        <w:t xml:space="preserve">模块精度</w:t>
+      </w:r>
+      <w:r>
+        <w:rPr>
+          <w:b/>
+          <w:bCs/>
+        </w:rPr>
+        <w:t xml:space="preserve"> </w:t>
+      </w:r>
+      <w:r>
+        <w:rPr>
+          <w:rStyle w:val="VerbatimChar"/>
+          <w:b/>
+          <w:bCs/>
+        </w:rPr>
+        <w:t xml:space="preserve">decimal(18,2)</w:t>
+      </w:r>
+      <w:r>
+        <w:rPr>
+          <w:rFonts w:hint="eastAsia"/>
+        </w:rPr>
+        <w:t xml:space="preserve">（与</w:t>
+      </w:r>
+      <w:r>
+        <w:t xml:space="preserve"> </w:t>
+      </w:r>
+      <w:r>
+        <w:rPr>
+          <w:rStyle w:val="VerbatimChar"/>
+        </w:rPr>
+        <w:t xml:space="preserve">JournalLine.Debit/Credit</w:t>
+      </w:r>
+      <w:r>
+        <w:t xml:space="preserve"> </w:t>
+      </w:r>
+      <w:r>
+        <w:rPr>
+          <w:rFonts w:hint="eastAsia"/>
+        </w:rPr>
+        <w:t xml:space="preserve">一致）；</w:t>
+      </w:r>
+      <w:r>
+        <w:rPr>
+          <w:rFonts w:hint="eastAsia"/>
+          <w:b/>
+          <w:bCs/>
+        </w:rPr>
+        <w:t xml:space="preserve">匹配比较按系统实际存储精度完全相等</w:t>
+      </w:r>
+      <w:r>
+        <w:rPr>
+          <w:rFonts w:hint="eastAsia"/>
+        </w:rPr>
+        <w:t xml:space="preserve">；</w:t>
+      </w:r>
+      <w:r>
+        <w:rPr>
+          <w:rStyle w:val="VerbatimChar"/>
+        </w:rPr>
+        <w:t xml:space="preserve">CurrencyCd</w:t>
+      </w:r>
+      <w:r>
+        <w:t xml:space="preserve"> </w:t>
+      </w:r>
+      <w:r>
+        <w:rPr>
+          <w:rFonts w:hint="eastAsia"/>
+        </w:rPr>
+        <w:t xml:space="preserve">小数位</w:t>
+      </w:r>
+      <w:r>
+        <w:rPr>
+          <w:rFonts w:hint="eastAsia"/>
+          <w:b/>
+          <w:bCs/>
+        </w:rPr>
+        <w:t xml:space="preserve">仅用于前端展示格式化</w:t>
+      </w:r>
+      <w:r>
+        <w:rPr>
+          <w:rFonts w:hint="eastAsia"/>
+        </w:rPr>
+        <w:t xml:space="preserve">，不改变数据库精度与匹配精度。无业务容差（任何容差须</w:t>
+      </w:r>
+      <w:r>
+        <w:t xml:space="preserve"> </w:t>
+      </w:r>
+      <w:r>
+        <w:rPr>
+          <w:rStyle w:val="VerbatimChar"/>
+        </w:rPr>
+        <w:t xml:space="preserve">BankReconTolerance</w:t>
+      </w:r>
+      <w:r>
+        <w:t xml:space="preserve"> </w:t>
+      </w:r>
+      <w:r>
+        <w:rPr>
+          <w:rFonts w:hint="eastAsia"/>
+        </w:rPr>
+        <w:t xml:space="preserve">配置且仅唯一解自动执行——本期不实现）。</w:t>
+      </w:r>
+    </w:p>
+    <w:p>
+      <w:pPr>
+        <w:pStyle w:val="Compact"/>
+        <w:numPr>
+          <w:ilvl w:val="0"/>
+          <w:numId w:val="1005"/>
+        </w:numPr>
+      </w:pPr>
+      <w:r>
+        <w:rPr>
+          <w:b/>
+          <w:bCs/>
+        </w:rPr>
+        <w:t xml:space="preserve">MVP </w:t>
+      </w:r>
+      <w:r>
+        <w:rPr>
+          <w:rFonts w:hint="eastAsia"/>
+          <w:b/>
+          <w:bCs/>
+        </w:rPr>
+        <w:t xml:space="preserve">不做部分匹配（护栏⑩）</w:t>
+      </w:r>
+      <w:r>
+        <w:rPr>
+          <w:rFonts w:hint="eastAsia"/>
+        </w:rPr>
+        <w:t xml:space="preserve">：所有</w:t>
+      </w:r>
+      <w:r>
+        <w:t xml:space="preserve"> </w:t>
+      </w:r>
+      <w:r>
+        <w:rPr>
+          <w:rStyle w:val="VerbatimChar"/>
+        </w:rPr>
+        <w:t xml:space="preserve">BankReconMatch</w:t>
+      </w:r>
+      <w:r>
+        <w:t xml:space="preserve"> </w:t>
+      </w:r>
+      <w:r>
+        <w:rPr>
+          <w:rFonts w:hint="eastAsia"/>
+        </w:rPr>
+        <w:t xml:space="preserve">必须</w:t>
+      </w:r>
+      <w:r>
+        <w:t xml:space="preserve"> SignedAmount</w:t>
+      </w:r>
+      <w:r>
+        <w:t xml:space="preserve"> </w:t>
+      </w:r>
+      <w:r>
+        <w:rPr>
+          <w:rFonts w:hint="eastAsia"/>
+          <w:b/>
+          <w:bCs/>
+        </w:rPr>
+        <w:t xml:space="preserve">完全配平</w:t>
+      </w:r>
+      <w:r>
+        <w:rPr>
+          <w:rFonts w:hint="eastAsia"/>
+        </w:rPr>
+        <w:t xml:space="preserve">；不支持一条流水部分核销多笔的”部分分配”。</w:t>
       </w:r>
     </w:p>
     <w:p>
@@ -10622,20 +12460,14 @@
         </w:pict>
       </w:r>
     </w:p>
-    <w:bookmarkEnd w:id="42"/>
-    <w:bookmarkStart w:id="43" w:name="权限操作级护栏②"/>
+    <w:bookmarkEnd w:id="40"/>
+    <w:bookmarkStart w:id="41" w:name="api"/>
     <w:p>
       <w:pPr>
         <w:pStyle w:val="Heading2"/>
       </w:pPr>
       <w:r>
-        <w:t xml:space="preserve">11. </w:t>
-      </w:r>
-      <w:r>
-        <w:rPr>
-          <w:rFonts w:hint="eastAsia"/>
-        </w:rPr>
-        <w:t xml:space="preserve">权限（操作级，护栏②）</w:t>
+        <w:t xml:space="preserve">9. API</w:t>
       </w:r>
     </w:p>
     <w:p>
@@ -10643,60 +12475,60 @@
         <w:pStyle w:val="FirstParagraph"/>
       </w:pPr>
       <w:r>
-        <w:rPr>
-          <w:rFonts w:hint="eastAsia"/>
-        </w:rPr>
-        <w:t xml:space="preserve">资源键</w:t>
-      </w:r>
-      <w:r>
-        <w:t xml:space="preserve"> = </w:t>
-      </w:r>
-      <w:r>
-        <w:rPr>
-          <w:rFonts w:hint="eastAsia"/>
-        </w:rPr>
-        <w:t xml:space="preserve">派生</w:t>
-      </w:r>
-      <w:r>
-        <w:t xml:space="preserve"> </w:t>
-      </w:r>
-      <w:r>
-        <w:rPr>
-          <w:rFonts w:hint="eastAsia"/>
-        </w:rPr>
-        <w:t xml:space="preserve">MenuKey（参</w:t>
-      </w:r>
-      <w:r>
-        <w:t xml:space="preserve"> Fin D-2 </w:t>
-      </w:r>
-      <w:r>
-        <w:rPr>
-          <w:rFonts w:hint="eastAsia"/>
-        </w:rPr>
-        <w:t xml:space="preserve">权限做法）。</w:t>
-      </w:r>
-      <w:r>
-        <w:rPr>
-          <w:rFonts w:hint="eastAsia"/>
-          <w:b/>
-          <w:bCs/>
-        </w:rPr>
-        <w:t xml:space="preserve">操作级拆分</w:t>
-      </w:r>
-      <w:r>
-        <w:rPr>
-          <w:rFonts w:hint="eastAsia"/>
-        </w:rPr>
-        <w:t xml:space="preserve">，至少：</w:t>
-      </w:r>
-      <w:r>
-        <w:t xml:space="preserve"> </w:t>
-      </w:r>
-      <w:r>
-        <w:rPr>
-          <w:rStyle w:val="VerbatimChar"/>
-        </w:rPr>
-        <w:t xml:space="preserve">view</w:t>
+        <w:t xml:space="preserve">Fin </w:t>
+      </w:r>
+      <w:r>
+        <w:rPr>
+          <w:rFonts w:hint="eastAsia"/>
+        </w:rPr>
+        <w:t xml:space="preserve">范式：</w:t>
+      </w:r>
+      <w:r>
+        <w:rPr>
+          <w:rStyle w:val="VerbatimChar"/>
+        </w:rPr>
+        <w:t xml:space="preserve">[Authorize]</w:t>
+      </w:r>
+      <w:r>
+        <w:t xml:space="preserve"> </w:t>
+      </w:r>
+      <w:r>
+        <w:t xml:space="preserve">+</w:t>
+      </w:r>
+      <w:r>
+        <w:t xml:space="preserve"> </w:t>
+      </w:r>
+      <w:r>
+        <w:rPr>
+          <w:rStyle w:val="VerbatimChar"/>
+          <w:rFonts w:hint="eastAsia"/>
+        </w:rPr>
+        <w:t xml:space="preserve">[RequirePermission(资源键,</w:t>
+      </w:r>
+      <w:r>
+        <w:rPr>
+          <w:rStyle w:val="VerbatimChar"/>
+        </w:rPr>
+        <w:t xml:space="preserve"> </w:t>
+      </w:r>
+      <w:r>
+        <w:rPr>
+          <w:rStyle w:val="VerbatimChar"/>
+          <w:rFonts w:hint="eastAsia"/>
+        </w:rPr>
+        <w:t xml:space="preserve">动作)]</w:t>
+      </w:r>
+      <w:r>
+        <w:rPr>
+          <w:rFonts w:hint="eastAsia"/>
+        </w:rPr>
+        <w:t xml:space="preserve">，</w:t>
+      </w:r>
+      <w:r>
+        <w:rPr>
+          <w:rStyle w:val="VerbatimChar"/>
+        </w:rPr>
+        <w:t xml:space="preserve">Ok2(data)</w:t>
       </w:r>
       <w:r>
         <w:t xml:space="preserve"> </w:t>
@@ -10711,7 +12543,7 @@
         <w:rPr>
           <w:rStyle w:val="VerbatimChar"/>
         </w:rPr>
-        <w:t xml:space="preserve">import</w:t>
+        <w:t xml:space="preserve">Fin(FinResult)</w:t>
       </w:r>
       <w:r>
         <w:t xml:space="preserve"> </w:t>
@@ -10726,21 +12558,194 @@
         <w:rPr>
           <w:rStyle w:val="VerbatimChar"/>
         </w:rPr>
-        <w:t xml:space="preserve">match</w:t>
-      </w:r>
-      <w:r>
-        <w:t xml:space="preserve">(auto+manual+unmatch) /</w:t>
-      </w:r>
-      <w:r>
-        <w:t xml:space="preserve"> </w:t>
-      </w:r>
-      <w:r>
-        <w:rPr>
-          <w:rStyle w:val="VerbatimChar"/>
-          <w:b/>
-          <w:bCs/>
-        </w:rPr>
-        <w:t xml:space="preserve">generate-voucher</w:t>
+        <w:t xml:space="preserve">CurrentUser</w:t>
+      </w:r>
+      <w:r>
+        <w:t xml:space="preserve">。</w:t>
+      </w:r>
+    </w:p>
+    <w:p>
+      <w:pPr>
+        <w:pStyle w:val="BodyText"/>
+      </w:pPr>
+      <w:r>
+        <w:rPr>
+          <w:rStyle w:val="VerbatimChar"/>
+          <w:b/>
+          <w:bCs/>
+        </w:rPr>
+        <w:t xml:space="preserve">BankStatementController</w:t>
+      </w:r>
+      <w:r>
+        <w:rPr>
+          <w:b/>
+          <w:bCs/>
+        </w:rPr>
+        <w:t xml:space="preserve"> </w:t>
+      </w:r>
+      <w:r>
+        <w:rPr>
+          <w:rStyle w:val="VerbatimChar"/>
+          <w:b/>
+          <w:bCs/>
+        </w:rPr>
+        <w:t xml:space="preserve">/api/fin/bank-statement</w:t>
+      </w:r>
+      <w:r>
+        <w:t xml:space="preserve"> </w:t>
+      </w:r>
+      <w:r>
+        <w:t xml:space="preserve">-</w:t>
+      </w:r>
+      <w:r>
+        <w:t xml:space="preserve"> </w:t>
+      </w:r>
+      <w:r>
+        <w:rPr>
+          <w:rStyle w:val="VerbatimChar"/>
+        </w:rPr>
+        <w:t xml:space="preserve">GET ?bankAccountId=&amp;fiscalPeriodId=&amp;status=</w:t>
+      </w:r>
+      <w:r>
+        <w:rPr>
+          <w:rFonts w:hint="eastAsia"/>
+        </w:rPr>
+        <w:t xml:space="preserve">（列表）/</w:t>
+      </w:r>
+      <w:r>
+        <w:t xml:space="preserve"> </w:t>
+      </w:r>
+      <w:r>
+        <w:rPr>
+          <w:rStyle w:val="VerbatimChar"/>
+        </w:rPr>
+        <w:t xml:space="preserve">GET {id}</w:t>
+      </w:r>
+      <w:r>
+        <w:rPr>
+          <w:rFonts w:hint="eastAsia"/>
+        </w:rPr>
+        <w:t xml:space="preserve">（含行</w:t>
+      </w:r>
+      <w:r>
+        <w:t xml:space="preserve"> + </w:t>
+      </w:r>
+      <w:r>
+        <w:rPr>
+          <w:rFonts w:hint="eastAsia"/>
+        </w:rPr>
+        <w:t xml:space="preserve">报告）</w:t>
+      </w:r>
+      <w:r>
+        <w:t xml:space="preserve"> </w:t>
+      </w:r>
+      <w:r>
+        <w:t xml:space="preserve">-</w:t>
+      </w:r>
+      <w:r>
+        <w:t xml:space="preserve"> </w:t>
+      </w:r>
+      <w:r>
+        <w:rPr>
+          <w:rStyle w:val="VerbatimChar"/>
+        </w:rPr>
+        <w:t xml:space="preserve">POST</w:t>
+      </w:r>
+      <w:r>
+        <w:rPr>
+          <w:rFonts w:hint="eastAsia"/>
+        </w:rPr>
+        <w:t xml:space="preserve">（建会话：账户</w:t>
+      </w:r>
+      <w:r>
+        <w:t xml:space="preserve"> + </w:t>
+      </w:r>
+      <w:r>
+        <w:rPr>
+          <w:rFonts w:hint="eastAsia"/>
+        </w:rPr>
+        <w:t xml:space="preserve">期间</w:t>
+      </w:r>
+      <w:r>
+        <w:t xml:space="preserve"> + </w:t>
+      </w:r>
+      <w:r>
+        <w:rPr>
+          <w:rFonts w:hint="eastAsia"/>
+        </w:rPr>
+        <w:t xml:space="preserve">期初/期末余额）</w:t>
+      </w:r>
+      <w:r>
+        <w:t xml:space="preserve"> </w:t>
+      </w:r>
+      <w:r>
+        <w:t xml:space="preserve">-</w:t>
+      </w:r>
+      <w:r>
+        <w:t xml:space="preserve"> </w:t>
+      </w:r>
+      <w:r>
+        <w:rPr>
+          <w:rStyle w:val="VerbatimChar"/>
+        </w:rPr>
+        <w:t xml:space="preserve">POST {id}/import?dryRun=true|false</w:t>
+      </w:r>
+      <w:r>
+        <w:rPr>
+          <w:rFonts w:hint="eastAsia"/>
+        </w:rPr>
+        <w:t xml:space="preserve">（multipart</w:t>
+      </w:r>
+      <w:r>
+        <w:t xml:space="preserve"> </w:t>
+      </w:r>
+      <w:r>
+        <w:rPr>
+          <w:rFonts w:hint="eastAsia"/>
+        </w:rPr>
+        <w:t xml:space="preserve">文件</w:t>
+      </w:r>
+      <w:r>
+        <w:t xml:space="preserve"> + </w:t>
+      </w:r>
+      <w:r>
+        <w:rPr>
+          <w:rFonts w:hint="eastAsia"/>
+        </w:rPr>
+        <w:t xml:space="preserve">profileId；dryRun=Preview</w:t>
+      </w:r>
+      <w:r>
+        <w:t xml:space="preserve"> </w:t>
+      </w:r>
+      <w:r>
+        <w:rPr>
+          <w:rFonts w:hint="eastAsia"/>
+        </w:rPr>
+        <w:t xml:space="preserve">报告，false=Confirm</w:t>
+      </w:r>
+      <w:r>
+        <w:t xml:space="preserve"> </w:t>
+      </w:r>
+      <w:r>
+        <w:rPr>
+          <w:rFonts w:hint="eastAsia"/>
+        </w:rPr>
+        <w:t xml:space="preserve">落库）</w:t>
+      </w:r>
+      <w:r>
+        <w:t xml:space="preserve"> </w:t>
+      </w:r>
+      <w:r>
+        <w:t xml:space="preserve">-</w:t>
+      </w:r>
+      <w:r>
+        <w:t xml:space="preserve"> </w:t>
+      </w:r>
+      <w:r>
+        <w:rPr>
+          <w:rStyle w:val="VerbatimChar"/>
+        </w:rPr>
+        <w:t xml:space="preserve">POST {id}/line</w:t>
       </w:r>
       <w:r>
         <w:t xml:space="preserve"> </w:t>
@@ -10755,7 +12760,7 @@
         <w:rPr>
           <w:rStyle w:val="VerbatimChar"/>
         </w:rPr>
-        <w:t xml:space="preserve">mark-pending</w:t>
+        <w:t xml:space="preserve">PUT {id}/line/{lineId}</w:t>
       </w:r>
       <w:r>
         <w:t xml:space="preserve"> </w:t>
@@ -10769,10 +12774,66 @@
       <w:r>
         <w:rPr>
           <w:rStyle w:val="VerbatimChar"/>
-          <w:b/>
-          <w:bCs/>
-        </w:rPr>
-        <w:t xml:space="preserve">lock</w:t>
+        </w:rPr>
+        <w:t xml:space="preserve">DELETE {id}/line/{lineId}</w:t>
+      </w:r>
+      <w:r>
+        <w:rPr>
+          <w:rFonts w:hint="eastAsia"/>
+        </w:rPr>
+        <w:t xml:space="preserve">（手工增改删，仅</w:t>
+      </w:r>
+      <w:r>
+        <w:t xml:space="preserve"> </w:t>
+      </w:r>
+      <w:r>
+        <w:rPr>
+          <w:rFonts w:hint="eastAsia"/>
+        </w:rPr>
+        <w:t xml:space="preserve">Open）</w:t>
+      </w:r>
+    </w:p>
+    <w:p>
+      <w:pPr>
+        <w:pStyle w:val="BodyText"/>
+      </w:pPr>
+      <w:r>
+        <w:rPr>
+          <w:rStyle w:val="VerbatimChar"/>
+          <w:b/>
+          <w:bCs/>
+        </w:rPr>
+        <w:t xml:space="preserve">BankReconciliationController</w:t>
+      </w:r>
+      <w:r>
+        <w:rPr>
+          <w:b/>
+          <w:bCs/>
+        </w:rPr>
+        <w:t xml:space="preserve"> </w:t>
+      </w:r>
+      <w:r>
+        <w:rPr>
+          <w:rStyle w:val="VerbatimChar"/>
+          <w:b/>
+          <w:bCs/>
+        </w:rPr>
+        <w:t xml:space="preserve">/api/fin/bank-recon</w:t>
+      </w:r>
+      <w:r>
+        <w:t xml:space="preserve"> </w:t>
+      </w:r>
+      <w:r>
+        <w:t xml:space="preserve">-</w:t>
+      </w:r>
+      <w:r>
+        <w:t xml:space="preserve"> </w:t>
+      </w:r>
+      <w:r>
+        <w:rPr>
+          <w:rStyle w:val="VerbatimChar"/>
+        </w:rPr>
+        <w:t xml:space="preserve">POST {statementId}/auto-match</w:t>
       </w:r>
       <w:r>
         <w:t xml:space="preserve"> </w:t>
@@ -10786,10 +12847,41 @@
       <w:r>
         <w:rPr>
           <w:rStyle w:val="VerbatimChar"/>
-          <w:b/>
-          <w:bCs/>
-        </w:rPr>
-        <w:t xml:space="preserve">unlock</w:t>
+        </w:rPr>
+        <w:t xml:space="preserve">POST {statementId}/manual-match</w:t>
+      </w:r>
+      <w:r>
+        <w:rPr>
+          <w:rFonts w:hint="eastAsia"/>
+        </w:rPr>
+        <w:t xml:space="preserve">(流水行[]+凭证行[])</w:t>
+      </w:r>
+      <w:r>
+        <w:t xml:space="preserve"> /</w:t>
+      </w:r>
+      <w:r>
+        <w:t xml:space="preserve"> </w:t>
+      </w:r>
+      <w:r>
+        <w:rPr>
+          <w:rStyle w:val="VerbatimChar"/>
+        </w:rPr>
+        <w:t xml:space="preserve">POST unmatch/{groupId}</w:t>
+      </w:r>
+      <w:r>
+        <w:t xml:space="preserve"> </w:t>
+      </w:r>
+      <w:r>
+        <w:t xml:space="preserve">-</w:t>
+      </w:r>
+      <w:r>
+        <w:t xml:space="preserve"> </w:t>
+      </w:r>
+      <w:r>
+        <w:rPr>
+          <w:rStyle w:val="VerbatimChar"/>
+        </w:rPr>
+        <w:t xml:space="preserve">GET {statementId}/candidates?lineId=&amp;widen=</w:t>
       </w:r>
       <w:r>
         <w:t xml:space="preserve"> </w:t>
@@ -10803,91 +12895,129 @@
       <w:r>
         <w:rPr>
           <w:rStyle w:val="VerbatimChar"/>
-          <w:b/>
-          <w:bCs/>
-        </w:rPr>
-        <w:t xml:space="preserve">profile-manage</w:t>
-      </w:r>
-      <w:r>
-        <w:t xml:space="preserve">。</w:t>
-      </w:r>
-      <w:r>
-        <w:t xml:space="preserve"> </w:t>
-      </w:r>
-      <w:r>
-        <w:t xml:space="preserve">Seed </w:t>
-      </w:r>
-      <w:r>
-        <w:rPr>
-          <w:rFonts w:hint="eastAsia"/>
-        </w:rPr>
-        <w:t xml:space="preserve">默认授</w:t>
-      </w:r>
-      <w:r>
-        <w:t xml:space="preserve"> </w:t>
-      </w:r>
-      <w:r>
-        <w:rPr>
-          <w:rFonts w:hint="eastAsia"/>
-        </w:rPr>
-        <w:t xml:space="preserve">admin；</w:t>
-      </w:r>
-      <w:r>
-        <w:rPr>
-          <w:rStyle w:val="VerbatimChar"/>
-        </w:rPr>
-        <w:t xml:space="preserve">[RequirePermission]</w:t>
-      </w:r>
-      <w:r>
-        <w:t xml:space="preserve"> </w:t>
-      </w:r>
-      <w:r>
-        <w:rPr>
-          <w:rFonts w:hint="eastAsia"/>
-        </w:rPr>
-        <w:t xml:space="preserve">贴各端点（</w:t>
-      </w:r>
-      <w:r>
-        <w:rPr>
-          <w:rStyle w:val="VerbatimChar"/>
-        </w:rPr>
-        <w:t xml:space="preserve">HasActionAsync</w:t>
-      </w:r>
-      <w:r>
-        <w:t xml:space="preserve"> </w:t>
-      </w:r>
-      <w:r>
-        <w:rPr>
-          <w:rFonts w:hint="eastAsia"/>
-        </w:rPr>
-        <w:t xml:space="preserve">无</w:t>
-      </w:r>
-      <w:r>
-        <w:t xml:space="preserve"> admin </w:t>
-      </w:r>
-      <w:r>
-        <w:rPr>
-          <w:rFonts w:hint="eastAsia"/>
-        </w:rPr>
-        <w:t xml:space="preserve">旁路，属性与</w:t>
-      </w:r>
-      <w:r>
-        <w:t xml:space="preserve"> seed </w:t>
-      </w:r>
-      <w:r>
-        <w:rPr>
-          <w:rFonts w:hint="eastAsia"/>
-        </w:rPr>
-        <w:t xml:space="preserve">同</w:t>
-      </w:r>
-      <w:r>
-        <w:t xml:space="preserve"> </w:t>
-      </w:r>
-      <w:r>
-        <w:rPr>
-          <w:rFonts w:hint="eastAsia"/>
-        </w:rPr>
-        <w:t xml:space="preserve">commit）。</w:t>
+        </w:rPr>
+        <w:t xml:space="preserve">POST {statementId}/generate-voucher</w:t>
+      </w:r>
+      <w:r>
+        <w:t xml:space="preserve"> </w:t>
+      </w:r>
+      <w:r>
+        <w:t xml:space="preserve">/</w:t>
+      </w:r>
+      <w:r>
+        <w:t xml:space="preserve"> </w:t>
+      </w:r>
+      <w:r>
+        <w:rPr>
+          <w:rStyle w:val="VerbatimChar"/>
+        </w:rPr>
+        <w:t xml:space="preserve">POST {statementId}/mark-pending</w:t>
+      </w:r>
+      <w:r>
+        <w:t xml:space="preserve"> </w:t>
+      </w:r>
+      <w:r>
+        <w:t xml:space="preserve">-</w:t>
+      </w:r>
+      <w:r>
+        <w:t xml:space="preserve"> </w:t>
+      </w:r>
+      <w:r>
+        <w:rPr>
+          <w:rStyle w:val="VerbatimChar"/>
+        </w:rPr>
+        <w:t xml:space="preserve">GET {statementId}/reconciliation-statement</w:t>
+      </w:r>
+      <w:r>
+        <w:rPr>
+          <w:rFonts w:hint="eastAsia"/>
+        </w:rPr>
+        <w:t xml:space="preserve">（调节表</w:t>
+      </w:r>
+      <w:r>
+        <w:t xml:space="preserve"> 4 </w:t>
+      </w:r>
+      <w:r>
+        <w:rPr>
+          <w:rFonts w:hint="eastAsia"/>
+        </w:rPr>
+        <w:t xml:space="preserve">量</w:t>
+      </w:r>
+      <w:r>
+        <w:t xml:space="preserve"> + </w:t>
+      </w:r>
+      <w:r>
+        <w:rPr>
+          <w:rFonts w:hint="eastAsia"/>
+        </w:rPr>
+        <w:t xml:space="preserve">明细）</w:t>
+      </w:r>
+      <w:r>
+        <w:t xml:space="preserve"> </w:t>
+      </w:r>
+      <w:r>
+        <w:t xml:space="preserve">-</w:t>
+      </w:r>
+      <w:r>
+        <w:t xml:space="preserve"> </w:t>
+      </w:r>
+      <w:r>
+        <w:rPr>
+          <w:rStyle w:val="VerbatimChar"/>
+        </w:rPr>
+        <w:t xml:space="preserve">POST {statementId}/lock</w:t>
+      </w:r>
+      <w:r>
+        <w:t xml:space="preserve"> </w:t>
+      </w:r>
+      <w:r>
+        <w:t xml:space="preserve">/</w:t>
+      </w:r>
+      <w:r>
+        <w:t xml:space="preserve"> </w:t>
+      </w:r>
+      <w:r>
+        <w:rPr>
+          <w:rStyle w:val="VerbatimChar"/>
+        </w:rPr>
+        <w:t xml:space="preserve">POST {statementId}/unlock</w:t>
+      </w:r>
+      <w:r>
+        <w:t xml:space="preserve">(reason)</w:t>
+      </w:r>
+    </w:p>
+    <w:p>
+      <w:pPr>
+        <w:pStyle w:val="BodyText"/>
+      </w:pPr>
+      <w:r>
+        <w:rPr>
+          <w:rStyle w:val="VerbatimChar"/>
+          <w:b/>
+          <w:bCs/>
+        </w:rPr>
+        <w:t xml:space="preserve">BankImportProfileController</w:t>
+      </w:r>
+      <w:r>
+        <w:rPr>
+          <w:b/>
+          <w:bCs/>
+        </w:rPr>
+        <w:t xml:space="preserve"> </w:t>
+      </w:r>
+      <w:r>
+        <w:rPr>
+          <w:rStyle w:val="VerbatimChar"/>
+          <w:b/>
+          <w:bCs/>
+        </w:rPr>
+        <w:t xml:space="preserve">/api/fin/bank-import-profile</w:t>
+      </w:r>
+      <w:r>
+        <w:t xml:space="preserve"> </w:t>
+      </w:r>
+      <w:r>
+        <w:t xml:space="preserve">— CRUD。</w:t>
       </w:r>
     </w:p>
     <w:p>
@@ -10897,147 +13027,29 @@
         </w:pict>
       </w:r>
     </w:p>
-    <w:bookmarkEnd w:id="43"/>
-    <w:bookmarkStart w:id="44" w:name="审计日志护栏③"/>
+    <w:bookmarkEnd w:id="41"/>
+    <w:bookmarkStart w:id="42" w:name="前端vue3-element-plus"/>
     <w:p>
       <w:pPr>
         <w:pStyle w:val="Heading2"/>
       </w:pPr>
       <w:r>
-        <w:t xml:space="preserve">12. </w:t>
-      </w:r>
-      <w:r>
-        <w:rPr>
-          <w:rFonts w:hint="eastAsia"/>
-        </w:rPr>
-        <w:t xml:space="preserve">审计日志（护栏③）</w:t>
-      </w:r>
-    </w:p>
-    <w:p>
-      <w:pPr>
-        <w:pStyle w:val="FirstParagraph"/>
-      </w:pPr>
-      <w:r>
-        <w:rPr>
-          <w:rFonts w:hint="eastAsia"/>
-        </w:rPr>
-        <w:t xml:space="preserve">下列操作写</w:t>
-      </w:r>
-      <w:r>
-        <w:t xml:space="preserve"> </w:t>
-      </w:r>
-      <w:r>
-        <w:rPr>
-          <w:rStyle w:val="VerbatimChar"/>
-        </w:rPr>
-        <w:t xml:space="preserve">Sys_OperLog</w:t>
-      </w:r>
-      <w:r>
-        <w:rPr>
-          <w:rFonts w:hint="eastAsia"/>
-        </w:rPr>
-        <w:t xml:space="preserve">（操作人/时间/对象/前后摘要）：</w:t>
-      </w:r>
-      <w:r>
-        <w:rPr>
-          <w:rStyle w:val="VerbatimChar"/>
-        </w:rPr>
-        <w:t xml:space="preserve">ManualMatch</w:t>
-      </w:r>
-      <w:r>
-        <w:t xml:space="preserve">、</w:t>
-      </w:r>
-      <w:r>
-        <w:rPr>
-          <w:rStyle w:val="VerbatimChar"/>
-        </w:rPr>
-        <w:t xml:space="preserve">Unmatch</w:t>
-      </w:r>
-      <w:r>
-        <w:t xml:space="preserve">、</w:t>
-      </w:r>
-      <w:r>
-        <w:rPr>
-          <w:rStyle w:val="VerbatimChar"/>
-        </w:rPr>
-        <w:t xml:space="preserve">GenerateVoucher</w:t>
-      </w:r>
-      <w:r>
-        <w:t xml:space="preserve">、</w:t>
-      </w:r>
-      <w:r>
-        <w:rPr>
-          <w:rStyle w:val="VerbatimChar"/>
-        </w:rPr>
-        <w:t xml:space="preserve">MarkPending</w:t>
-      </w:r>
-      <w:r>
-        <w:t xml:space="preserve">、</w:t>
-      </w:r>
-      <w:r>
-        <w:rPr>
-          <w:rStyle w:val="VerbatimChar"/>
-        </w:rPr>
-        <w:t xml:space="preserve">Lock</w:t>
-      </w:r>
-      <w:r>
-        <w:t xml:space="preserve">、</w:t>
-      </w:r>
-      <w:r>
-        <w:rPr>
-          <w:rStyle w:val="VerbatimChar"/>
-        </w:rPr>
-        <w:t xml:space="preserve">Unlock</w:t>
-      </w:r>
-      <w:r>
-        <w:rPr>
-          <w:rFonts w:hint="eastAsia"/>
-        </w:rPr>
-        <w:t xml:space="preserve">（Unlock</w:t>
-      </w:r>
-      <w:r>
-        <w:t xml:space="preserve"> </w:t>
-      </w:r>
-      <w:r>
-        <w:rPr>
-          <w:rFonts w:hint="eastAsia"/>
-        </w:rPr>
-        <w:t xml:space="preserve">额外记原因）。导入</w:t>
-      </w:r>
-      <w:r>
-        <w:t xml:space="preserve"> Confirm </w:t>
-      </w:r>
-      <w:r>
-        <w:rPr>
-          <w:rFonts w:hint="eastAsia"/>
-        </w:rPr>
-        <w:t xml:space="preserve">记批次摘要。</w:t>
-      </w:r>
-    </w:p>
-    <w:p>
-      <w:r>
-        <w:pict>
-          <v:rect style="width:0;height:1.5pt" o:hralign="center" o:hrstd="t" o:hr="t"/>
-        </w:pict>
-      </w:r>
-    </w:p>
-    <w:bookmarkEnd w:id="44"/>
-    <w:bookmarkStart w:id="45" w:name="菜单-i18n"/>
-    <w:p>
-      <w:pPr>
-        <w:pStyle w:val="Heading2"/>
-      </w:pPr>
-      <w:r>
-        <w:t xml:space="preserve">13. </w:t>
-      </w:r>
-      <w:r>
-        <w:rPr>
-          <w:rFonts w:hint="eastAsia"/>
-        </w:rPr>
-        <w:t xml:space="preserve">菜单</w:t>
-      </w:r>
-      <w:r>
-        <w:t xml:space="preserve"> + i18n</w:t>
+        <w:t xml:space="preserve">10. </w:t>
+      </w:r>
+      <w:r>
+        <w:rPr>
+          <w:rFonts w:hint="eastAsia"/>
+        </w:rPr>
+        <w:t xml:space="preserve">前端（Vue3</w:t>
+      </w:r>
+      <w:r>
+        <w:t xml:space="preserve"> + </w:t>
+      </w:r>
+      <w:r>
+        <w:rPr>
+          <w:rFonts w:hint="eastAsia"/>
+        </w:rPr>
+        <w:t xml:space="preserve">element-plus）</w:t>
       </w:r>
     </w:p>
     <w:p>
@@ -11050,81 +13062,173 @@
       </w:pPr>
       <w:r>
         <w:rPr>
-          <w:rFonts w:hint="eastAsia"/>
-        </w:rPr>
-        <w:t xml:space="preserve">菜单</w:t>
-      </w:r>
-      <w:r>
-        <w:t xml:space="preserve"> </w:t>
-      </w:r>
-      <w:r>
-        <w:rPr>
-          <w:b/>
-          <w:bCs/>
-        </w:rPr>
-        <w:t xml:space="preserve">614 </w:t>
-      </w:r>
-      <w:r>
-        <w:rPr>
-          <w:rFonts w:hint="eastAsia"/>
-          <w:b/>
-          <w:bCs/>
-        </w:rPr>
-        <w:t xml:space="preserve">银行对账</w:t>
-      </w:r>
-      <w:r>
-        <w:t xml:space="preserve">(</w:t>
-      </w:r>
-      <w:r>
-        <w:rPr>
-          <w:rStyle w:val="VerbatimChar"/>
-        </w:rPr>
-        <w:t xml:space="preserve">/fin/bank-reconciliation</w:t>
-      </w:r>
-      <w:r>
-        <w:t xml:space="preserve">) </w:t>
-      </w:r>
-      <w:r>
-        <w:rPr>
-          <w:rFonts w:hint="eastAsia"/>
-        </w:rPr>
-        <w:t xml:space="preserve">挂</w:t>
-      </w:r>
-      <w:r>
-        <w:t xml:space="preserve"> Fin </w:t>
-      </w:r>
-      <w:r>
-        <w:rPr>
-          <w:rFonts w:hint="eastAsia"/>
-        </w:rPr>
-        <w:t xml:space="preserve">组</w:t>
-      </w:r>
-      <w:r>
-        <w:t xml:space="preserve"> </w:t>
-      </w:r>
-      <w:r>
-        <w:rPr>
-          <w:rFonts w:hint="eastAsia"/>
-        </w:rPr>
-        <w:t xml:space="preserve">600，授</w:t>
-      </w:r>
-      <w:r>
-        <w:t xml:space="preserve"> </w:t>
-      </w:r>
-      <w:r>
-        <w:rPr>
-          <w:rFonts w:hint="eastAsia"/>
-        </w:rPr>
-        <w:t xml:space="preserve">RoleId=1，幂等。导入模板作撮合台内</w:t>
-      </w:r>
-      <w:r>
-        <w:t xml:space="preserve"> </w:t>
-      </w:r>
-      <w:r>
-        <w:rPr>
-          <w:rFonts w:hint="eastAsia"/>
-        </w:rPr>
-        <w:t xml:space="preserve">tab/对话框（不另占菜单）。</w:t>
+          <w:rStyle w:val="VerbatimChar"/>
+          <w:b/>
+          <w:bCs/>
+        </w:rPr>
+        <w:t xml:space="preserve">BankReconciliationView.vue</w:t>
+      </w:r>
+      <w:r>
+        <w:rPr>
+          <w:rFonts w:hint="eastAsia"/>
+          <w:b/>
+          <w:bCs/>
+        </w:rPr>
+        <w:t xml:space="preserve">（撮合台）</w:t>
+      </w:r>
+      <w:r>
+        <w:rPr>
+          <w:rFonts w:hint="eastAsia"/>
+        </w:rPr>
+        <w:t xml:space="preserve">：左=流水行(过滤</w:t>
+      </w:r>
+      <w:r>
+        <w:t xml:space="preserve"> </w:t>
+      </w:r>
+      <w:r>
+        <w:rPr>
+          <w:rFonts w:hint="eastAsia"/>
+        </w:rPr>
+        <w:t xml:space="preserve">未匹配/已匹配/待处理)，右=候选凭证行；勾选</w:t>
+      </w:r>
+      <w:r>
+        <w:t xml:space="preserve"> N+M → </w:t>
+      </w:r>
+      <w:r>
+        <w:rPr>
+          <w:rFonts w:hint="eastAsia"/>
+        </w:rPr>
+        <w:t xml:space="preserve">人工匹配；自动撮合按钮；生成凭证对话框(选科目/Role/往来)；标记未达；匹配组列表</w:t>
+      </w:r>
+      <w:r>
+        <w:t xml:space="preserve"> + </w:t>
+      </w:r>
+      <w:r>
+        <w:rPr>
+          <w:rFonts w:hint="eastAsia"/>
+        </w:rPr>
+        <w:t xml:space="preserve">拆组；</w:t>
+      </w:r>
+      <w:r>
+        <w:rPr>
+          <w:rFonts w:hint="eastAsia"/>
+          <w:b/>
+          <w:bCs/>
+        </w:rPr>
+        <w:t xml:space="preserve">调节表面板</w:t>
+      </w:r>
+      <w:r>
+        <w:t xml:space="preserve">(4 </w:t>
+      </w:r>
+      <w:r>
+        <w:rPr>
+          <w:rFonts w:hint="eastAsia"/>
+        </w:rPr>
+        <w:t xml:space="preserve">余额量</w:t>
+      </w:r>
+      <w:r>
+        <w:t xml:space="preserve"> + </w:t>
+      </w:r>
+      <w:r>
+        <w:rPr>
+          <w:rFonts w:hint="eastAsia"/>
+        </w:rPr>
+        <w:t xml:space="preserve">调节项</w:t>
+      </w:r>
+      <w:r>
+        <w:t xml:space="preserve"> + ReconciledDiff)。</w:t>
+      </w:r>
+      <w:r>
+        <w:rPr>
+          <w:rFonts w:hint="eastAsia"/>
+          <w:b/>
+          <w:bCs/>
+        </w:rPr>
+        <w:t xml:space="preserve">并发冲突提示</w:t>
+      </w:r>
+      <w:r>
+        <w:rPr>
+          <w:b/>
+          <w:bCs/>
+        </w:rPr>
+        <w:t xml:space="preserve"> + </w:t>
+      </w:r>
+      <w:r>
+        <w:rPr>
+          <w:rFonts w:hint="eastAsia"/>
+          <w:b/>
+          <w:bCs/>
+        </w:rPr>
+        <w:t xml:space="preserve">刷新重试</w:t>
+      </w:r>
+      <w:r>
+        <w:rPr>
+          <w:rFonts w:hint="eastAsia"/>
+        </w:rPr>
+        <w:t xml:space="preserve">（护栏⑥）。</w:t>
+      </w:r>
+      <w:r>
+        <w:rPr>
+          <w:b/>
+          <w:bCs/>
+        </w:rPr>
+        <w:t xml:space="preserve">Lock </w:t>
+      </w:r>
+      <w:r>
+        <w:rPr>
+          <w:rFonts w:hint="eastAsia"/>
+          <w:b/>
+          <w:bCs/>
+        </w:rPr>
+        <w:t xml:space="preserve">前弹调节表确认对话框</w:t>
+      </w:r>
+      <w:r>
+        <w:rPr>
+          <w:rFonts w:hint="eastAsia"/>
+        </w:rPr>
+        <w:t xml:space="preserve">展示</w:t>
+      </w:r>
+      <w:r>
+        <w:t xml:space="preserve"> </w:t>
+      </w:r>
+      <w:r>
+        <w:rPr>
+          <w:rStyle w:val="VerbatimChar"/>
+        </w:rPr>
+        <w:t xml:space="preserve">StatementInternalDiff</w:t>
+      </w:r>
+      <w:r>
+        <w:t xml:space="preserve">/</w:t>
+      </w:r>
+      <w:r>
+        <w:rPr>
+          <w:rStyle w:val="VerbatimChar"/>
+        </w:rPr>
+        <w:t xml:space="preserve">ReconciledDiff</w:t>
+      </w:r>
+      <w:r>
+        <w:t xml:space="preserve">/</w:t>
+      </w:r>
+      <w:r>
+        <w:rPr>
+          <w:rStyle w:val="VerbatimChar"/>
+        </w:rPr>
+        <w:t xml:space="preserve">BankAdjustedBalance</w:t>
+      </w:r>
+      <w:r>
+        <w:t xml:space="preserve">/</w:t>
+      </w:r>
+      <w:r>
+        <w:rPr>
+          <w:rStyle w:val="VerbatimChar"/>
+        </w:rPr>
+        <w:t xml:space="preserve">BookAdjustedBalance</w:t>
+      </w:r>
+      <w:r>
+        <w:rPr>
+          <w:rFonts w:hint="eastAsia"/>
+        </w:rPr>
+        <w:t xml:space="preserve">（护栏⑦）。</w:t>
       </w:r>
     </w:p>
     <w:p>
@@ -11138,105 +13242,123 @@
       <w:r>
         <w:rPr>
           <w:rStyle w:val="VerbatimChar"/>
-        </w:rPr>
-        <w:t xml:space="preserve">CP6.WebApi/Seed/I18nBankReconScreenSeed.cs</w:t>
-      </w:r>
-      <w:r>
-        <w:t xml:space="preserve"> </w:t>
-      </w:r>
-      <w:r>
-        <w:rPr>
-          <w:rFonts w:hint="eastAsia"/>
-        </w:rPr>
-        <w:t xml:space="preserve">五语(ZhCN/ZhTW/En/Ja/Ko)：菜单/视图标题/全字段标签/按钮</w:t>
-      </w:r>
-      <w:r>
-        <w:t xml:space="preserve"> + </w:t>
-      </w:r>
-      <w:r>
-        <w:rPr>
-          <w:rFonts w:hint="eastAsia"/>
-        </w:rPr>
-        <w:t xml:space="preserve">全部</w:t>
-      </w:r>
-      <w:r>
-        <w:t xml:space="preserve"> E-A4-</w:t>
-      </w:r>
-      <w:r>
-        <w:rPr>
-          <w:i/>
-          <w:iCs/>
-        </w:rPr>
-        <w:t xml:space="preserve">/W-A4-</w:t>
-      </w:r>
-      <w:r>
-        <w:t xml:space="preserve"> </w:t>
-      </w:r>
-      <w:r>
-        <w:rPr>
-          <w:rFonts w:hint="eastAsia"/>
-        </w:rPr>
-        <w:t xml:space="preserve">文案；接</w:t>
-      </w:r>
-      <w:r>
-        <w:t xml:space="preserve"> </w:t>
-      </w:r>
-      <w:r>
-        <w:rPr>
-          <w:rStyle w:val="VerbatimChar"/>
-        </w:rPr>
-        <w:t xml:space="preserve">Program.cs</w:t>
-      </w:r>
-      <w:r>
-        <w:t xml:space="preserve"> </w:t>
-      </w:r>
-      <w:r>
-        <w:t xml:space="preserve">i18n </w:t>
-      </w:r>
-      <w:r>
-        <w:rPr>
-          <w:rFonts w:hint="eastAsia"/>
-        </w:rPr>
-        <w:t xml:space="preserve">链</w:t>
-      </w:r>
-      <w:r>
-        <w:t xml:space="preserve"> </w:t>
-      </w:r>
-      <w:r>
-        <w:rPr>
-          <w:rStyle w:val="VerbatimChar"/>
-        </w:rPr>
-        <w:t xml:space="preserve">.Concat(...)</w:t>
-      </w:r>
-      <w:r>
-        <w:rPr>
-          <w:rFonts w:hint="eastAsia"/>
-        </w:rPr>
-        <w:t xml:space="preserve">；</w:t>
-      </w:r>
-      <w:r>
-        <w:rPr>
-          <w:rStyle w:val="VerbatimChar"/>
-        </w:rPr>
-        <w:t xml:space="preserve">npm run i18n:pull</w:t>
-      </w:r>
-      <w:r>
-        <w:t xml:space="preserve">+</w:t>
-      </w:r>
-      <w:r>
-        <w:rPr>
-          <w:rStyle w:val="VerbatimChar"/>
-        </w:rPr>
-        <w:t xml:space="preserve">i18n:check</w:t>
-      </w:r>
-      <w:r>
-        <w:t xml:space="preserve"> </w:t>
-      </w:r>
-      <w:r>
-        <w:rPr>
-          <w:rFonts w:hint="eastAsia"/>
-        </w:rPr>
-        <w:t xml:space="preserve">绿。</w:t>
+          <w:b/>
+          <w:bCs/>
+        </w:rPr>
+        <w:t xml:space="preserve">BankStatementView.vue</w:t>
+      </w:r>
+      <w:r>
+        <w:rPr>
+          <w:rFonts w:hint="eastAsia"/>
+        </w:rPr>
+        <w:t xml:space="preserve">：会话列表(账户×期间)、建会话、导入对话框(选</w:t>
+      </w:r>
+      <w:r>
+        <w:t xml:space="preserve"> Profile + </w:t>
+      </w:r>
+      <w:r>
+        <w:rPr>
+          <w:rFonts w:hint="eastAsia"/>
+        </w:rPr>
+        <w:t xml:space="preserve">上传</w:t>
+      </w:r>
+      <w:r>
+        <w:t xml:space="preserve"> →</w:t>
+      </w:r>
+      <w:r>
+        <w:t xml:space="preserve"> </w:t>
+      </w:r>
+      <w:r>
+        <w:rPr>
+          <w:b/>
+          <w:bCs/>
+        </w:rPr>
+        <w:t xml:space="preserve">Preview </w:t>
+      </w:r>
+      <w:r>
+        <w:rPr>
+          <w:rFonts w:hint="eastAsia"/>
+          <w:b/>
+          <w:bCs/>
+        </w:rPr>
+        <w:t xml:space="preserve">报告</w:t>
+      </w:r>
+      <w:r>
+        <w:rPr>
+          <w:rFonts w:hint="eastAsia"/>
+        </w:rPr>
+        <w:t xml:space="preserve">(成功/失败/重复逐行)</w:t>
+      </w:r>
+      <w:r>
+        <w:t xml:space="preserve"> → Confirm)。</w:t>
+      </w:r>
+    </w:p>
+    <w:p>
+      <w:pPr>
+        <w:pStyle w:val="Compact"/>
+        <w:numPr>
+          <w:ilvl w:val="0"/>
+          <w:numId w:val="1006"/>
+        </w:numPr>
+      </w:pPr>
+      <w:r>
+        <w:rPr>
+          <w:rStyle w:val="VerbatimChar"/>
+          <w:b/>
+          <w:bCs/>
+        </w:rPr>
+        <w:t xml:space="preserve">BankImportProfileView.vue</w:t>
+      </w:r>
+      <w:r>
+        <w:rPr>
+          <w:rFonts w:hint="eastAsia"/>
+        </w:rPr>
+        <w:t xml:space="preserve">：模板</w:t>
+      </w:r>
+      <w:r>
+        <w:t xml:space="preserve"> </w:t>
+      </w:r>
+      <w:r>
+        <w:rPr>
+          <w:rFonts w:hint="eastAsia"/>
+        </w:rPr>
+        <w:t xml:space="preserve">CRUD（列映射可视化编辑：方向解析/编码/金额符号/借贷双列/跳过表头）。</w:t>
+      </w:r>
+    </w:p>
+    <w:p>
+      <w:pPr>
+        <w:pStyle w:val="Compact"/>
+        <w:numPr>
+          <w:ilvl w:val="0"/>
+          <w:numId w:val="1006"/>
+        </w:numPr>
+      </w:pPr>
+      <w:r>
+        <w:rPr>
+          <w:rFonts w:hint="eastAsia"/>
+        </w:rPr>
+        <w:t xml:space="preserve">类型/api</w:t>
+      </w:r>
+      <w:r>
+        <w:t xml:space="preserve"> </w:t>
+      </w:r>
+      <w:r>
+        <w:rPr>
+          <w:rFonts w:hint="eastAsia"/>
+        </w:rPr>
+        <w:t xml:space="preserve">在</w:t>
+      </w:r>
+      <w:r>
+        <w:t xml:space="preserve"> </w:t>
+      </w:r>
+      <w:r>
+        <w:rPr>
+          <w:rStyle w:val="VerbatimChar"/>
+        </w:rPr>
+        <w:t xml:space="preserve">cp6.web/src/{types,api}/fin/bankRecon.ts</w:t>
+      </w:r>
+      <w:r>
+        <w:t xml:space="preserve">。</w:t>
       </w:r>
     </w:p>
     <w:p>
@@ -11246,29 +13368,422 @@
         </w:pict>
       </w:r>
     </w:p>
-    <w:bookmarkEnd w:id="45"/>
-    <w:bookmarkStart w:id="46" w:name="多租户-迁移"/>
+    <w:bookmarkEnd w:id="42"/>
+    <w:bookmarkStart w:id="43" w:name="权限操作级护栏②"/>
     <w:p>
       <w:pPr>
         <w:pStyle w:val="Heading2"/>
       </w:pPr>
       <w:r>
-        <w:t xml:space="preserve">14. </w:t>
-      </w:r>
-      <w:r>
-        <w:rPr>
-          <w:rFonts w:hint="eastAsia"/>
-        </w:rPr>
-        <w:t xml:space="preserve">多租户</w:t>
-      </w:r>
-      <w:r>
-        <w:t xml:space="preserve"> + </w:t>
-      </w:r>
-      <w:r>
-        <w:rPr>
-          <w:rFonts w:hint="eastAsia"/>
-        </w:rPr>
-        <w:t xml:space="preserve">迁移</w:t>
+        <w:t xml:space="preserve">11. </w:t>
+      </w:r>
+      <w:r>
+        <w:rPr>
+          <w:rFonts w:hint="eastAsia"/>
+        </w:rPr>
+        <w:t xml:space="preserve">权限（操作级，护栏②）</w:t>
+      </w:r>
+    </w:p>
+    <w:p>
+      <w:pPr>
+        <w:pStyle w:val="FirstParagraph"/>
+      </w:pPr>
+      <w:r>
+        <w:rPr>
+          <w:rFonts w:hint="eastAsia"/>
+        </w:rPr>
+        <w:t xml:space="preserve">资源键</w:t>
+      </w:r>
+      <w:r>
+        <w:t xml:space="preserve"> = </w:t>
+      </w:r>
+      <w:r>
+        <w:rPr>
+          <w:rFonts w:hint="eastAsia"/>
+        </w:rPr>
+        <w:t xml:space="preserve">派生</w:t>
+      </w:r>
+      <w:r>
+        <w:t xml:space="preserve"> </w:t>
+      </w:r>
+      <w:r>
+        <w:rPr>
+          <w:rFonts w:hint="eastAsia"/>
+        </w:rPr>
+        <w:t xml:space="preserve">MenuKey（参</w:t>
+      </w:r>
+      <w:r>
+        <w:t xml:space="preserve"> Fin D-2 </w:t>
+      </w:r>
+      <w:r>
+        <w:rPr>
+          <w:rFonts w:hint="eastAsia"/>
+        </w:rPr>
+        <w:t xml:space="preserve">权限做法）。</w:t>
+      </w:r>
+      <w:r>
+        <w:rPr>
+          <w:rFonts w:hint="eastAsia"/>
+          <w:b/>
+          <w:bCs/>
+        </w:rPr>
+        <w:t xml:space="preserve">操作级拆分</w:t>
+      </w:r>
+      <w:r>
+        <w:rPr>
+          <w:rFonts w:hint="eastAsia"/>
+        </w:rPr>
+        <w:t xml:space="preserve">，至少：</w:t>
+      </w:r>
+      <w:r>
+        <w:t xml:space="preserve"> </w:t>
+      </w:r>
+      <w:r>
+        <w:rPr>
+          <w:rStyle w:val="VerbatimChar"/>
+        </w:rPr>
+        <w:t xml:space="preserve">view</w:t>
+      </w:r>
+      <w:r>
+        <w:t xml:space="preserve"> </w:t>
+      </w:r>
+      <w:r>
+        <w:t xml:space="preserve">/</w:t>
+      </w:r>
+      <w:r>
+        <w:t xml:space="preserve"> </w:t>
+      </w:r>
+      <w:r>
+        <w:rPr>
+          <w:rStyle w:val="VerbatimChar"/>
+        </w:rPr>
+        <w:t xml:space="preserve">import</w:t>
+      </w:r>
+      <w:r>
+        <w:t xml:space="preserve"> </w:t>
+      </w:r>
+      <w:r>
+        <w:t xml:space="preserve">/</w:t>
+      </w:r>
+      <w:r>
+        <w:t xml:space="preserve"> </w:t>
+      </w:r>
+      <w:r>
+        <w:rPr>
+          <w:rStyle w:val="VerbatimChar"/>
+        </w:rPr>
+        <w:t xml:space="preserve">match</w:t>
+      </w:r>
+      <w:r>
+        <w:t xml:space="preserve">(auto+manual+unmatch) /</w:t>
+      </w:r>
+      <w:r>
+        <w:t xml:space="preserve"> </w:t>
+      </w:r>
+      <w:r>
+        <w:rPr>
+          <w:rStyle w:val="VerbatimChar"/>
+          <w:b/>
+          <w:bCs/>
+        </w:rPr>
+        <w:t xml:space="preserve">generate-voucher</w:t>
+      </w:r>
+      <w:r>
+        <w:t xml:space="preserve"> </w:t>
+      </w:r>
+      <w:r>
+        <w:t xml:space="preserve">/</w:t>
+      </w:r>
+      <w:r>
+        <w:t xml:space="preserve"> </w:t>
+      </w:r>
+      <w:r>
+        <w:rPr>
+          <w:rStyle w:val="VerbatimChar"/>
+        </w:rPr>
+        <w:t xml:space="preserve">mark-pending</w:t>
+      </w:r>
+      <w:r>
+        <w:t xml:space="preserve"> </w:t>
+      </w:r>
+      <w:r>
+        <w:t xml:space="preserve">/</w:t>
+      </w:r>
+      <w:r>
+        <w:t xml:space="preserve"> </w:t>
+      </w:r>
+      <w:r>
+        <w:rPr>
+          <w:rStyle w:val="VerbatimChar"/>
+          <w:b/>
+          <w:bCs/>
+        </w:rPr>
+        <w:t xml:space="preserve">lock</w:t>
+      </w:r>
+      <w:r>
+        <w:t xml:space="preserve"> </w:t>
+      </w:r>
+      <w:r>
+        <w:t xml:space="preserve">/</w:t>
+      </w:r>
+      <w:r>
+        <w:t xml:space="preserve"> </w:t>
+      </w:r>
+      <w:r>
+        <w:rPr>
+          <w:rStyle w:val="VerbatimChar"/>
+          <w:b/>
+          <w:bCs/>
+        </w:rPr>
+        <w:t xml:space="preserve">unlock</w:t>
+      </w:r>
+      <w:r>
+        <w:t xml:space="preserve"> </w:t>
+      </w:r>
+      <w:r>
+        <w:t xml:space="preserve">/</w:t>
+      </w:r>
+      <w:r>
+        <w:t xml:space="preserve"> </w:t>
+      </w:r>
+      <w:r>
+        <w:rPr>
+          <w:rStyle w:val="VerbatimChar"/>
+          <w:b/>
+          <w:bCs/>
+        </w:rPr>
+        <w:t xml:space="preserve">profile-manage</w:t>
+      </w:r>
+      <w:r>
+        <w:t xml:space="preserve">。</w:t>
+      </w:r>
+      <w:r>
+        <w:t xml:space="preserve"> </w:t>
+      </w:r>
+      <w:r>
+        <w:t xml:space="preserve">Seed </w:t>
+      </w:r>
+      <w:r>
+        <w:rPr>
+          <w:rFonts w:hint="eastAsia"/>
+        </w:rPr>
+        <w:t xml:space="preserve">默认授</w:t>
+      </w:r>
+      <w:r>
+        <w:t xml:space="preserve"> </w:t>
+      </w:r>
+      <w:r>
+        <w:rPr>
+          <w:rFonts w:hint="eastAsia"/>
+        </w:rPr>
+        <w:t xml:space="preserve">admin；</w:t>
+      </w:r>
+      <w:r>
+        <w:rPr>
+          <w:rStyle w:val="VerbatimChar"/>
+        </w:rPr>
+        <w:t xml:space="preserve">[RequirePermission]</w:t>
+      </w:r>
+      <w:r>
+        <w:t xml:space="preserve"> </w:t>
+      </w:r>
+      <w:r>
+        <w:rPr>
+          <w:rFonts w:hint="eastAsia"/>
+        </w:rPr>
+        <w:t xml:space="preserve">贴各端点（</w:t>
+      </w:r>
+      <w:r>
+        <w:rPr>
+          <w:rStyle w:val="VerbatimChar"/>
+        </w:rPr>
+        <w:t xml:space="preserve">HasActionAsync</w:t>
+      </w:r>
+      <w:r>
+        <w:t xml:space="preserve"> </w:t>
+      </w:r>
+      <w:r>
+        <w:rPr>
+          <w:rFonts w:hint="eastAsia"/>
+        </w:rPr>
+        <w:t xml:space="preserve">无</w:t>
+      </w:r>
+      <w:r>
+        <w:t xml:space="preserve"> admin </w:t>
+      </w:r>
+      <w:r>
+        <w:rPr>
+          <w:rFonts w:hint="eastAsia"/>
+        </w:rPr>
+        <w:t xml:space="preserve">旁路，属性与</w:t>
+      </w:r>
+      <w:r>
+        <w:t xml:space="preserve"> seed </w:t>
+      </w:r>
+      <w:r>
+        <w:rPr>
+          <w:rFonts w:hint="eastAsia"/>
+        </w:rPr>
+        <w:t xml:space="preserve">同</w:t>
+      </w:r>
+      <w:r>
+        <w:t xml:space="preserve"> </w:t>
+      </w:r>
+      <w:r>
+        <w:rPr>
+          <w:rFonts w:hint="eastAsia"/>
+        </w:rPr>
+        <w:t xml:space="preserve">commit）。</w:t>
+      </w:r>
+    </w:p>
+    <w:p>
+      <w:r>
+        <w:pict>
+          <v:rect style="width:0;height:1.5pt" o:hralign="center" o:hrstd="t" o:hr="t"/>
+        </w:pict>
+      </w:r>
+    </w:p>
+    <w:bookmarkEnd w:id="43"/>
+    <w:bookmarkStart w:id="44" w:name="审计日志护栏③"/>
+    <w:p>
+      <w:pPr>
+        <w:pStyle w:val="Heading2"/>
+      </w:pPr>
+      <w:r>
+        <w:t xml:space="preserve">12. </w:t>
+      </w:r>
+      <w:r>
+        <w:rPr>
+          <w:rFonts w:hint="eastAsia"/>
+        </w:rPr>
+        <w:t xml:space="preserve">审计日志（护栏③）</w:t>
+      </w:r>
+    </w:p>
+    <w:p>
+      <w:pPr>
+        <w:pStyle w:val="FirstParagraph"/>
+      </w:pPr>
+      <w:r>
+        <w:rPr>
+          <w:rFonts w:hint="eastAsia"/>
+        </w:rPr>
+        <w:t xml:space="preserve">下列操作写</w:t>
+      </w:r>
+      <w:r>
+        <w:t xml:space="preserve"> </w:t>
+      </w:r>
+      <w:r>
+        <w:rPr>
+          <w:rStyle w:val="VerbatimChar"/>
+        </w:rPr>
+        <w:t xml:space="preserve">Sys_OperLog</w:t>
+      </w:r>
+      <w:r>
+        <w:rPr>
+          <w:rFonts w:hint="eastAsia"/>
+        </w:rPr>
+        <w:t xml:space="preserve">（操作人/时间/对象/前后摘要）：</w:t>
+      </w:r>
+      <w:r>
+        <w:rPr>
+          <w:rStyle w:val="VerbatimChar"/>
+        </w:rPr>
+        <w:t xml:space="preserve">ManualMatch</w:t>
+      </w:r>
+      <w:r>
+        <w:t xml:space="preserve">、</w:t>
+      </w:r>
+      <w:r>
+        <w:rPr>
+          <w:rStyle w:val="VerbatimChar"/>
+        </w:rPr>
+        <w:t xml:space="preserve">Unmatch</w:t>
+      </w:r>
+      <w:r>
+        <w:t xml:space="preserve">、</w:t>
+      </w:r>
+      <w:r>
+        <w:rPr>
+          <w:rStyle w:val="VerbatimChar"/>
+        </w:rPr>
+        <w:t xml:space="preserve">GenerateVoucher</w:t>
+      </w:r>
+      <w:r>
+        <w:t xml:space="preserve">、</w:t>
+      </w:r>
+      <w:r>
+        <w:rPr>
+          <w:rStyle w:val="VerbatimChar"/>
+        </w:rPr>
+        <w:t xml:space="preserve">MarkPending</w:t>
+      </w:r>
+      <w:r>
+        <w:t xml:space="preserve">、</w:t>
+      </w:r>
+      <w:r>
+        <w:rPr>
+          <w:rStyle w:val="VerbatimChar"/>
+        </w:rPr>
+        <w:t xml:space="preserve">Lock</w:t>
+      </w:r>
+      <w:r>
+        <w:t xml:space="preserve">、</w:t>
+      </w:r>
+      <w:r>
+        <w:rPr>
+          <w:rStyle w:val="VerbatimChar"/>
+        </w:rPr>
+        <w:t xml:space="preserve">Unlock</w:t>
+      </w:r>
+      <w:r>
+        <w:rPr>
+          <w:rFonts w:hint="eastAsia"/>
+        </w:rPr>
+        <w:t xml:space="preserve">（Unlock</w:t>
+      </w:r>
+      <w:r>
+        <w:t xml:space="preserve"> </w:t>
+      </w:r>
+      <w:r>
+        <w:rPr>
+          <w:rFonts w:hint="eastAsia"/>
+        </w:rPr>
+        <w:t xml:space="preserve">额外记原因）。导入</w:t>
+      </w:r>
+      <w:r>
+        <w:t xml:space="preserve"> Confirm </w:t>
+      </w:r>
+      <w:r>
+        <w:rPr>
+          <w:rFonts w:hint="eastAsia"/>
+        </w:rPr>
+        <w:t xml:space="preserve">记批次摘要。</w:t>
+      </w:r>
+    </w:p>
+    <w:p>
+      <w:r>
+        <w:pict>
+          <v:rect style="width:0;height:1.5pt" o:hralign="center" o:hrstd="t" o:hr="t"/>
+        </w:pict>
+      </w:r>
+    </w:p>
+    <w:bookmarkEnd w:id="44"/>
+    <w:bookmarkStart w:id="45" w:name="菜单-i18n"/>
+    <w:p>
+      <w:pPr>
+        <w:pStyle w:val="Heading2"/>
+      </w:pPr>
+      <w:r>
+        <w:t xml:space="preserve">13. </w:t>
+      </w:r>
+      <w:r>
+        <w:rPr>
+          <w:rFonts w:hint="eastAsia"/>
+        </w:rPr>
+        <w:t xml:space="preserve">菜单</w:t>
+      </w:r>
+      <w:r>
+        <w:t xml:space="preserve"> + i18n</w:t>
       </w:r>
     </w:p>
     <w:p>
@@ -11280,73 +13795,82 @@
         </w:numPr>
       </w:pPr>
       <w:r>
-        <w:t xml:space="preserve">5 </w:t>
-      </w:r>
-      <w:r>
-        <w:rPr>
-          <w:rFonts w:hint="eastAsia"/>
-        </w:rPr>
-        <w:t xml:space="preserve">实体继承</w:t>
-      </w:r>
-      <w:r>
-        <w:t xml:space="preserve"> </w:t>
-      </w:r>
-      <w:r>
-        <w:rPr>
-          <w:rStyle w:val="VerbatimChar"/>
-        </w:rPr>
-        <w:t xml:space="preserve">BaseTenantEntity</w:t>
-      </w:r>
-      <w:r>
-        <w:rPr>
-          <w:rFonts w:hint="eastAsia"/>
-        </w:rPr>
-        <w:t xml:space="preserve">；唯一索引声明后自动补</w:t>
-      </w:r>
-      <w:r>
-        <w:t xml:space="preserve"> </w:t>
-      </w:r>
-      <w:r>
-        <w:rPr>
-          <w:rStyle w:val="VerbatimChar"/>
-        </w:rPr>
-        <w:t xml:space="preserve">TenantId</w:t>
-      </w:r>
-      <w:r>
-        <w:t xml:space="preserve"> </w:t>
-      </w:r>
-      <w:r>
-        <w:rPr>
-          <w:rFonts w:hint="eastAsia"/>
-        </w:rPr>
-        <w:t xml:space="preserve">前缀（A2</w:t>
-      </w:r>
-      <w:r>
-        <w:t xml:space="preserve"> </w:t>
-      </w:r>
-      <w:r>
-        <w:rPr>
-          <w:rFonts w:hint="eastAsia"/>
-        </w:rPr>
-        <w:t xml:space="preserve">机制）：</w:t>
-      </w:r>
-      <w:r>
-        <w:rPr>
-          <w:rStyle w:val="VerbatimChar"/>
-        </w:rPr>
-        <w:t xml:space="preserve">UX_Fin_BankStatement_AcctPeriod</w:t>
-      </w:r>
-      <w:r>
-        <w:t xml:space="preserve">(BankAccountId,FiscalPeriodId)、</w:t>
-      </w:r>
-      <w:r>
-        <w:rPr>
-          <w:rStyle w:val="VerbatimChar"/>
-        </w:rPr>
-        <w:t xml:space="preserve">UX_Fin_BankReconJournalLink_JL</w:t>
-      </w:r>
-      <w:r>
-        <w:t xml:space="preserve">(JournalLineId)。</w:t>
+        <w:rPr>
+          <w:rFonts w:hint="eastAsia"/>
+        </w:rPr>
+        <w:t xml:space="preserve">菜单</w:t>
+      </w:r>
+      <w:r>
+        <w:t xml:space="preserve"> </w:t>
+      </w:r>
+      <w:r>
+        <w:rPr>
+          <w:b/>
+          <w:bCs/>
+        </w:rPr>
+        <w:t xml:space="preserve">614 </w:t>
+      </w:r>
+      <w:r>
+        <w:rPr>
+          <w:rFonts w:hint="eastAsia"/>
+          <w:b/>
+          <w:bCs/>
+        </w:rPr>
+        <w:t xml:space="preserve">银行对账</w:t>
+      </w:r>
+      <w:r>
+        <w:t xml:space="preserve">(</w:t>
+      </w:r>
+      <w:r>
+        <w:rPr>
+          <w:rStyle w:val="VerbatimChar"/>
+        </w:rPr>
+        <w:t xml:space="preserve">/fin/bank-reconciliation</w:t>
+      </w:r>
+      <w:r>
+        <w:t xml:space="preserve">) </w:t>
+      </w:r>
+      <w:r>
+        <w:rPr>
+          <w:rFonts w:hint="eastAsia"/>
+        </w:rPr>
+        <w:t xml:space="preserve">挂</w:t>
+      </w:r>
+      <w:r>
+        <w:t xml:space="preserve"> Fin </w:t>
+      </w:r>
+      <w:r>
+        <w:rPr>
+          <w:rFonts w:hint="eastAsia"/>
+        </w:rPr>
+        <w:t xml:space="preserve">组</w:t>
+      </w:r>
+      <w:r>
+        <w:t xml:space="preserve"> </w:t>
+      </w:r>
+      <w:r>
+        <w:rPr>
+          <w:rFonts w:hint="eastAsia"/>
+        </w:rPr>
+        <w:t xml:space="preserve">600，授</w:t>
+      </w:r>
+      <w:r>
+        <w:t xml:space="preserve"> </w:t>
+      </w:r>
+      <w:r>
+        <w:rPr>
+          <w:rFonts w:hint="eastAsia"/>
+        </w:rPr>
+        <w:t xml:space="preserve">RoleId=1，幂等。导入模板作撮合台内</w:t>
+      </w:r>
+      <w:r>
+        <w:t xml:space="preserve"> </w:t>
+      </w:r>
+      <w:r>
+        <w:rPr>
+          <w:rFonts w:hint="eastAsia"/>
+        </w:rPr>
+        <w:t xml:space="preserve">tab/对话框（不另占菜单）。</w:t>
       </w:r>
     </w:p>
     <w:p>
@@ -11355,6 +13879,228 @@
         <w:numPr>
           <w:ilvl w:val="0"/>
           <w:numId w:val="1007"/>
+        </w:numPr>
+      </w:pPr>
+      <w:r>
+        <w:rPr>
+          <w:rStyle w:val="VerbatimChar"/>
+        </w:rPr>
+        <w:t xml:space="preserve">CP6.WebApi/Seed/I18nBankReconScreenSeed.cs</w:t>
+      </w:r>
+      <w:r>
+        <w:t xml:space="preserve"> </w:t>
+      </w:r>
+      <w:r>
+        <w:rPr>
+          <w:rFonts w:hint="eastAsia"/>
+        </w:rPr>
+        <w:t xml:space="preserve">五语(ZhCN/ZhTW/En/Ja/Ko)：菜单/视图标题/全字段标签/按钮</w:t>
+      </w:r>
+      <w:r>
+        <w:t xml:space="preserve"> + </w:t>
+      </w:r>
+      <w:r>
+        <w:rPr>
+          <w:rFonts w:hint="eastAsia"/>
+        </w:rPr>
+        <w:t xml:space="preserve">全部</w:t>
+      </w:r>
+      <w:r>
+        <w:t xml:space="preserve"> E-A4-</w:t>
+      </w:r>
+      <w:r>
+        <w:rPr>
+          <w:i/>
+          <w:iCs/>
+        </w:rPr>
+        <w:t xml:space="preserve">/W-A4-</w:t>
+      </w:r>
+      <w:r>
+        <w:t xml:space="preserve"> </w:t>
+      </w:r>
+      <w:r>
+        <w:rPr>
+          <w:rFonts w:hint="eastAsia"/>
+        </w:rPr>
+        <w:t xml:space="preserve">文案；接</w:t>
+      </w:r>
+      <w:r>
+        <w:t xml:space="preserve"> </w:t>
+      </w:r>
+      <w:r>
+        <w:rPr>
+          <w:rStyle w:val="VerbatimChar"/>
+        </w:rPr>
+        <w:t xml:space="preserve">Program.cs</w:t>
+      </w:r>
+      <w:r>
+        <w:t xml:space="preserve"> </w:t>
+      </w:r>
+      <w:r>
+        <w:t xml:space="preserve">i18n </w:t>
+      </w:r>
+      <w:r>
+        <w:rPr>
+          <w:rFonts w:hint="eastAsia"/>
+        </w:rPr>
+        <w:t xml:space="preserve">链</w:t>
+      </w:r>
+      <w:r>
+        <w:t xml:space="preserve"> </w:t>
+      </w:r>
+      <w:r>
+        <w:rPr>
+          <w:rStyle w:val="VerbatimChar"/>
+        </w:rPr>
+        <w:t xml:space="preserve">.Concat(...)</w:t>
+      </w:r>
+      <w:r>
+        <w:rPr>
+          <w:rFonts w:hint="eastAsia"/>
+        </w:rPr>
+        <w:t xml:space="preserve">；</w:t>
+      </w:r>
+      <w:r>
+        <w:rPr>
+          <w:rStyle w:val="VerbatimChar"/>
+        </w:rPr>
+        <w:t xml:space="preserve">npm run i18n:pull</w:t>
+      </w:r>
+      <w:r>
+        <w:t xml:space="preserve">+</w:t>
+      </w:r>
+      <w:r>
+        <w:rPr>
+          <w:rStyle w:val="VerbatimChar"/>
+        </w:rPr>
+        <w:t xml:space="preserve">i18n:check</w:t>
+      </w:r>
+      <w:r>
+        <w:t xml:space="preserve"> </w:t>
+      </w:r>
+      <w:r>
+        <w:rPr>
+          <w:rFonts w:hint="eastAsia"/>
+        </w:rPr>
+        <w:t xml:space="preserve">绿。</w:t>
+      </w:r>
+    </w:p>
+    <w:p>
+      <w:r>
+        <w:pict>
+          <v:rect style="width:0;height:1.5pt" o:hralign="center" o:hrstd="t" o:hr="t"/>
+        </w:pict>
+      </w:r>
+    </w:p>
+    <w:bookmarkEnd w:id="45"/>
+    <w:bookmarkStart w:id="46" w:name="多租户-迁移"/>
+    <w:p>
+      <w:pPr>
+        <w:pStyle w:val="Heading2"/>
+      </w:pPr>
+      <w:r>
+        <w:t xml:space="preserve">14. </w:t>
+      </w:r>
+      <w:r>
+        <w:rPr>
+          <w:rFonts w:hint="eastAsia"/>
+        </w:rPr>
+        <w:t xml:space="preserve">多租户</w:t>
+      </w:r>
+      <w:r>
+        <w:t xml:space="preserve"> + </w:t>
+      </w:r>
+      <w:r>
+        <w:rPr>
+          <w:rFonts w:hint="eastAsia"/>
+        </w:rPr>
+        <w:t xml:space="preserve">迁移</w:t>
+      </w:r>
+    </w:p>
+    <w:p>
+      <w:pPr>
+        <w:pStyle w:val="Compact"/>
+        <w:numPr>
+          <w:ilvl w:val="0"/>
+          <w:numId w:val="1008"/>
+        </w:numPr>
+      </w:pPr>
+      <w:r>
+        <w:t xml:space="preserve">5 </w:t>
+      </w:r>
+      <w:r>
+        <w:rPr>
+          <w:rFonts w:hint="eastAsia"/>
+        </w:rPr>
+        <w:t xml:space="preserve">实体继承</w:t>
+      </w:r>
+      <w:r>
+        <w:t xml:space="preserve"> </w:t>
+      </w:r>
+      <w:r>
+        <w:rPr>
+          <w:rStyle w:val="VerbatimChar"/>
+        </w:rPr>
+        <w:t xml:space="preserve">BaseTenantEntity</w:t>
+      </w:r>
+      <w:r>
+        <w:rPr>
+          <w:rFonts w:hint="eastAsia"/>
+        </w:rPr>
+        <w:t xml:space="preserve">；唯一索引声明后自动补</w:t>
+      </w:r>
+      <w:r>
+        <w:t xml:space="preserve"> </w:t>
+      </w:r>
+      <w:r>
+        <w:rPr>
+          <w:rStyle w:val="VerbatimChar"/>
+        </w:rPr>
+        <w:t xml:space="preserve">TenantId</w:t>
+      </w:r>
+      <w:r>
+        <w:t xml:space="preserve"> </w:t>
+      </w:r>
+      <w:r>
+        <w:rPr>
+          <w:rFonts w:hint="eastAsia"/>
+        </w:rPr>
+        <w:t xml:space="preserve">前缀（A2</w:t>
+      </w:r>
+      <w:r>
+        <w:t xml:space="preserve"> </w:t>
+      </w:r>
+      <w:r>
+        <w:rPr>
+          <w:rFonts w:hint="eastAsia"/>
+        </w:rPr>
+        <w:t xml:space="preserve">机制）：</w:t>
+      </w:r>
+      <w:r>
+        <w:rPr>
+          <w:rStyle w:val="VerbatimChar"/>
+        </w:rPr>
+        <w:t xml:space="preserve">UX_Fin_BankStatement_AcctPeriod</w:t>
+      </w:r>
+      <w:r>
+        <w:t xml:space="preserve">(BankAccountId,FiscalPeriodId)、</w:t>
+      </w:r>
+      <w:r>
+        <w:rPr>
+          <w:rStyle w:val="VerbatimChar"/>
+        </w:rPr>
+        <w:t xml:space="preserve">UX_Fin_BankReconJournalLink_JL</w:t>
+      </w:r>
+      <w:r>
+        <w:t xml:space="preserve">(JournalLineId)。</w:t>
+      </w:r>
+    </w:p>
+    <w:p>
+      <w:pPr>
+        <w:pStyle w:val="Compact"/>
+        <w:numPr>
+          <w:ilvl w:val="0"/>
+          <w:numId w:val="1008"/>
         </w:numPr>
       </w:pPr>
       <w:r>
@@ -11747,16 +14493,53 @@
               <w:rPr>
                 <w:rFonts w:hint="eastAsia"/>
               </w:rPr>
-              <w:t xml:space="preserve">流水</w:t>
-            </w:r>
-            <w:r>
-              <w:t xml:space="preserve"> ↔ </w:t>
-            </w:r>
-            <w:r>
-              <w:rPr>
-                <w:rFonts w:hint="eastAsia"/>
-              </w:rPr>
-              <w:t xml:space="preserve">凭证</w:t>
+              <w:t xml:space="preserve">流水与凭证</w:t>
+            </w:r>
+            <w:r>
+              <w:t xml:space="preserve"> SignedAmount </w:t>
+            </w:r>
+            <w:r>
+              <w:rPr>
+                <w:rFonts w:hint="eastAsia"/>
+              </w:rPr>
+              <w:t xml:space="preserve">相等，且在默认候选范围内</w:t>
+            </w:r>
+            <w:r>
+              <w:rPr>
+                <w:rFonts w:hint="eastAsia"/>
+                <w:b/>
+                <w:bCs/>
+              </w:rPr>
+              <w:t xml:space="preserve">唯一命中</w:t>
+            </w:r>
+            <w:r>
+              <w:rPr>
+                <w:rFonts w:hint="eastAsia"/>
+              </w:rPr>
+              <w:t xml:space="preserve">时自动</w:t>
+            </w:r>
+            <w:r>
+              <w:t xml:space="preserve"> 1:1 </w:t>
+            </w:r>
+            <w:r>
+              <w:rPr>
+                <w:rFonts w:hint="eastAsia"/>
+              </w:rPr>
+              <w:t xml:space="preserve">匹配；</w:t>
+            </w:r>
+            <w:r>
+              <w:rPr>
+                <w:rFonts w:hint="eastAsia"/>
+                <w:b/>
+                <w:bCs/>
+              </w:rPr>
+              <w:t xml:space="preserve">日期接近度仅作候选排序优先级，不作硬性排除</w:t>
+            </w:r>
+            <w:r>
+              <w:rPr>
+                <w:rFonts w:hint="eastAsia"/>
+              </w:rPr>
+              <w:t xml:space="preserve">（点</w:t>
             </w:r>
             <w:r>
               <w:t xml:space="preserve"> </w:t>
@@ -11765,34 +14548,16 @@
               <w:rPr>
                 <w:rFonts w:hint="eastAsia"/>
               </w:rPr>
-              <w:t xml:space="preserve">金额相等</w:t>
-            </w:r>
-            <w:r>
-              <w:t xml:space="preserve"> + </w:t>
-            </w:r>
-            <w:r>
-              <w:rPr>
-                <w:rFonts w:hint="eastAsia"/>
-              </w:rPr>
-              <w:t xml:space="preserve">日期容差内</w:t>
-            </w:r>
-            <w:r>
-              <w:t xml:space="preserve"> → </w:t>
-            </w:r>
-            <w:r>
-              <w:rPr>
-                <w:rFonts w:hint="eastAsia"/>
-              </w:rPr>
-              <w:t xml:space="preserve">自动</w:t>
-            </w:r>
-            <w:r>
-              <w:t xml:space="preserve"> 1:1 </w:t>
-            </w:r>
-            <w:r>
-              <w:rPr>
-                <w:rFonts w:hint="eastAsia"/>
-              </w:rPr>
-              <w:t xml:space="preserve">匹配</w:t>
+              <w:t xml:space="preserve">12，与</w:t>
+            </w:r>
+            <w:r>
+              <w:t xml:space="preserve"> §4.2 </w:t>
+            </w:r>
+            <w:r>
+              <w:rPr>
+                <w:rFonts w:hint="eastAsia"/>
+              </w:rPr>
+              <w:t xml:space="preserve">一致）</w:t>
             </w:r>
           </w:p>
         </w:tc>
@@ -12193,8 +14958,613 @@
       <w:r>
         <w:rPr>
           <w:rFonts w:hint="eastAsia"/>
-        </w:rPr>
-        <w:t xml:space="preserve">补充测试：历史未达项(上期凭证行)能进本期候选；已反转凭证行被排除；外币按原币匹配/币种不一致排除；导入指纹去重(强重复跳过/疑似仅警告)；并发同凭证行重复匹配被唯一约束/事务挡住。末尾</w:t>
+          <w:b/>
+          <w:bCs/>
+        </w:rPr>
+        <w:t xml:space="preserve">补充测试（点</w:t>
+      </w:r>
+      <w:r>
+        <w:rPr>
+          <w:b/>
+          <w:bCs/>
+        </w:rPr>
+        <w:t xml:space="preserve"> </w:t>
+      </w:r>
+      <w:r>
+        <w:rPr>
+          <w:rFonts w:hint="eastAsia"/>
+          <w:b/>
+          <w:bCs/>
+        </w:rPr>
+        <w:t xml:space="preserve">13）</w:t>
+      </w:r>
+      <w:r>
+        <w:rPr>
+          <w:rFonts w:hint="eastAsia"/>
+        </w:rPr>
+        <w:t xml:space="preserve">：</w:t>
+      </w:r>
+      <w:r>
+        <w:t xml:space="preserve"> </w:t>
+      </w:r>
+      <w:r>
+        <w:t xml:space="preserve">1.</w:t>
+      </w:r>
+      <w:r>
+        <w:t xml:space="preserve"> </w:t>
+      </w:r>
+      <w:r>
+        <w:rPr>
+          <w:b/>
+          <w:bCs/>
+        </w:rPr>
+        <w:t xml:space="preserve">RowVersion </w:t>
+      </w:r>
+      <w:r>
+        <w:rPr>
+          <w:rFonts w:hint="eastAsia"/>
+          <w:b/>
+          <w:bCs/>
+        </w:rPr>
+        <w:t xml:space="preserve">并发冲突</w:t>
+      </w:r>
+      <w:r>
+        <w:rPr>
+          <w:rFonts w:hint="eastAsia"/>
+        </w:rPr>
+        <w:t xml:space="preserve">：两用户同时匹配同一流水/凭证，后提交者收到并发/占用错误（</w:t>
+      </w:r>
+      <w:r>
+        <w:rPr>
+          <w:rStyle w:val="VerbatimChar"/>
+        </w:rPr>
+        <w:t xml:space="preserve">E-A4-CONCURRENCY-001</w:t>
+      </w:r>
+      <w:r>
+        <w:t xml:space="preserve">/</w:t>
+      </w:r>
+      <w:r>
+        <w:rPr>
+          <w:rStyle w:val="VerbatimChar"/>
+        </w:rPr>
+        <w:t xml:space="preserve">E-A4-MATCH-002</w:t>
+      </w:r>
+      <w:r>
+        <w:t xml:space="preserve">/</w:t>
+      </w:r>
+      <w:r>
+        <w:rPr>
+          <w:rStyle w:val="VerbatimChar"/>
+        </w:rPr>
+        <w:t xml:space="preserve">E-A4-MATCH-005</w:t>
+      </w:r>
+      <w:r>
+        <w:rPr>
+          <w:rFonts w:hint="eastAsia"/>
+        </w:rPr>
+        <w:t xml:space="preserve">）。</w:t>
+      </w:r>
+      <w:r>
+        <w:t xml:space="preserve"> </w:t>
+      </w:r>
+      <w:r>
+        <w:t xml:space="preserve">2.</w:t>
+      </w:r>
+      <w:r>
+        <w:t xml:space="preserve"> </w:t>
+      </w:r>
+      <w:r>
+        <w:rPr>
+          <w:b/>
+          <w:bCs/>
+        </w:rPr>
+        <w:t xml:space="preserve">Locked </w:t>
+      </w:r>
+      <w:r>
+        <w:rPr>
+          <w:rFonts w:hint="eastAsia"/>
+          <w:b/>
+          <w:bCs/>
+        </w:rPr>
+        <w:t xml:space="preserve">快照</w:t>
+      </w:r>
+      <w:r>
+        <w:rPr>
+          <w:rFonts w:hint="eastAsia"/>
+        </w:rPr>
+        <w:t xml:space="preserve">：</w:t>
+      </w:r>
+      <w:r>
+        <w:rPr>
+          <w:rStyle w:val="VerbatimChar"/>
+        </w:rPr>
+        <w:t xml:space="preserve">LockAsync</w:t>
+      </w:r>
+      <w:r>
+        <w:t xml:space="preserve"> </w:t>
+      </w:r>
+      <w:r>
+        <w:rPr>
+          <w:rFonts w:hint="eastAsia"/>
+        </w:rPr>
+        <w:t xml:space="preserve">实时重算并写入</w:t>
+      </w:r>
+      <w:r>
+        <w:t xml:space="preserve"> </w:t>
+      </w:r>
+      <w:r>
+        <w:rPr>
+          <w:rStyle w:val="VerbatimChar"/>
+        </w:rPr>
+        <w:t xml:space="preserve">LockedStatementInternalDiff</w:t>
+      </w:r>
+      <w:r>
+        <w:t xml:space="preserve">/</w:t>
+      </w:r>
+      <w:r>
+        <w:rPr>
+          <w:rStyle w:val="VerbatimChar"/>
+        </w:rPr>
+        <w:t xml:space="preserve">LockedReconciledDiff</w:t>
+      </w:r>
+      <w:r>
+        <w:t xml:space="preserve">/</w:t>
+      </w:r>
+      <w:r>
+        <w:rPr>
+          <w:rStyle w:val="VerbatimChar"/>
+        </w:rPr>
+        <w:t xml:space="preserve">LockedBankAdjustedBalance</w:t>
+      </w:r>
+      <w:r>
+        <w:t xml:space="preserve">/</w:t>
+      </w:r>
+      <w:r>
+        <w:rPr>
+          <w:rStyle w:val="VerbatimChar"/>
+        </w:rPr>
+        <w:t xml:space="preserve">LockedBookAdjustedBalance</w:t>
+      </w:r>
+      <w:r>
+        <w:t xml:space="preserve">/</w:t>
+      </w:r>
+      <w:r>
+        <w:rPr>
+          <w:rStyle w:val="VerbatimChar"/>
+        </w:rPr>
+        <w:t xml:space="preserve">LockSnapshotJson</w:t>
+      </w:r>
+      <w:r>
+        <w:t xml:space="preserve">。</w:t>
+      </w:r>
+      <w:r>
+        <w:t xml:space="preserve"> </w:t>
+      </w:r>
+      <w:r>
+        <w:t xml:space="preserve">3.</w:t>
+      </w:r>
+      <w:r>
+        <w:t xml:space="preserve"> </w:t>
+      </w:r>
+      <w:r>
+        <w:rPr>
+          <w:rFonts w:hint="eastAsia"/>
+          <w:b/>
+          <w:bCs/>
+        </w:rPr>
+        <w:t xml:space="preserve">外币调节表</w:t>
+      </w:r>
+      <w:r>
+        <w:rPr>
+          <w:rFonts w:hint="eastAsia"/>
+        </w:rPr>
+        <w:t xml:space="preserve">：外币账户下</w:t>
+      </w:r>
+      <w:r>
+        <w:t xml:space="preserve"> </w:t>
+      </w:r>
+      <w:r>
+        <w:rPr>
+          <w:rStyle w:val="VerbatimChar"/>
+        </w:rPr>
+        <w:t xml:space="preserve">GlBankEndingBalance</w:t>
+      </w:r>
+      <w:r>
+        <w:t xml:space="preserve"> </w:t>
+      </w:r>
+      <w:r>
+        <w:rPr>
+          <w:rFonts w:hint="eastAsia"/>
+        </w:rPr>
+        <w:t xml:space="preserve">用</w:t>
+      </w:r>
+      <w:r>
+        <w:t xml:space="preserve"> </w:t>
+      </w:r>
+      <w:r>
+        <w:rPr>
+          <w:rStyle w:val="VerbatimChar"/>
+        </w:rPr>
+        <w:t xml:space="preserve">OrigAmount</w:t>
+      </w:r>
+      <w:r>
+        <w:t xml:space="preserve"> </w:t>
+      </w:r>
+      <w:r>
+        <w:rPr>
+          <w:rFonts w:hint="eastAsia"/>
+        </w:rPr>
+        <w:t xml:space="preserve">计算；本位币折算额不参与</w:t>
+      </w:r>
+      <w:r>
+        <w:t xml:space="preserve"> </w:t>
+      </w:r>
+      <w:r>
+        <w:rPr>
+          <w:rStyle w:val="VerbatimChar"/>
+        </w:rPr>
+        <w:t xml:space="preserve">ReconciledDiff</w:t>
+      </w:r>
+      <w:r>
+        <w:rPr>
+          <w:rFonts w:hint="eastAsia"/>
+        </w:rPr>
+        <w:t xml:space="preserve">；缺原币/币种不符的凭证行排除自动候选。</w:t>
+      </w:r>
+      <w:r>
+        <w:t xml:space="preserve"> </w:t>
+      </w:r>
+      <w:r>
+        <w:t xml:space="preserve">4.</w:t>
+      </w:r>
+      <w:r>
+        <w:t xml:space="preserve"> </w:t>
+      </w:r>
+      <w:r>
+        <w:rPr>
+          <w:b/>
+          <w:bCs/>
+        </w:rPr>
+        <w:t xml:space="preserve">Locked reversal</w:t>
+      </w:r>
+      <w:r>
+        <w:rPr>
+          <w:rFonts w:hint="eastAsia"/>
+        </w:rPr>
+        <w:t xml:space="preserve">：已锁定对账的原</w:t>
+      </w:r>
+      <w:r>
+        <w:t xml:space="preserve"> </w:t>
+      </w:r>
+      <w:r>
+        <w:rPr>
+          <w:rStyle w:val="VerbatimChar"/>
+        </w:rPr>
+        <w:t xml:space="preserve">JournalLine</w:t>
+      </w:r>
+      <w:r>
+        <w:t xml:space="preserve"> </w:t>
+      </w:r>
+      <w:r>
+        <w:rPr>
+          <w:rFonts w:hint="eastAsia"/>
+        </w:rPr>
+        <w:t xml:space="preserve">被</w:t>
+      </w:r>
+      <w:r>
+        <w:t xml:space="preserve"> </w:t>
+      </w:r>
+      <w:r>
+        <w:rPr>
+          <w:rStyle w:val="VerbatimChar"/>
+        </w:rPr>
+        <w:t xml:space="preserve">ReverseAsync</w:t>
+      </w:r>
+      <w:r>
+        <w:t xml:space="preserve"> </w:t>
+      </w:r>
+      <w:r>
+        <w:rPr>
+          <w:rFonts w:hint="eastAsia"/>
+        </w:rPr>
+        <w:t xml:space="preserve">时拒绝，返回</w:t>
+      </w:r>
+      <w:r>
+        <w:t xml:space="preserve"> </w:t>
+      </w:r>
+      <w:r>
+        <w:rPr>
+          <w:rStyle w:val="VerbatimChar"/>
+        </w:rPr>
+        <w:t xml:space="preserve">E-A4-RECON-LOCKED-REVERSAL</w:t>
+      </w:r>
+      <w:r>
+        <w:rPr>
+          <w:rFonts w:hint="eastAsia"/>
+        </w:rPr>
+        <w:t xml:space="preserve">（SQLite</w:t>
+      </w:r>
+      <w:r>
+        <w:t xml:space="preserve"> </w:t>
+      </w:r>
+      <w:r>
+        <w:rPr>
+          <w:rFonts w:hint="eastAsia"/>
+        </w:rPr>
+        <w:t xml:space="preserve">层）。</w:t>
+      </w:r>
+      <w:r>
+        <w:t xml:space="preserve"> </w:t>
+      </w:r>
+      <w:r>
+        <w:t xml:space="preserve">5.</w:t>
+      </w:r>
+      <w:r>
+        <w:t xml:space="preserve"> </w:t>
+      </w:r>
+      <w:r>
+        <w:rPr>
+          <w:b/>
+          <w:bCs/>
+        </w:rPr>
+        <w:t xml:space="preserve">GenerateBankOnlyVoucher </w:t>
+      </w:r>
+      <w:r>
+        <w:rPr>
+          <w:rFonts w:hint="eastAsia"/>
+          <w:b/>
+          <w:bCs/>
+        </w:rPr>
+        <w:t xml:space="preserve">事务</w:t>
+      </w:r>
+      <w:r>
+        <w:rPr>
+          <w:rFonts w:hint="eastAsia"/>
+        </w:rPr>
+        <w:t xml:space="preserve">：模拟过账成功后匹配步骤失败</w:t>
+      </w:r>
+      <w:r>
+        <w:t xml:space="preserve"> → </w:t>
+      </w:r>
+      <w:r>
+        <w:rPr>
+          <w:rFonts w:hint="eastAsia"/>
+        </w:rPr>
+        <w:t xml:space="preserve">整体回滚，不出现”已过账未匹配”孤儿凭证（SQLite</w:t>
+      </w:r>
+      <w:r>
+        <w:t xml:space="preserve"> </w:t>
+      </w:r>
+      <w:r>
+        <w:rPr>
+          <w:rFonts w:hint="eastAsia"/>
+        </w:rPr>
+        <w:t xml:space="preserve">层）。</w:t>
+      </w:r>
+      <w:r>
+        <w:t xml:space="preserve"> </w:t>
+      </w:r>
+      <w:r>
+        <w:t xml:space="preserve">6.</w:t>
+      </w:r>
+      <w:r>
+        <w:t xml:space="preserve"> </w:t>
+      </w:r>
+      <w:r>
+        <w:rPr>
+          <w:rFonts w:hint="eastAsia"/>
+          <w:b/>
+          <w:bCs/>
+        </w:rPr>
+        <w:t xml:space="preserve">反冲后重生成</w:t>
+      </w:r>
+      <w:r>
+        <w:rPr>
+          <w:rFonts w:hint="eastAsia"/>
+        </w:rPr>
+        <w:t xml:space="preserve">：反冲旧</w:t>
+      </w:r>
+      <w:r>
+        <w:t xml:space="preserve"> BankRecon </w:t>
+      </w:r>
+      <w:r>
+        <w:rPr>
+          <w:rFonts w:hint="eastAsia"/>
+        </w:rPr>
+        <w:t xml:space="preserve">凭证后，允许重新生成新</w:t>
+      </w:r>
+      <w:r>
+        <w:t xml:space="preserve"> BankRecon </w:t>
+      </w:r>
+      <w:r>
+        <w:rPr>
+          <w:rFonts w:hint="eastAsia"/>
+        </w:rPr>
+        <w:t xml:space="preserve">凭证并写入</w:t>
+      </w:r>
+      <w:r>
+        <w:rPr>
+          <w:rFonts w:hint="eastAsia"/>
+          <w:b/>
+          <w:bCs/>
+        </w:rPr>
+        <w:t xml:space="preserve">新</w:t>
+      </w:r>
+      <w:r>
+        <w:t xml:space="preserve"> </w:t>
+      </w:r>
+      <w:r>
+        <w:rPr>
+          <w:rStyle w:val="VerbatimChar"/>
+        </w:rPr>
+        <w:t xml:space="preserve">GeneratedJournalEntryId</w:t>
+      </w:r>
+      <w:r>
+        <w:rPr>
+          <w:rFonts w:hint="eastAsia"/>
+        </w:rPr>
+        <w:t xml:space="preserve">（不被幂等挡）。</w:t>
+      </w:r>
+      <w:r>
+        <w:t xml:space="preserve"> </w:t>
+      </w:r>
+      <w:r>
+        <w:t xml:space="preserve">7.</w:t>
+      </w:r>
+      <w:r>
+        <w:t xml:space="preserve"> </w:t>
+      </w:r>
+      <w:r>
+        <w:rPr>
+          <w:b/>
+          <w:bCs/>
+        </w:rPr>
+        <w:t xml:space="preserve">Confirm </w:t>
+      </w:r>
+      <w:r>
+        <w:rPr>
+          <w:rFonts w:hint="eastAsia"/>
+          <w:b/>
+          <w:bCs/>
+        </w:rPr>
+        <w:t xml:space="preserve">导入失败</w:t>
+      </w:r>
+      <w:r>
+        <w:rPr>
+          <w:rFonts w:hint="eastAsia"/>
+        </w:rPr>
+        <w:t xml:space="preserve">：Confirm</w:t>
+      </w:r>
+      <w:r>
+        <w:t xml:space="preserve"> </w:t>
+      </w:r>
+      <w:r>
+        <w:rPr>
+          <w:rFonts w:hint="eastAsia"/>
+        </w:rPr>
+        <w:t xml:space="preserve">阶段出现致命解析失败</w:t>
+      </w:r>
+      <w:r>
+        <w:t xml:space="preserve"> → </w:t>
+      </w:r>
+      <w:r>
+        <w:rPr>
+          <w:rFonts w:hint="eastAsia"/>
+        </w:rPr>
+        <w:t xml:space="preserve">整批拒绝落库（</w:t>
+      </w:r>
+      <w:r>
+        <w:rPr>
+          <w:rStyle w:val="VerbatimChar"/>
+        </w:rPr>
+        <w:t xml:space="preserve">E-A4-IMPORT-001</w:t>
+      </w:r>
+      <w:r>
+        <w:rPr>
+          <w:rFonts w:hint="eastAsia"/>
+        </w:rPr>
+        <w:t xml:space="preserve">），无部分落库。</w:t>
+      </w:r>
+      <w:r>
+        <w:t xml:space="preserve"> </w:t>
+      </w:r>
+      <w:r>
+        <w:t xml:space="preserve">8.</w:t>
+      </w:r>
+      <w:r>
+        <w:t xml:space="preserve"> </w:t>
+      </w:r>
+      <w:r>
+        <w:rPr>
+          <w:b/>
+          <w:bCs/>
+        </w:rPr>
+        <w:t xml:space="preserve">ImportProfile </w:t>
+      </w:r>
+      <w:r>
+        <w:rPr>
+          <w:rFonts w:hint="eastAsia"/>
+          <w:b/>
+          <w:bCs/>
+        </w:rPr>
+        <w:t xml:space="preserve">字段方向</w:t>
+      </w:r>
+      <w:r>
+        <w:rPr>
+          <w:rFonts w:hint="eastAsia"/>
+        </w:rPr>
+        <w:t xml:space="preserve">：</w:t>
+      </w:r>
+      <w:r>
+        <w:rPr>
+          <w:rStyle w:val="VerbatimChar"/>
+        </w:rPr>
+        <w:t xml:space="preserve">DepositAmountField</w:t>
+      </w:r>
+      <w:r>
+        <w:t xml:space="preserve">/</w:t>
+      </w:r>
+      <w:r>
+        <w:rPr>
+          <w:rStyle w:val="VerbatimChar"/>
+        </w:rPr>
+        <w:t xml:space="preserve">WithdrawalAmountField</w:t>
+      </w:r>
+      <w:r>
+        <w:t xml:space="preserve"> </w:t>
+      </w:r>
+      <w:r>
+        <w:rPr>
+          <w:rFonts w:hint="eastAsia"/>
+        </w:rPr>
+        <w:t xml:space="preserve">解析方向正确，不受银行</w:t>
+      </w:r>
+      <w:r>
+        <w:t xml:space="preserve"> Debit/Credit </w:t>
+      </w:r>
+      <w:r>
+        <w:rPr>
+          <w:rFonts w:hint="eastAsia"/>
+        </w:rPr>
+        <w:t xml:space="preserve">视角影响。</w:t>
+      </w:r>
+    </w:p>
+    <w:p>
+      <w:pPr>
+        <w:pStyle w:val="BodyText"/>
+      </w:pPr>
+      <w:r>
+        <w:rPr>
+          <w:rFonts w:hint="eastAsia"/>
+        </w:rPr>
+        <w:t xml:space="preserve">其他：历史未达项(上期凭证行)能进本期候选；已反转凭证行被排除；导入指纹去重(强重复跳过/疑似仅警告)；并发同凭证行重复匹配被</w:t>
+      </w:r>
+      <w:r>
+        <w:t xml:space="preserve"> </w:t>
+      </w:r>
+      <w:r>
+        <w:rPr>
+          <w:rStyle w:val="VerbatimChar"/>
+        </w:rPr>
+        <w:t xml:space="preserve">UX_..._JL</w:t>
+      </w:r>
+      <w:r>
+        <w:t xml:space="preserve"> </w:t>
+      </w:r>
+      <w:r>
+        <w:rPr>
+          <w:rFonts w:hint="eastAsia"/>
+        </w:rPr>
+        <w:t xml:space="preserve">唯一约束/事务挡住（SQLite</w:t>
+      </w:r>
+      <w:r>
+        <w:t xml:space="preserve"> </w:t>
+      </w:r>
+      <w:r>
+        <w:rPr>
+          <w:rFonts w:hint="eastAsia"/>
+        </w:rPr>
+        <w:t xml:space="preserve">层）。末尾</w:t>
       </w:r>
       <w:r>
         <w:t xml:space="preserve"> </w:t>
@@ -12225,16 +15595,25 @@
         <w:rPr>
           <w:rFonts w:hint="eastAsia"/>
         </w:rPr>
-        <w:t xml:space="preserve">（建会话→导入→自动撮合→人工</w:t>
-      </w:r>
-      <w:r>
-        <w:t xml:space="preserve"> </w:t>
-      </w:r>
-      <w:r>
-        <w:rPr>
-          <w:rFonts w:hint="eastAsia"/>
-        </w:rPr>
-        <w:t xml:space="preserve">N:M→生成手续费凭证→调节表平→锁定→验证锁后过账被拒）。</w:t>
+        <w:t xml:space="preserve">（建会话→导入</w:t>
+      </w:r>
+      <w:r>
+        <w:t xml:space="preserve"> </w:t>
+      </w:r>
+      <w:r>
+        <w:rPr>
+          <w:rFonts w:hint="eastAsia"/>
+        </w:rPr>
+        <w:t xml:space="preserve">Preview/Confirm→自动撮合→人工</w:t>
+      </w:r>
+      <w:r>
+        <w:t xml:space="preserve"> </w:t>
+      </w:r>
+      <w:r>
+        <w:rPr>
+          <w:rFonts w:hint="eastAsia"/>
+        </w:rPr>
+        <w:t xml:space="preserve">N:M→生成手续费凭证→调节表平→锁定→验证锁后过账/反冲被拒）。</w:t>
       </w:r>
     </w:p>
     <w:p>
@@ -12510,30 +15889,21 @@
               <w:pStyle w:val="Compact"/>
             </w:pPr>
             <w:r>
-              <w:t xml:space="preserve">E-A4-BANKONLY-DUP</w:t>
-            </w:r>
-          </w:p>
-        </w:tc>
-        <w:tc>
-          <w:tcPr/>
-          <w:p>
-            <w:pPr>
-              <w:pStyle w:val="Compact"/>
-            </w:pPr>
-            <w:r>
-              <w:rPr>
-                <w:rFonts w:hint="eastAsia"/>
-              </w:rPr>
-              <w:t xml:space="preserve">该流水行已生成</w:t>
-            </w:r>
-            <w:r>
-              <w:t xml:space="preserve"> BankRecon </w:t>
-            </w:r>
-            <w:r>
-              <w:rPr>
-                <w:rFonts w:hint="eastAsia"/>
-              </w:rPr>
-              <w:t xml:space="preserve">凭证（幂等拒绝）</w:t>
+              <w:t xml:space="preserve">E-A4-MATCH-005</w:t>
+            </w:r>
+          </w:p>
+        </w:tc>
+        <w:tc>
+          <w:tcPr/>
+          <w:p>
+            <w:pPr>
+              <w:pStyle w:val="Compact"/>
+            </w:pPr>
+            <w:r>
+              <w:rPr>
+                <w:rFonts w:hint="eastAsia"/>
+              </w:rPr>
+              <w:t xml:space="preserve">流水行已被其他匹配组占用</w:t>
             </w:r>
           </w:p>
         </w:tc>
@@ -12546,33 +15916,30 @@
               <w:pStyle w:val="Compact"/>
             </w:pPr>
             <w:r>
-              <w:t xml:space="preserve">E-A4-RECON-001</w:t>
-            </w:r>
-          </w:p>
-        </w:tc>
-        <w:tc>
-          <w:tcPr/>
-          <w:p>
-            <w:pPr>
-              <w:pStyle w:val="Compact"/>
-            </w:pPr>
-            <w:r>
-              <w:t xml:space="preserve">InternalDiff </w:t>
-            </w:r>
-            <w:r>
-              <w:rPr>
-                <w:rFonts w:hint="eastAsia"/>
-              </w:rPr>
-              <w:t xml:space="preserve">或</w:t>
-            </w:r>
-            <w:r>
-              <w:t xml:space="preserve"> ReconciledDiff ≠ </w:t>
-            </w:r>
-            <w:r>
-              <w:rPr>
-                <w:rFonts w:hint="eastAsia"/>
-              </w:rPr>
-              <w:t xml:space="preserve">0，禁止锁定</w:t>
+              <w:t xml:space="preserve">E-A4-BANKONLY-DUP</w:t>
+            </w:r>
+          </w:p>
+        </w:tc>
+        <w:tc>
+          <w:tcPr/>
+          <w:p>
+            <w:pPr>
+              <w:pStyle w:val="Compact"/>
+            </w:pPr>
+            <w:r>
+              <w:rPr>
+                <w:rFonts w:hint="eastAsia"/>
+              </w:rPr>
+              <w:t xml:space="preserve">该流水行已生成</w:t>
+            </w:r>
+            <w:r>
+              <w:t xml:space="preserve"> BankRecon </w:t>
+            </w:r>
+            <w:r>
+              <w:rPr>
+                <w:rFonts w:hint="eastAsia"/>
+              </w:rPr>
+              <w:t xml:space="preserve">凭证（幂等拒绝）</w:t>
             </w:r>
           </w:p>
         </w:tc>
@@ -12585,24 +15952,21 @@
               <w:pStyle w:val="Compact"/>
             </w:pPr>
             <w:r>
-              <w:t xml:space="preserve">E-A4-RECON-002</w:t>
-            </w:r>
-          </w:p>
-        </w:tc>
-        <w:tc>
-          <w:tcPr/>
-          <w:p>
-            <w:pPr>
-              <w:pStyle w:val="Compact"/>
-            </w:pPr>
-            <w:r>
-              <w:rPr>
-                <w:rFonts w:hint="eastAsia"/>
-              </w:rPr>
-              <w:t xml:space="preserve">会计期间已结账，禁止</w:t>
-            </w:r>
-            <w:r>
-              <w:t xml:space="preserve"> Unlock</w:t>
+              <w:t xml:space="preserve">E-A4-STATEMENT-LOCKED</w:t>
+            </w:r>
+          </w:p>
+        </w:tc>
+        <w:tc>
+          <w:tcPr/>
+          <w:p>
+            <w:pPr>
+              <w:pStyle w:val="Compact"/>
+            </w:pPr>
+            <w:r>
+              <w:rPr>
+                <w:rFonts w:hint="eastAsia"/>
+              </w:rPr>
+              <w:t xml:space="preserve">会话已锁定，禁止导入/改行/撮合/生成凭证/标记未达</w:t>
             </w:r>
           </w:p>
         </w:tc>
@@ -12615,6 +15979,75 @@
               <w:pStyle w:val="Compact"/>
             </w:pPr>
             <w:r>
+              <w:t xml:space="preserve">E-A4-RECON-001</w:t>
+            </w:r>
+          </w:p>
+        </w:tc>
+        <w:tc>
+          <w:tcPr/>
+          <w:p>
+            <w:pPr>
+              <w:pStyle w:val="Compact"/>
+            </w:pPr>
+            <w:r>
+              <w:t xml:space="preserve">InternalDiff </w:t>
+            </w:r>
+            <w:r>
+              <w:rPr>
+                <w:rFonts w:hint="eastAsia"/>
+              </w:rPr>
+              <w:t xml:space="preserve">或</w:t>
+            </w:r>
+            <w:r>
+              <w:t xml:space="preserve"> ReconciledDiff ≠ </w:t>
+            </w:r>
+            <w:r>
+              <w:rPr>
+                <w:rFonts w:hint="eastAsia"/>
+              </w:rPr>
+              <w:t xml:space="preserve">0，禁止锁定</w:t>
+            </w:r>
+          </w:p>
+        </w:tc>
+      </w:tr>
+      <w:tr>
+        <w:tc>
+          <w:tcPr/>
+          <w:p>
+            <w:pPr>
+              <w:pStyle w:val="Compact"/>
+            </w:pPr>
+            <w:r>
+              <w:t xml:space="preserve">E-A4-RECON-002</w:t>
+            </w:r>
+          </w:p>
+        </w:tc>
+        <w:tc>
+          <w:tcPr/>
+          <w:p>
+            <w:pPr>
+              <w:pStyle w:val="Compact"/>
+            </w:pPr>
+            <w:r>
+              <w:rPr>
+                <w:rFonts w:hint="eastAsia"/>
+              </w:rPr>
+              <w:t xml:space="preserve">会计期间已结账，禁止</w:t>
+            </w:r>
+            <w:r>
+              <w:t xml:space="preserve"> Unlock</w:t>
+            </w:r>
+          </w:p>
+        </w:tc>
+      </w:tr>
+      <w:tr>
+        <w:tc>
+          <w:tcPr/>
+          <w:p>
+            <w:pPr>
+              <w:pStyle w:val="Compact"/>
+            </w:pPr>
+            <w:r>
               <w:t xml:space="preserve">E-A4-RECON-LOCKED-POSTING</w:t>
             </w:r>
           </w:p>
@@ -12630,6 +16063,78 @@
                 <w:rFonts w:hint="eastAsia"/>
               </w:rPr>
               <w:t xml:space="preserve">该银行账户本期对账已锁定，禁止过账影响银行GL科目的凭证</w:t>
+            </w:r>
+          </w:p>
+        </w:tc>
+      </w:tr>
+      <w:tr>
+        <w:tc>
+          <w:tcPr/>
+          <w:p>
+            <w:pPr>
+              <w:pStyle w:val="Compact"/>
+            </w:pPr>
+            <w:r>
+              <w:t xml:space="preserve">E-A4-RECON-LOCKED-REVERSAL</w:t>
+            </w:r>
+          </w:p>
+        </w:tc>
+        <w:tc>
+          <w:tcPr/>
+          <w:p>
+            <w:pPr>
+              <w:pStyle w:val="Compact"/>
+            </w:pPr>
+            <w:r>
+              <w:rPr>
+                <w:rFonts w:hint="eastAsia"/>
+              </w:rPr>
+              <w:t xml:space="preserve">被反冲凭证已完成锁定银行对账，必须先</w:t>
+            </w:r>
+            <w:r>
+              <w:t xml:space="preserve"> Unlock </w:t>
+            </w:r>
+            <w:r>
+              <w:rPr>
+                <w:rFonts w:hint="eastAsia"/>
+              </w:rPr>
+              <w:t xml:space="preserve">对账会话</w:t>
+            </w:r>
+          </w:p>
+        </w:tc>
+      </w:tr>
+      <w:tr>
+        <w:tc>
+          <w:tcPr/>
+          <w:p>
+            <w:pPr>
+              <w:pStyle w:val="Compact"/>
+            </w:pPr>
+            <w:r>
+              <w:t xml:space="preserve">E-A4-CONCURRENCY-001</w:t>
+            </w:r>
+          </w:p>
+        </w:tc>
+        <w:tc>
+          <w:tcPr/>
+          <w:p>
+            <w:pPr>
+              <w:pStyle w:val="Compact"/>
+            </w:pPr>
+            <w:r>
+              <w:rPr>
+                <w:rFonts w:hint="eastAsia"/>
+              </w:rPr>
+              <w:t xml:space="preserve">当前流水/凭证状态已变化，请刷新后重试（RowVersion</w:t>
+            </w:r>
+            <w:r>
+              <w:t xml:space="preserve"> </w:t>
+            </w:r>
+            <w:r>
+              <w:rPr>
+                <w:rFonts w:hint="eastAsia"/>
+              </w:rPr>
+              <w:t xml:space="preserve">冲突）</w:t>
             </w:r>
           </w:p>
         </w:tc>
@@ -12750,25 +16255,47 @@
     </w:p>
     <w:p>
       <w:pPr>
-        <w:pStyle w:val="FirstParagraph"/>
+        <w:pStyle w:val="Compact"/>
+        <w:numPr>
+          <w:ilvl w:val="0"/>
+          <w:numId w:val="1009"/>
+        </w:numPr>
       </w:pPr>
       <w:r>
+        <w:rPr>
+          <w:b/>
+          <w:bCs/>
+        </w:rPr>
         <w:t xml:space="preserve">A </w:t>
       </w:r>
       <w:r>
         <w:rPr>
           <w:rFonts w:hint="eastAsia"/>
+          <w:b/>
+          <w:bCs/>
         </w:rPr>
         <w:t xml:space="preserve">数据模型</w:t>
       </w:r>
       <w:r>
+        <w:rPr>
+          <w:b/>
+          <w:bCs/>
+        </w:rPr>
         <w:t xml:space="preserve"> + </w:t>
       </w:r>
       <w:r>
         <w:rPr>
           <w:rFonts w:hint="eastAsia"/>
-        </w:rPr>
-        <w:t xml:space="preserve">迁移（5</w:t>
+          <w:b/>
+          <w:bCs/>
+        </w:rPr>
+        <w:t xml:space="preserve">迁移</w:t>
+      </w:r>
+      <w:r>
+        <w:rPr>
+          <w:rFonts w:hint="eastAsia"/>
+        </w:rPr>
+        <w:t xml:space="preserve">：5</w:t>
       </w:r>
       <w:r>
         <w:t xml:space="preserve"> </w:t>
@@ -12780,22 +16307,203 @@
         <w:t xml:space="preserve">实体</w:t>
       </w:r>
       <w:r>
+        <w:t xml:space="preserve"> +</w:t>
+      </w:r>
+      <w:r>
+        <w:t xml:space="preserve"> </w:t>
+      </w:r>
+      <w:r>
+        <w:rPr>
+          <w:rStyle w:val="VerbatimChar"/>
+        </w:rPr>
+        <w:t xml:space="preserve">VoucherSource.BankRecon=7</w:t>
+      </w:r>
+      <w:r>
+        <w:t xml:space="preserve"> </w:t>
+      </w:r>
+      <w:r>
+        <w:t xml:space="preserve">+</w:t>
+      </w:r>
+      <w:r>
+        <w:t xml:space="preserve"> </w:t>
+      </w:r>
+      <w:r>
+        <w:rPr>
+          <w:rStyle w:val="VerbatimChar"/>
+          <w:b/>
+          <w:bCs/>
+        </w:rPr>
+        <w:t xml:space="preserve">RowVersion</w:t>
+      </w:r>
+      <w:r>
+        <w:rPr>
+          <w:b/>
+          <w:bCs/>
+        </w:rPr>
+        <w:t xml:space="preserve">(4 </w:t>
+      </w:r>
+      <w:r>
+        <w:rPr>
+          <w:rFonts w:hint="eastAsia"/>
+          <w:b/>
+          <w:bCs/>
+        </w:rPr>
+        <w:t xml:space="preserve">实体)</w:t>
+      </w:r>
+      <w:r>
+        <w:t xml:space="preserve"> </w:t>
+      </w:r>
+      <w:r>
+        <w:t xml:space="preserve">+</w:t>
+      </w:r>
+      <w:r>
+        <w:t xml:space="preserve"> </w:t>
+      </w:r>
+      <w:r>
+        <w:rPr>
+          <w:b/>
+          <w:bCs/>
+        </w:rPr>
+        <w:t xml:space="preserve">Lock </w:t>
+      </w:r>
+      <w:r>
+        <w:rPr>
+          <w:rFonts w:hint="eastAsia"/>
+          <w:b/>
+          <w:bCs/>
+        </w:rPr>
+        <w:t xml:space="preserve">快照字段</w:t>
+      </w:r>
+      <w:r>
+        <w:t xml:space="preserve"> </w:t>
+      </w:r>
+      <w:r>
+        <w:t xml:space="preserve">+</w:t>
+      </w:r>
+      <w:r>
+        <w:t xml:space="preserve"> </w:t>
+      </w:r>
+      <w:r>
+        <w:rPr>
+          <w:rStyle w:val="VerbatimChar"/>
+          <w:b/>
+          <w:bCs/>
+        </w:rPr>
+        <w:t xml:space="preserve">DepositAmountField</w:t>
+      </w:r>
+      <w:r>
+        <w:rPr>
+          <w:b/>
+          <w:bCs/>
+        </w:rPr>
+        <w:t xml:space="preserve">/</w:t>
+      </w:r>
+      <w:r>
+        <w:rPr>
+          <w:rStyle w:val="VerbatimChar"/>
+          <w:b/>
+          <w:bCs/>
+        </w:rPr>
+        <w:t xml:space="preserve">WithdrawalAmountField</w:t>
+      </w:r>
+      <w:r>
+        <w:rPr>
+          <w:b/>
+          <w:bCs/>
+        </w:rPr>
+        <w:t xml:space="preserve"> </w:t>
+      </w:r>
+      <w:r>
+        <w:rPr>
+          <w:rFonts w:hint="eastAsia"/>
+          <w:b/>
+          <w:bCs/>
+        </w:rPr>
+        <w:t xml:space="preserve">命名</w:t>
+      </w:r>
+      <w:r>
+        <w:t xml:space="preserve"> </w:t>
+      </w:r>
+      <w:r>
+        <w:t xml:space="preserve">+</w:t>
+      </w:r>
+      <w:r>
+        <w:t xml:space="preserve"> </w:t>
+      </w:r>
+      <w:r>
+        <w:rPr>
+          <w:rFonts w:hint="eastAsia"/>
+          <w:b/>
+          <w:bCs/>
+        </w:rPr>
+        <w:t xml:space="preserve">金额精度统一</w:t>
+      </w:r>
+      <w:r>
+        <w:rPr>
+          <w:b/>
+          <w:bCs/>
+        </w:rPr>
+        <w:t xml:space="preserve"> decimal(18,2)</w:t>
+      </w:r>
+      <w:r>
+        <w:t xml:space="preserve"> </w:t>
+      </w:r>
+      <w:r>
+        <w:t xml:space="preserve">+ </w:t>
+      </w:r>
+      <w:r>
+        <w:rPr>
+          <w:rFonts w:hint="eastAsia"/>
+        </w:rPr>
+        <w:t xml:space="preserve">错误码枚举</w:t>
+      </w:r>
+      <w:r>
+        <w:t xml:space="preserve"> / i18n key </w:t>
+      </w:r>
+      <w:r>
+        <w:rPr>
+          <w:rFonts w:hint="eastAsia"/>
+        </w:rPr>
+        <w:t xml:space="preserve">预留。</w:t>
+      </w:r>
+    </w:p>
+    <w:p>
+      <w:pPr>
+        <w:pStyle w:val="Compact"/>
+        <w:numPr>
+          <w:ilvl w:val="0"/>
+          <w:numId w:val="1009"/>
+        </w:numPr>
+      </w:pPr>
+      <w:r>
+        <w:rPr>
+          <w:b/>
+          <w:bCs/>
+        </w:rPr>
+        <w:t xml:space="preserve">B </w:t>
+      </w:r>
+      <w:r>
+        <w:rPr>
+          <w:rFonts w:hint="eastAsia"/>
+          <w:b/>
+          <w:bCs/>
+        </w:rPr>
+        <w:t xml:space="preserve">导入</w:t>
+      </w:r>
+      <w:r>
+        <w:rPr>
+          <w:rFonts w:hint="eastAsia"/>
+        </w:rPr>
+        <w:t xml:space="preserve">：Profile</w:t>
+      </w:r>
+      <w:r>
         <w:t xml:space="preserve"> + </w:t>
       </w:r>
       <w:r>
         <w:rPr>
           <w:rFonts w:hint="eastAsia"/>
         </w:rPr>
-        <w:t xml:space="preserve">VoucherSource.BankRecon）→</w:t>
-      </w:r>
-      <w:r>
-        <w:t xml:space="preserve"> B </w:t>
-      </w:r>
-      <w:r>
-        <w:rPr>
-          <w:rFonts w:hint="eastAsia"/>
-        </w:rPr>
-        <w:t xml:space="preserve">导入(Profile</w:t>
+        <w:t xml:space="preserve">解析器</w:t>
       </w:r>
       <w:r>
         <w:t xml:space="preserve"> + </w:t>
@@ -12804,25 +16512,46 @@
         <w:rPr>
           <w:rFonts w:hint="eastAsia"/>
         </w:rPr>
-        <w:t xml:space="preserve">解析器</w:t>
-      </w:r>
-      <w:r>
-        <w:t xml:space="preserve"> + Preview/Confirm + </w:t>
-      </w:r>
-      <w:r>
-        <w:rPr>
-          <w:rFonts w:hint="eastAsia"/>
-        </w:rPr>
-        <w:t xml:space="preserve">去重)</w:t>
-      </w:r>
-      <w:r>
-        <w:t xml:space="preserve"> → C </w:t>
-      </w:r>
-      <w:r>
-        <w:rPr>
-          <w:rFonts w:hint="eastAsia"/>
-        </w:rPr>
-        <w:t xml:space="preserve">撮合引擎(SignedAmount</w:t>
+        <w:t xml:space="preserve">Preview/Confirm（失败行不落库）+</w:t>
+      </w:r>
+      <w:r>
+        <w:t xml:space="preserve"> </w:t>
+      </w:r>
+      <w:r>
+        <w:rPr>
+          <w:rFonts w:hint="eastAsia"/>
+        </w:rPr>
+        <w:t xml:space="preserve">指纹去重。</w:t>
+      </w:r>
+    </w:p>
+    <w:p>
+      <w:pPr>
+        <w:pStyle w:val="Compact"/>
+        <w:numPr>
+          <w:ilvl w:val="0"/>
+          <w:numId w:val="1009"/>
+        </w:numPr>
+      </w:pPr>
+      <w:r>
+        <w:rPr>
+          <w:b/>
+          <w:bCs/>
+        </w:rPr>
+        <w:t xml:space="preserve">C </w:t>
+      </w:r>
+      <w:r>
+        <w:rPr>
+          <w:rFonts w:hint="eastAsia"/>
+          <w:b/>
+          <w:bCs/>
+        </w:rPr>
+        <w:t xml:space="preserve">撮合引擎</w:t>
+      </w:r>
+      <w:r>
+        <w:rPr>
+          <w:rFonts w:hint="eastAsia"/>
+        </w:rPr>
+        <w:t xml:space="preserve">：SignedAmount(计算属性)</w:t>
       </w:r>
       <w:r>
         <w:t xml:space="preserve"> + </w:t>
@@ -12831,10 +16560,19 @@
         <w:rPr>
           <w:rFonts w:hint="eastAsia"/>
         </w:rPr>
-        <w:t xml:space="preserve">候选</w:t>
-      </w:r>
-      <w:r>
-        <w:t xml:space="preserve"> + Phase1/2 + </w:t>
+        <w:t xml:space="preserve">候选(含历史未达/外币原币/反转排除)</w:t>
+      </w:r>
+      <w:r>
+        <w:t xml:space="preserve"> + </w:t>
+      </w:r>
+      <w:r>
+        <w:rPr>
+          <w:rFonts w:hint="eastAsia"/>
+        </w:rPr>
+        <w:t xml:space="preserve">Phase1/2(唯一解)</w:t>
+      </w:r>
+      <w:r>
+        <w:t xml:space="preserve"> + </w:t>
       </w:r>
       <w:r>
         <w:rPr>
@@ -12843,76 +16581,293 @@
         <w:t xml:space="preserve">人工</w:t>
       </w:r>
       <w:r>
-        <w:t xml:space="preserve"> N:M + Unmatch) → D </w:t>
-      </w:r>
-      <w:r>
-        <w:rPr>
-          <w:rFonts w:hint="eastAsia"/>
-        </w:rPr>
-        <w:t xml:space="preserve">单边项(生成幂等+反冲</w:t>
-      </w:r>
-      <w:r>
-        <w:t xml:space="preserve"> / </w:t>
-      </w:r>
-      <w:r>
-        <w:rPr>
-          <w:rFonts w:hint="eastAsia"/>
-        </w:rPr>
-        <w:t xml:space="preserve">标记)</w:t>
-      </w:r>
-      <w:r>
+        <w:t xml:space="preserve"> N:M + Unmatch。</w:t>
+      </w:r>
+    </w:p>
+    <w:p>
+      <w:pPr>
+        <w:pStyle w:val="Compact"/>
+        <w:numPr>
+          <w:ilvl w:val="0"/>
+          <w:numId w:val="1009"/>
+        </w:numPr>
+      </w:pPr>
+      <w:r>
+        <w:rPr>
+          <w:b/>
+          <w:bCs/>
+        </w:rPr>
+        <w:t xml:space="preserve">D </w:t>
+      </w:r>
+      <w:r>
+        <w:rPr>
+          <w:rFonts w:hint="eastAsia"/>
+          <w:b/>
+          <w:bCs/>
+        </w:rPr>
+        <w:t xml:space="preserve">单边项</w:t>
+      </w:r>
+      <w:r>
+        <w:rPr>
+          <w:b/>
+          <w:bCs/>
+        </w:rPr>
         <w:t xml:space="preserve"> + </w:t>
       </w:r>
       <w:r>
         <w:rPr>
           <w:rFonts w:hint="eastAsia"/>
-        </w:rPr>
-        <w:t xml:space="preserve">调节表(双向公式)</w:t>
-      </w:r>
-      <w:r>
-        <w:t xml:space="preserve"> → E </w:t>
-      </w:r>
-      <w:r>
-        <w:rPr>
-          <w:rFonts w:hint="eastAsia"/>
+          <w:b/>
+          <w:bCs/>
+        </w:rPr>
+        <w:t xml:space="preserve">调节表</w:t>
+      </w:r>
+      <w:r>
+        <w:rPr>
+          <w:rFonts w:hint="eastAsia"/>
+        </w:rPr>
+        <w:t xml:space="preserve">：</w:t>
+      </w:r>
+      <w:r>
+        <w:rPr>
+          <w:rStyle w:val="VerbatimChar"/>
+        </w:rPr>
+        <w:t xml:space="preserve">GenerateBankOnlyVoucher</w:t>
+      </w:r>
+      <w:r>
+        <w:t xml:space="preserve"> </w:t>
+      </w:r>
+      <w:r>
+        <w:rPr>
+          <w:rFonts w:hint="eastAsia"/>
+          <w:b/>
+          <w:bCs/>
+        </w:rPr>
+        <w:t xml:space="preserve">单条事务</w:t>
+      </w:r>
+      <w:r>
+        <w:rPr>
+          <w:b/>
+          <w:bCs/>
+        </w:rPr>
+        <w:t xml:space="preserve"> + </w:t>
+      </w:r>
+      <w:r>
+        <w:rPr>
+          <w:rFonts w:hint="eastAsia"/>
+          <w:b/>
+          <w:bCs/>
+        </w:rPr>
+        <w:t xml:space="preserve">批量逐行执行</w:t>
+      </w:r>
+      <w:r>
+        <w:rPr>
+          <w:b/>
+          <w:bCs/>
+        </w:rPr>
+        <w:t xml:space="preserve"> + </w:t>
+      </w:r>
+      <w:r>
+        <w:rPr>
+          <w:rFonts w:hint="eastAsia"/>
+          <w:b/>
+          <w:bCs/>
+        </w:rPr>
+        <w:t xml:space="preserve">反冲后重生成(清空再写新</w:t>
+      </w:r>
+      <w:r>
+        <w:rPr>
+          <w:b/>
+          <w:bCs/>
+        </w:rPr>
+        <w:t xml:space="preserve"> GeneratedJournalEntryId)</w:t>
+      </w:r>
+      <w:r>
+        <w:t xml:space="preserve"> </w:t>
+      </w:r>
+      <w:r>
+        <w:t xml:space="preserve">+ </w:t>
+      </w:r>
+      <w:r>
+        <w:rPr>
+          <w:rFonts w:hint="eastAsia"/>
+        </w:rPr>
+        <w:t xml:space="preserve">标记未达；调节表</w:t>
+      </w:r>
+      <w:r>
+        <w:rPr>
+          <w:rFonts w:hint="eastAsia"/>
+          <w:b/>
+          <w:bCs/>
+        </w:rPr>
+        <w:t xml:space="preserve">双向公式</w:t>
+      </w:r>
+      <w:r>
+        <w:rPr>
+          <w:b/>
+          <w:bCs/>
+        </w:rPr>
+        <w:t xml:space="preserve"> + </w:t>
+      </w:r>
+      <w:r>
+        <w:rPr>
+          <w:rFonts w:hint="eastAsia"/>
+          <w:b/>
+          <w:bCs/>
+        </w:rPr>
+        <w:t xml:space="preserve">实时重算</w:t>
+      </w:r>
+      <w:r>
+        <w:rPr>
+          <w:b/>
+          <w:bCs/>
+        </w:rPr>
+        <w:t xml:space="preserve"> + </w:t>
+      </w:r>
+      <w:r>
+        <w:rPr>
+          <w:rFonts w:hint="eastAsia"/>
+          <w:b/>
+          <w:bCs/>
+        </w:rPr>
+        <w:t xml:space="preserve">外币原币口径</w:t>
+      </w:r>
+      <w:r>
+        <w:t xml:space="preserve">。</w:t>
+      </w:r>
+    </w:p>
+    <w:p>
+      <w:pPr>
+        <w:pStyle w:val="Compact"/>
+        <w:numPr>
+          <w:ilvl w:val="0"/>
+          <w:numId w:val="1009"/>
+        </w:numPr>
+      </w:pPr>
+      <w:r>
+        <w:rPr>
+          <w:b/>
+          <w:bCs/>
+        </w:rPr>
+        <w:t xml:space="preserve">E </w:t>
+      </w:r>
+      <w:r>
+        <w:rPr>
+          <w:rFonts w:hint="eastAsia"/>
+          <w:b/>
+          <w:bCs/>
         </w:rPr>
         <w:t xml:space="preserve">锁定</w:t>
       </w:r>
       <w:r>
+        <w:rPr>
+          <w:b/>
+          <w:bCs/>
+        </w:rPr>
         <w:t xml:space="preserve"> + </w:t>
       </w:r>
       <w:r>
         <w:rPr>
           <w:rFonts w:hint="eastAsia"/>
-        </w:rPr>
-        <w:t xml:space="preserve">过账守卫(JournalEntryService</w:t>
-      </w:r>
-      <w:r>
-        <w:t xml:space="preserve"> </w:t>
-      </w:r>
-      <w:r>
-        <w:rPr>
-          <w:rFonts w:hint="eastAsia"/>
-        </w:rPr>
-        <w:t xml:space="preserve">钩子)</w:t>
-      </w:r>
-      <w:r>
-        <w:t xml:space="preserve"> + Unlock → F </w:t>
-      </w:r>
-      <w:r>
-        <w:rPr>
-          <w:rFonts w:hint="eastAsia"/>
-        </w:rPr>
-        <w:t xml:space="preserve">权限/审计/API/控制器</w:t>
-      </w:r>
-      <w:r>
-        <w:t xml:space="preserve"> → G </w:t>
-      </w:r>
-      <w:r>
-        <w:rPr>
-          <w:rFonts w:hint="eastAsia"/>
-        </w:rPr>
-        <w:t xml:space="preserve">前端(撮合台</w:t>
+          <w:b/>
+          <w:bCs/>
+        </w:rPr>
+        <w:t xml:space="preserve">过账守卫</w:t>
+      </w:r>
+      <w:r>
+        <w:rPr>
+          <w:rFonts w:hint="eastAsia"/>
+        </w:rPr>
+        <w:t xml:space="preserve">：Post/AutoPost</w:t>
+      </w:r>
+      <w:r>
+        <w:t xml:space="preserve"> </w:t>
+      </w:r>
+      <w:r>
+        <w:rPr>
+          <w:rFonts w:hint="eastAsia"/>
+        </w:rPr>
+        <w:t xml:space="preserve">守卫</w:t>
+      </w:r>
+      <w:r>
+        <w:t xml:space="preserve"> +</w:t>
+      </w:r>
+      <w:r>
+        <w:t xml:space="preserve"> </w:t>
+      </w:r>
+      <w:r>
+        <w:rPr>
+          <w:rStyle w:val="VerbatimChar"/>
+          <w:b/>
+          <w:bCs/>
+        </w:rPr>
+        <w:t xml:space="preserve">ReverseAsync</w:t>
+      </w:r>
+      <w:r>
+        <w:rPr>
+          <w:b/>
+          <w:bCs/>
+        </w:rPr>
+        <w:t xml:space="preserve"> </w:t>
+      </w:r>
+      <w:r>
+        <w:rPr>
+          <w:rFonts w:hint="eastAsia"/>
+          <w:b/>
+          <w:bCs/>
+        </w:rPr>
+        <w:t xml:space="preserve">对已锁定原凭证的守卫</w:t>
+      </w:r>
+      <w:r>
+        <w:t xml:space="preserve"> </w:t>
+      </w:r>
+      <w:r>
+        <w:t xml:space="preserve">+ Lock</w:t>
+      </w:r>
+      <w:r>
+        <w:t xml:space="preserve"> </w:t>
+      </w:r>
+      <w:r>
+        <w:rPr>
+          <w:rFonts w:hint="eastAsia"/>
+          <w:b/>
+          <w:bCs/>
+        </w:rPr>
+        <w:t xml:space="preserve">实时重算并写快照</w:t>
+      </w:r>
+      <w:r>
+        <w:t xml:space="preserve"> </w:t>
+      </w:r>
+      <w:r>
+        <w:t xml:space="preserve">+ </w:t>
+      </w:r>
+      <w:r>
+        <w:rPr>
+          <w:rFonts w:hint="eastAsia"/>
+        </w:rPr>
+        <w:t xml:space="preserve">Unlock(期间未结账)。</w:t>
+      </w:r>
+    </w:p>
+    <w:p>
+      <w:pPr>
+        <w:pStyle w:val="Compact"/>
+        <w:numPr>
+          <w:ilvl w:val="0"/>
+          <w:numId w:val="1009"/>
+        </w:numPr>
+      </w:pPr>
+      <w:r>
+        <w:rPr>
+          <w:b/>
+          <w:bCs/>
+        </w:rPr>
+        <w:t xml:space="preserve">F</w:t>
+      </w:r>
+      <w:r>
+        <w:rPr>
+          <w:rFonts w:hint="eastAsia"/>
+        </w:rPr>
+        <w:t xml:space="preserve">：操作级权限</w:t>
       </w:r>
       <w:r>
         <w:t xml:space="preserve"> + </w:t>
@@ -12921,6 +16876,54 @@
         <w:rPr>
           <w:rFonts w:hint="eastAsia"/>
         </w:rPr>
+        <w:t xml:space="preserve">审计日志</w:t>
+      </w:r>
+      <w:r>
+        <w:t xml:space="preserve"> + </w:t>
+      </w:r>
+      <w:r>
+        <w:rPr>
+          <w:rFonts w:hint="eastAsia"/>
+        </w:rPr>
+        <w:t xml:space="preserve">API/控制器。</w:t>
+      </w:r>
+    </w:p>
+    <w:p>
+      <w:pPr>
+        <w:pStyle w:val="Compact"/>
+        <w:numPr>
+          <w:ilvl w:val="0"/>
+          <w:numId w:val="1009"/>
+        </w:numPr>
+      </w:pPr>
+      <w:r>
+        <w:rPr>
+          <w:b/>
+          <w:bCs/>
+        </w:rPr>
+        <w:t xml:space="preserve">G </w:t>
+      </w:r>
+      <w:r>
+        <w:rPr>
+          <w:rFonts w:hint="eastAsia"/>
+          <w:b/>
+          <w:bCs/>
+        </w:rPr>
+        <w:t xml:space="preserve">前端</w:t>
+      </w:r>
+      <w:r>
+        <w:rPr>
+          <w:rFonts w:hint="eastAsia"/>
+        </w:rPr>
+        <w:t xml:space="preserve">：撮合台</w:t>
+      </w:r>
+      <w:r>
+        <w:t xml:space="preserve"> + </w:t>
+      </w:r>
+      <w:r>
+        <w:rPr>
+          <w:rFonts w:hint="eastAsia"/>
+        </w:rPr>
         <w:t xml:space="preserve">会话</w:t>
       </w:r>
       <w:r>
@@ -12933,43 +16936,169 @@
         <w:t xml:space="preserve">模板</w:t>
       </w:r>
       <w:r>
+        <w:t xml:space="preserve"> +</w:t>
+      </w:r>
+      <w:r>
+        <w:t xml:space="preserve"> </w:t>
+      </w:r>
+      <w:r>
+        <w:rPr>
+          <w:rFonts w:hint="eastAsia"/>
+          <w:b/>
+          <w:bCs/>
+        </w:rPr>
+        <w:t xml:space="preserve">并发冲突</w:t>
+      </w:r>
+      <w:r>
+        <w:rPr>
+          <w:b/>
+          <w:bCs/>
+        </w:rPr>
+        <w:t xml:space="preserve"> </w:t>
+      </w:r>
+      <w:r>
+        <w:rPr>
+          <w:rFonts w:hint="eastAsia"/>
+          <w:b/>
+          <w:bCs/>
+        </w:rPr>
+        <w:t xml:space="preserve">UX(带</w:t>
+      </w:r>
+      <w:r>
+        <w:rPr>
+          <w:b/>
+          <w:bCs/>
+        </w:rPr>
+        <w:t xml:space="preserve"> </w:t>
+      </w:r>
+      <w:r>
+        <w:rPr>
+          <w:rFonts w:hint="eastAsia"/>
+          <w:b/>
+          <w:bCs/>
+        </w:rPr>
+        <w:t xml:space="preserve">RowVersion+刷新重试)</w:t>
+      </w:r>
+      <w:r>
+        <w:t xml:space="preserve"> </w:t>
+      </w:r>
+      <w:r>
+        <w:t xml:space="preserve">+</w:t>
+      </w:r>
+      <w:r>
+        <w:t xml:space="preserve"> </w:t>
+      </w:r>
+      <w:r>
+        <w:rPr>
+          <w:rFonts w:hint="eastAsia"/>
+          <w:b/>
+          <w:bCs/>
+        </w:rPr>
+        <w:t xml:space="preserve">锁定前调节表确认对话框</w:t>
+      </w:r>
+      <w:r>
+        <w:t xml:space="preserve"> </w:t>
+      </w:r>
+      <w:r>
+        <w:t xml:space="preserve">+ </w:t>
+      </w:r>
+      <w:r>
+        <w:rPr>
+          <w:rFonts w:hint="eastAsia"/>
+        </w:rPr>
+        <w:t xml:space="preserve">菜单/五语</w:t>
+      </w:r>
+      <w:r>
+        <w:t xml:space="preserve"> i18n。</w:t>
+      </w:r>
+    </w:p>
+    <w:p>
+      <w:pPr>
+        <w:pStyle w:val="Compact"/>
+        <w:numPr>
+          <w:ilvl w:val="0"/>
+          <w:numId w:val="1009"/>
+        </w:numPr>
+      </w:pPr>
+      <w:r>
+        <w:rPr>
+          <w:b/>
+          <w:bCs/>
+        </w:rPr>
+        <w:t xml:space="preserve">H </w:t>
+      </w:r>
+      <w:r>
+        <w:rPr>
+          <w:rFonts w:hint="eastAsia"/>
+          <w:b/>
+          <w:bCs/>
+        </w:rPr>
+        <w:t xml:space="preserve">分层测试</w:t>
+      </w:r>
+      <w:r>
+        <w:rPr>
+          <w:rFonts w:hint="eastAsia"/>
+        </w:rPr>
+        <w:t xml:space="preserve">：SQLite</w:t>
+      </w:r>
+      <w:r>
+        <w:t xml:space="preserve"> </w:t>
+      </w:r>
+      <w:r>
+        <w:rPr>
+          <w:rFonts w:hint="eastAsia"/>
+        </w:rPr>
+        <w:t xml:space="preserve">覆盖唯一约束/并发/锁后过账/</w:t>
+      </w:r>
+      <w:r>
+        <w:rPr>
+          <w:rFonts w:hint="eastAsia"/>
+          <w:b/>
+          <w:bCs/>
+        </w:rPr>
+        <w:t xml:space="preserve">锁定后反冲拒绝</w:t>
+      </w:r>
+      <w:r>
+        <w:rPr>
+          <w:rFonts w:hint="eastAsia"/>
+        </w:rPr>
+        <w:t xml:space="preserve">/单边项事务回滚；InMemory</w:t>
+      </w:r>
+      <w:r>
+        <w:t xml:space="preserve"> </w:t>
+      </w:r>
+      <w:r>
+        <w:rPr>
+          <w:rFonts w:hint="eastAsia"/>
+        </w:rPr>
+        <w:t xml:space="preserve">覆盖公式/撮合/状态机；AC-001~010</w:t>
+      </w:r>
+      <w:r>
         <w:t xml:space="preserve"> + </w:t>
       </w:r>
       <w:r>
         <w:rPr>
           <w:rFonts w:hint="eastAsia"/>
         </w:rPr>
-        <w:t xml:space="preserve">并发UX</w:t>
-      </w:r>
-      <w:r>
-        <w:t xml:space="preserve"> + </w:t>
-      </w:r>
-      <w:r>
-        <w:rPr>
-          <w:rFonts w:hint="eastAsia"/>
-        </w:rPr>
-        <w:t xml:space="preserve">锁定确认)</w:t>
-      </w:r>
-      <w:r>
-        <w:t xml:space="preserve"> + </w:t>
-      </w:r>
-      <w:r>
-        <w:rPr>
-          <w:rFonts w:hint="eastAsia"/>
-        </w:rPr>
-        <w:t xml:space="preserve">菜单/五语</w:t>
-      </w:r>
-      <w:r>
-        <w:t xml:space="preserve"> i18n → H </w:t>
-      </w:r>
-      <w:r>
-        <w:rPr>
-          <w:rFonts w:hint="eastAsia"/>
-        </w:rPr>
-        <w:t xml:space="preserve">分层测试(InMemory</w:t>
-      </w:r>
-      <w:r>
-        <w:t xml:space="preserve"> + SQLite, AC-001~010) + gstack QA。</w:t>
+        <w:t xml:space="preserve">补充</w:t>
+      </w:r>
+      <w:r>
+        <w:t xml:space="preserve"> 8 </w:t>
+      </w:r>
+      <w:r>
+        <w:rPr>
+          <w:rFonts w:hint="eastAsia"/>
+        </w:rPr>
+        <w:t xml:space="preserve">用例；gstack</w:t>
+      </w:r>
+      <w:r>
+        <w:t xml:space="preserve"> </w:t>
+      </w:r>
+      <w:r>
+        <w:rPr>
+          <w:rFonts w:hint="eastAsia"/>
+        </w:rPr>
+        <w:t xml:space="preserve">端到端。</w:t>
       </w:r>
     </w:p>
     <w:p>
@@ -13338,34 +17467,7 @@
     <w:abstractNumId w:val="991"/>
   </w:num>
   <w:num w:numId="1003">
-    <w:abstractNumId w:val="99411"/>
-    <w:lvlOverride w:ilvl="0">
-      <w:startOverride w:val="1"/>
-    </w:lvlOverride>
-    <w:lvlOverride w:ilvl="1">
-      <w:startOverride w:val="1"/>
-    </w:lvlOverride>
-    <w:lvlOverride w:ilvl="2">
-      <w:startOverride w:val="1"/>
-    </w:lvlOverride>
-    <w:lvlOverride w:ilvl="3">
-      <w:startOverride w:val="1"/>
-    </w:lvlOverride>
-    <w:lvlOverride w:ilvl="4">
-      <w:startOverride w:val="1"/>
-    </w:lvlOverride>
-    <w:lvlOverride w:ilvl="5">
-      <w:startOverride w:val="1"/>
-    </w:lvlOverride>
-    <w:lvlOverride w:ilvl="6">
-      <w:startOverride w:val="1"/>
-    </w:lvlOverride>
-    <w:lvlOverride w:ilvl="7">
-      <w:startOverride w:val="1"/>
-    </w:lvlOverride>
-    <w:lvlOverride w:ilvl="8">
-      <w:startOverride w:val="1"/>
-    </w:lvlOverride>
+    <w:abstractNumId w:val="991"/>
   </w:num>
   <w:num w:numId="1004">
     <w:abstractNumId w:val="99411"/>
@@ -13398,12 +17500,45 @@
     </w:lvlOverride>
   </w:num>
   <w:num w:numId="1005">
-    <w:abstractNumId w:val="991"/>
+    <w:abstractNumId w:val="99411"/>
+    <w:lvlOverride w:ilvl="0">
+      <w:startOverride w:val="1"/>
+    </w:lvlOverride>
+    <w:lvlOverride w:ilvl="1">
+      <w:startOverride w:val="1"/>
+    </w:lvlOverride>
+    <w:lvlOverride w:ilvl="2">
+      <w:startOverride w:val="1"/>
+    </w:lvlOverride>
+    <w:lvlOverride w:ilvl="3">
+      <w:startOverride w:val="1"/>
+    </w:lvlOverride>
+    <w:lvlOverride w:ilvl="4">
+      <w:startOverride w:val="1"/>
+    </w:lvlOverride>
+    <w:lvlOverride w:ilvl="5">
+      <w:startOverride w:val="1"/>
+    </w:lvlOverride>
+    <w:lvlOverride w:ilvl="6">
+      <w:startOverride w:val="1"/>
+    </w:lvlOverride>
+    <w:lvlOverride w:ilvl="7">
+      <w:startOverride w:val="1"/>
+    </w:lvlOverride>
+    <w:lvlOverride w:ilvl="8">
+      <w:startOverride w:val="1"/>
+    </w:lvlOverride>
   </w:num>
   <w:num w:numId="1006">
     <w:abstractNumId w:val="991"/>
   </w:num>
   <w:num w:numId="1007">
+    <w:abstractNumId w:val="991"/>
+  </w:num>
+  <w:num w:numId="1008">
+    <w:abstractNumId w:val="991"/>
+  </w:num>
+  <w:num w:numId="1009">
     <w:abstractNumId w:val="991"/>
   </w:num>
 </w:numbering>
